--- a/CIIC5015FinalExam.docx
+++ b/CIIC5015FinalExam.docx
@@ -127,6 +127,17 @@
         </w:rPr>
         <w:t xml:space="preserve">Repository: </w:t>
       </w:r>
+      <w:hyperlink r:id="rId5" w:history="1">
+        <w:r>
+          <w:rPr>
+            <w:rStyle w:val="Hipervnculo"/>
+            <w:rFonts w:ascii="Times New Roman" w:hAnsi="Times New Roman" w:cs="Times New Roman"/>
+            <w:b/>
+            <w:bCs/>
+          </w:rPr>
+          <w:t>https://github.com/luisehs/AttentionUsingTansformer.git</w:t>
+        </w:r>
+      </w:hyperlink>
     </w:p>
     <w:p>
       <w:pPr>
@@ -155,6 +166,9 @@
         <w:spacing w:line="240" w:lineRule="auto"/>
       </w:pPr>
       <w:r>
+        <w:rPr>
+          <w:noProof/>
+        </w:rPr>
         <w:drawing>
           <wp:inline distT="0" distB="0" distL="0" distR="0" wp14:anchorId="717551AA" wp14:editId="75992C0B">
             <wp:extent cx="5943600" cy="638175"/>
@@ -171,7 +185,7 @@
                     <pic:cNvPicPr/>
                   </pic:nvPicPr>
                   <pic:blipFill>
-                    <a:blip r:embed="rId5"/>
+                    <a:blip r:embed="rId6"/>
                     <a:stretch>
                       <a:fillRect/>
                     </a:stretch>
@@ -217,6 +231,9 @@
         <w:br/>
       </w:r>
       <w:r>
+        <w:rPr>
+          <w:noProof/>
+        </w:rPr>
         <w:drawing>
           <wp:inline distT="0" distB="0" distL="0" distR="0" wp14:anchorId="1D83B34D" wp14:editId="4F7864C5">
             <wp:extent cx="5943600" cy="794385"/>
@@ -233,7 +250,7 @@
                     <pic:cNvPicPr/>
                   </pic:nvPicPr>
                   <pic:blipFill>
-                    <a:blip r:embed="rId6"/>
+                    <a:blip r:embed="rId7"/>
                     <a:stretch>
                       <a:fillRect/>
                     </a:stretch>
@@ -289,6 +306,7 @@
         </w:rPr>
         <w:t xml:space="preserve"> </w:t>
       </w:r>
+      <w:proofErr w:type="spellStart"/>
       <w:r>
         <w:rPr>
           <w:rFonts w:ascii="Consolas" w:eastAsia="Times New Roman" w:hAnsi="Consolas" w:cs="Times New Roman"/>
@@ -300,6 +318,7 @@
         </w:rPr>
         <w:t>Transformer_Block</w:t>
       </w:r>
+      <w:proofErr w:type="spellEnd"/>
       <w:r>
         <w:rPr>
           <w:rFonts w:ascii="Consolas" w:eastAsia="Times New Roman" w:hAnsi="Consolas" w:cs="Times New Roman"/>
@@ -311,6 +330,8 @@
         </w:rPr>
         <w:t>(</w:t>
       </w:r>
+      <w:proofErr w:type="spellStart"/>
+      <w:proofErr w:type="gramStart"/>
       <w:r>
         <w:rPr>
           <w:rFonts w:ascii="Consolas" w:eastAsia="Times New Roman" w:hAnsi="Consolas" w:cs="Times New Roman"/>
@@ -344,6 +365,8 @@
         </w:rPr>
         <w:t>Module</w:t>
       </w:r>
+      <w:proofErr w:type="spellEnd"/>
+      <w:proofErr w:type="gramEnd"/>
       <w:r>
         <w:rPr>
           <w:rFonts w:ascii="Consolas" w:eastAsia="Times New Roman" w:hAnsi="Consolas" w:cs="Times New Roman"/>
@@ -411,7 +434,43 @@
           <w:szCs w:val="21"/>
           <w14:ligatures w14:val="none"/>
         </w:rPr>
-        <w:t>__init__</w:t>
+        <w:t>__</w:t>
+      </w:r>
+      <w:proofErr w:type="spellStart"/>
+      <w:r>
+        <w:rPr>
+          <w:rFonts w:ascii="Consolas" w:eastAsia="Times New Roman" w:hAnsi="Consolas" w:cs="Times New Roman"/>
+          <w:color w:val="795E26"/>
+          <w:kern w:val="0"/>
+          <w:sz w:val="21"/>
+          <w:szCs w:val="21"/>
+          <w14:ligatures w14:val="none"/>
+        </w:rPr>
+        <w:t>init</w:t>
+      </w:r>
+      <w:proofErr w:type="spellEnd"/>
+      <w:r>
+        <w:rPr>
+          <w:rFonts w:ascii="Consolas" w:eastAsia="Times New Roman" w:hAnsi="Consolas" w:cs="Times New Roman"/>
+          <w:color w:val="795E26"/>
+          <w:kern w:val="0"/>
+          <w:sz w:val="21"/>
+          <w:szCs w:val="21"/>
+          <w14:ligatures w14:val="none"/>
+        </w:rPr>
+        <w:t>_</w:t>
+      </w:r>
+      <w:proofErr w:type="gramStart"/>
+      <w:r>
+        <w:rPr>
+          <w:rFonts w:ascii="Consolas" w:eastAsia="Times New Roman" w:hAnsi="Consolas" w:cs="Times New Roman"/>
+          <w:color w:val="795E26"/>
+          <w:kern w:val="0"/>
+          <w:sz w:val="21"/>
+          <w:szCs w:val="21"/>
+          <w14:ligatures w14:val="none"/>
+        </w:rPr>
+        <w:t>_</w:t>
       </w:r>
       <w:r>
         <w:rPr>
@@ -424,6 +483,7 @@
         </w:rPr>
         <w:t>(</w:t>
       </w:r>
+      <w:proofErr w:type="gramEnd"/>
       <w:r>
         <w:rPr>
           <w:rFonts w:ascii="Consolas" w:eastAsia="Times New Roman" w:hAnsi="Consolas" w:cs="Times New Roman"/>
@@ -446,6 +506,7 @@
         </w:rPr>
         <w:t xml:space="preserve">, </w:t>
       </w:r>
+      <w:proofErr w:type="spellStart"/>
       <w:r>
         <w:rPr>
           <w:rFonts w:ascii="Consolas" w:eastAsia="Times New Roman" w:hAnsi="Consolas" w:cs="Times New Roman"/>
@@ -457,6 +518,7 @@
         </w:rPr>
         <w:t>layer_size</w:t>
       </w:r>
+      <w:proofErr w:type="spellEnd"/>
       <w:r>
         <w:rPr>
           <w:rFonts w:ascii="Consolas" w:eastAsia="Times New Roman" w:hAnsi="Consolas" w:cs="Times New Roman"/>
@@ -513,7 +575,19 @@
           <w:szCs w:val="21"/>
           <w14:ligatures w14:val="none"/>
         </w:rPr>
-        <w:t>().</w:t>
+        <w:t>(</w:t>
+      </w:r>
+      <w:proofErr w:type="gramStart"/>
+      <w:r>
+        <w:rPr>
+          <w:rFonts w:ascii="Consolas" w:eastAsia="Times New Roman" w:hAnsi="Consolas" w:cs="Times New Roman"/>
+          <w:color w:val="202020"/>
+          <w:kern w:val="0"/>
+          <w:sz w:val="21"/>
+          <w:szCs w:val="21"/>
+          <w14:ligatures w14:val="none"/>
+        </w:rPr>
+        <w:t>).</w:t>
       </w:r>
       <w:r>
         <w:rPr>
@@ -524,18 +598,78 @@
           <w:szCs w:val="21"/>
           <w14:ligatures w14:val="none"/>
         </w:rPr>
-        <w:t>__init__</w:t>
-      </w:r>
-      <w:r>
-        <w:rPr>
-          <w:rFonts w:ascii="Consolas" w:eastAsia="Times New Roman" w:hAnsi="Consolas" w:cs="Times New Roman"/>
-          <w:color w:val="202020"/>
-          <w:kern w:val="0"/>
-          <w:sz w:val="21"/>
-          <w:szCs w:val="21"/>
-          <w14:ligatures w14:val="none"/>
-        </w:rPr>
-        <w:t>()</w:t>
+        <w:t>_</w:t>
+      </w:r>
+      <w:proofErr w:type="gramEnd"/>
+      <w:r>
+        <w:rPr>
+          <w:rFonts w:ascii="Consolas" w:eastAsia="Times New Roman" w:hAnsi="Consolas" w:cs="Times New Roman"/>
+          <w:color w:val="795E26"/>
+          <w:kern w:val="0"/>
+          <w:sz w:val="21"/>
+          <w:szCs w:val="21"/>
+          <w14:ligatures w14:val="none"/>
+        </w:rPr>
+        <w:t>_</w:t>
+      </w:r>
+      <w:proofErr w:type="spellStart"/>
+      <w:r>
+        <w:rPr>
+          <w:rFonts w:ascii="Consolas" w:eastAsia="Times New Roman" w:hAnsi="Consolas" w:cs="Times New Roman"/>
+          <w:color w:val="795E26"/>
+          <w:kern w:val="0"/>
+          <w:sz w:val="21"/>
+          <w:szCs w:val="21"/>
+          <w14:ligatures w14:val="none"/>
+        </w:rPr>
+        <w:t>init</w:t>
+      </w:r>
+      <w:proofErr w:type="spellEnd"/>
+      <w:r>
+        <w:rPr>
+          <w:rFonts w:ascii="Consolas" w:eastAsia="Times New Roman" w:hAnsi="Consolas" w:cs="Times New Roman"/>
+          <w:color w:val="795E26"/>
+          <w:kern w:val="0"/>
+          <w:sz w:val="21"/>
+          <w:szCs w:val="21"/>
+          <w14:ligatures w14:val="none"/>
+        </w:rPr>
+        <w:t>_</w:t>
+      </w:r>
+      <w:proofErr w:type="gramStart"/>
+      <w:r>
+        <w:rPr>
+          <w:rFonts w:ascii="Consolas" w:eastAsia="Times New Roman" w:hAnsi="Consolas" w:cs="Times New Roman"/>
+          <w:color w:val="795E26"/>
+          <w:kern w:val="0"/>
+          <w:sz w:val="21"/>
+          <w:szCs w:val="21"/>
+          <w14:ligatures w14:val="none"/>
+        </w:rPr>
+        <w:t>_</w:t>
+      </w:r>
+      <w:r>
+        <w:rPr>
+          <w:rFonts w:ascii="Consolas" w:eastAsia="Times New Roman" w:hAnsi="Consolas" w:cs="Times New Roman"/>
+          <w:color w:val="202020"/>
+          <w:kern w:val="0"/>
+          <w:sz w:val="21"/>
+          <w:szCs w:val="21"/>
+          <w14:ligatures w14:val="none"/>
+        </w:rPr>
+        <w:t>(</w:t>
+      </w:r>
+      <w:proofErr w:type="gramEnd"/>
+      <w:r>
+        <w:rPr>
+          <w:rFonts w:ascii="Consolas" w:eastAsia="Times New Roman" w:hAnsi="Consolas" w:cs="Times New Roman"/>
+          <w:color w:val="202020"/>
+          <w:kern w:val="0"/>
+          <w:sz w:val="21"/>
+          <w:szCs w:val="21"/>
+          <w14:ligatures w14:val="none"/>
+        </w:rPr>
+        <w:t>)</w:t>
       </w:r>
     </w:p>
     <w:p>
@@ -562,6 +696,8 @@
         </w:rPr>
         <w:t xml:space="preserve">        </w:t>
       </w:r>
+      <w:proofErr w:type="spellStart"/>
+      <w:proofErr w:type="gramStart"/>
       <w:r>
         <w:rPr>
           <w:rFonts w:ascii="Consolas" w:eastAsia="Times New Roman" w:hAnsi="Consolas" w:cs="Times New Roman"/>
@@ -595,6 +731,8 @@
         </w:rPr>
         <w:t>attention</w:t>
       </w:r>
+      <w:proofErr w:type="spellEnd"/>
+      <w:proofErr w:type="gramEnd"/>
       <w:r>
         <w:rPr>
           <w:rFonts w:ascii="Consolas" w:eastAsia="Times New Roman" w:hAnsi="Consolas" w:cs="Times New Roman"/>
@@ -628,6 +766,7 @@
         </w:rPr>
         <w:t xml:space="preserve"> </w:t>
       </w:r>
+      <w:proofErr w:type="spellStart"/>
       <w:r>
         <w:rPr>
           <w:rFonts w:ascii="Consolas" w:eastAsia="Times New Roman" w:hAnsi="Consolas" w:cs="Times New Roman"/>
@@ -639,6 +778,7 @@
         </w:rPr>
         <w:t>AttentionBlock</w:t>
       </w:r>
+      <w:proofErr w:type="spellEnd"/>
       <w:r>
         <w:rPr>
           <w:rFonts w:ascii="Consolas" w:eastAsia="Times New Roman" w:hAnsi="Consolas" w:cs="Times New Roman"/>
@@ -650,6 +790,7 @@
         </w:rPr>
         <w:t>(</w:t>
       </w:r>
+      <w:proofErr w:type="spellStart"/>
       <w:r>
         <w:rPr>
           <w:rFonts w:ascii="Consolas" w:eastAsia="Times New Roman" w:hAnsi="Consolas" w:cs="Times New Roman"/>
@@ -661,6 +802,7 @@
         </w:rPr>
         <w:t>layer_size</w:t>
       </w:r>
+      <w:proofErr w:type="spellEnd"/>
       <w:r>
         <w:rPr>
           <w:rFonts w:ascii="Consolas" w:eastAsia="Times New Roman" w:hAnsi="Consolas" w:cs="Times New Roman"/>
@@ -697,6 +839,7 @@
         </w:rPr>
         <w:t xml:space="preserve">        </w:t>
       </w:r>
+      <w:proofErr w:type="gramStart"/>
       <w:r>
         <w:rPr>
           <w:rFonts w:ascii="Consolas" w:eastAsia="Times New Roman" w:hAnsi="Consolas" w:cs="Times New Roman"/>
@@ -728,7 +871,19 @@
           <w:szCs w:val="21"/>
           <w14:ligatures w14:val="none"/>
         </w:rPr>
-        <w:t>norm1</w:t>
+        <w:t>norm</w:t>
+      </w:r>
+      <w:proofErr w:type="gramEnd"/>
+      <w:r>
+        <w:rPr>
+          <w:rFonts w:ascii="Consolas" w:eastAsia="Times New Roman" w:hAnsi="Consolas" w:cs="Times New Roman"/>
+          <w:color w:val="1F2328"/>
+          <w:kern w:val="0"/>
+          <w:sz w:val="21"/>
+          <w:szCs w:val="21"/>
+          <w14:ligatures w14:val="none"/>
+        </w:rPr>
+        <w:t>1</w:t>
       </w:r>
       <w:r>
         <w:rPr>
@@ -763,6 +918,8 @@
         </w:rPr>
         <w:t xml:space="preserve"> </w:t>
       </w:r>
+      <w:proofErr w:type="spellStart"/>
+      <w:proofErr w:type="gramStart"/>
       <w:r>
         <w:rPr>
           <w:rFonts w:ascii="Consolas" w:eastAsia="Times New Roman" w:hAnsi="Consolas" w:cs="Times New Roman"/>
@@ -796,6 +953,8 @@
         </w:rPr>
         <w:t>LayerNorm</w:t>
       </w:r>
+      <w:proofErr w:type="spellEnd"/>
+      <w:proofErr w:type="gramEnd"/>
       <w:r>
         <w:rPr>
           <w:rFonts w:ascii="Consolas" w:eastAsia="Times New Roman" w:hAnsi="Consolas" w:cs="Times New Roman"/>
@@ -807,6 +966,7 @@
         </w:rPr>
         <w:t>(</w:t>
       </w:r>
+      <w:proofErr w:type="spellStart"/>
       <w:r>
         <w:rPr>
           <w:rFonts w:ascii="Consolas" w:eastAsia="Times New Roman" w:hAnsi="Consolas" w:cs="Times New Roman"/>
@@ -818,6 +978,7 @@
         </w:rPr>
         <w:t>layer_size</w:t>
       </w:r>
+      <w:proofErr w:type="spellEnd"/>
       <w:r>
         <w:rPr>
           <w:rFonts w:ascii="Consolas" w:eastAsia="Times New Roman" w:hAnsi="Consolas" w:cs="Times New Roman"/>
@@ -854,6 +1015,8 @@
         </w:rPr>
         <w:t xml:space="preserve">        </w:t>
       </w:r>
+      <w:proofErr w:type="spellStart"/>
+      <w:proofErr w:type="gramStart"/>
       <w:r>
         <w:rPr>
           <w:rFonts w:ascii="Consolas" w:eastAsia="Times New Roman" w:hAnsi="Consolas" w:cs="Times New Roman"/>
@@ -887,6 +1050,8 @@
         </w:rPr>
         <w:t>ff</w:t>
       </w:r>
+      <w:proofErr w:type="spellEnd"/>
+      <w:proofErr w:type="gramEnd"/>
       <w:r>
         <w:rPr>
           <w:rFonts w:ascii="Consolas" w:eastAsia="Times New Roman" w:hAnsi="Consolas" w:cs="Times New Roman"/>
@@ -920,6 +1085,8 @@
         </w:rPr>
         <w:t xml:space="preserve"> </w:t>
       </w:r>
+      <w:proofErr w:type="spellStart"/>
+      <w:proofErr w:type="gramStart"/>
       <w:r>
         <w:rPr>
           <w:rFonts w:ascii="Consolas" w:eastAsia="Times New Roman" w:hAnsi="Consolas" w:cs="Times New Roman"/>
@@ -953,6 +1120,8 @@
         </w:rPr>
         <w:t>Linear</w:t>
       </w:r>
+      <w:proofErr w:type="spellEnd"/>
+      <w:proofErr w:type="gramEnd"/>
       <w:r>
         <w:rPr>
           <w:rFonts w:ascii="Consolas" w:eastAsia="Times New Roman" w:hAnsi="Consolas" w:cs="Times New Roman"/>
@@ -964,6 +1133,7 @@
         </w:rPr>
         <w:t>(</w:t>
       </w:r>
+      <w:proofErr w:type="spellStart"/>
       <w:r>
         <w:rPr>
           <w:rFonts w:ascii="Consolas" w:eastAsia="Times New Roman" w:hAnsi="Consolas" w:cs="Times New Roman"/>
@@ -975,6 +1145,7 @@
         </w:rPr>
         <w:t>layer_size</w:t>
       </w:r>
+      <w:proofErr w:type="spellEnd"/>
       <w:r>
         <w:rPr>
           <w:rFonts w:ascii="Consolas" w:eastAsia="Times New Roman" w:hAnsi="Consolas" w:cs="Times New Roman"/>
@@ -986,6 +1157,7 @@
         </w:rPr>
         <w:t xml:space="preserve">, </w:t>
       </w:r>
+      <w:proofErr w:type="spellStart"/>
       <w:r>
         <w:rPr>
           <w:rFonts w:ascii="Consolas" w:eastAsia="Times New Roman" w:hAnsi="Consolas" w:cs="Times New Roman"/>
@@ -997,6 +1169,7 @@
         </w:rPr>
         <w:t>layer_size</w:t>
       </w:r>
+      <w:proofErr w:type="spellEnd"/>
       <w:r>
         <w:rPr>
           <w:rFonts w:ascii="Consolas" w:eastAsia="Times New Roman" w:hAnsi="Consolas" w:cs="Times New Roman"/>
@@ -1033,6 +1206,7 @@
         </w:rPr>
         <w:t xml:space="preserve">        </w:t>
       </w:r>
+      <w:proofErr w:type="gramStart"/>
       <w:r>
         <w:rPr>
           <w:rFonts w:ascii="Consolas" w:eastAsia="Times New Roman" w:hAnsi="Consolas" w:cs="Times New Roman"/>
@@ -1064,7 +1238,19 @@
           <w:szCs w:val="21"/>
           <w14:ligatures w14:val="none"/>
         </w:rPr>
-        <w:t>norm2</w:t>
+        <w:t>norm</w:t>
+      </w:r>
+      <w:proofErr w:type="gramEnd"/>
+      <w:r>
+        <w:rPr>
+          <w:rFonts w:ascii="Consolas" w:eastAsia="Times New Roman" w:hAnsi="Consolas" w:cs="Times New Roman"/>
+          <w:color w:val="1F2328"/>
+          <w:kern w:val="0"/>
+          <w:sz w:val="21"/>
+          <w:szCs w:val="21"/>
+          <w14:ligatures w14:val="none"/>
+        </w:rPr>
+        <w:t>2</w:t>
       </w:r>
       <w:r>
         <w:rPr>
@@ -1099,6 +1285,8 @@
         </w:rPr>
         <w:t xml:space="preserve"> </w:t>
       </w:r>
+      <w:proofErr w:type="spellStart"/>
+      <w:proofErr w:type="gramStart"/>
       <w:r>
         <w:rPr>
           <w:rFonts w:ascii="Consolas" w:eastAsia="Times New Roman" w:hAnsi="Consolas" w:cs="Times New Roman"/>
@@ -1132,6 +1320,8 @@
         </w:rPr>
         <w:t>LayerNorm</w:t>
       </w:r>
+      <w:proofErr w:type="spellEnd"/>
+      <w:proofErr w:type="gramEnd"/>
       <w:r>
         <w:rPr>
           <w:rFonts w:ascii="Consolas" w:eastAsia="Times New Roman" w:hAnsi="Consolas" w:cs="Times New Roman"/>
@@ -1143,6 +1333,7 @@
         </w:rPr>
         <w:t>(</w:t>
       </w:r>
+      <w:proofErr w:type="spellStart"/>
       <w:r>
         <w:rPr>
           <w:rFonts w:ascii="Consolas" w:eastAsia="Times New Roman" w:hAnsi="Consolas" w:cs="Times New Roman"/>
@@ -1154,6 +1345,7 @@
         </w:rPr>
         <w:t>layer_size</w:t>
       </w:r>
+      <w:proofErr w:type="spellEnd"/>
       <w:r>
         <w:rPr>
           <w:rFonts w:ascii="Consolas" w:eastAsia="Times New Roman" w:hAnsi="Consolas" w:cs="Times New Roman"/>
@@ -1226,6 +1418,7 @@
         </w:rPr>
         <w:t xml:space="preserve"> </w:t>
       </w:r>
+      <w:proofErr w:type="gramStart"/>
       <w:r>
         <w:rPr>
           <w:rFonts w:ascii="Consolas" w:eastAsia="Times New Roman" w:hAnsi="Consolas" w:cs="Times New Roman"/>
@@ -1248,6 +1441,7 @@
         </w:rPr>
         <w:t>(</w:t>
       </w:r>
+      <w:proofErr w:type="gramEnd"/>
       <w:r>
         <w:rPr>
           <w:rFonts w:ascii="Consolas" w:eastAsia="Times New Roman" w:hAnsi="Consolas" w:cs="Times New Roman"/>
@@ -1317,6 +1511,7 @@
         </w:rPr>
         <w:t xml:space="preserve">        </w:t>
       </w:r>
+      <w:proofErr w:type="spellStart"/>
       <w:r>
         <w:rPr>
           <w:rFonts w:ascii="Consolas" w:eastAsia="Times New Roman" w:hAnsi="Consolas" w:cs="Times New Roman"/>
@@ -1328,6 +1523,7 @@
         </w:rPr>
         <w:t>attn_out</w:t>
       </w:r>
+      <w:proofErr w:type="spellEnd"/>
       <w:r>
         <w:rPr>
           <w:rFonts w:ascii="Consolas" w:eastAsia="Times New Roman" w:hAnsi="Consolas" w:cs="Times New Roman"/>
@@ -1361,6 +1557,8 @@
         </w:rPr>
         <w:t xml:space="preserve"> </w:t>
       </w:r>
+      <w:proofErr w:type="spellStart"/>
+      <w:proofErr w:type="gramStart"/>
       <w:r>
         <w:rPr>
           <w:rFonts w:ascii="Consolas" w:eastAsia="Times New Roman" w:hAnsi="Consolas" w:cs="Times New Roman"/>
@@ -1394,6 +1592,8 @@
         </w:rPr>
         <w:t>attention</w:t>
       </w:r>
+      <w:proofErr w:type="spellEnd"/>
+      <w:proofErr w:type="gramEnd"/>
       <w:r>
         <w:rPr>
           <w:rFonts w:ascii="Consolas" w:eastAsia="Times New Roman" w:hAnsi="Consolas" w:cs="Times New Roman"/>
@@ -1496,6 +1696,7 @@
         </w:rPr>
         <w:t xml:space="preserve"> </w:t>
       </w:r>
+      <w:proofErr w:type="spellStart"/>
       <w:r>
         <w:rPr>
           <w:rFonts w:ascii="Consolas" w:eastAsia="Times New Roman" w:hAnsi="Consolas" w:cs="Times New Roman"/>
@@ -1507,6 +1708,7 @@
         </w:rPr>
         <w:t>attn_out</w:t>
       </w:r>
+      <w:proofErr w:type="spellEnd"/>
       <w:r>
         <w:rPr>
           <w:rFonts w:ascii="Consolas" w:eastAsia="Times New Roman" w:hAnsi="Consolas" w:cs="Times New Roman"/>
@@ -1620,6 +1822,7 @@
         </w:rPr>
         <w:t xml:space="preserve"> </w:t>
       </w:r>
+      <w:proofErr w:type="gramStart"/>
       <w:r>
         <w:rPr>
           <w:rFonts w:ascii="Consolas" w:eastAsia="Times New Roman" w:hAnsi="Consolas" w:cs="Times New Roman"/>
@@ -1651,7 +1854,19 @@
           <w:szCs w:val="21"/>
           <w14:ligatures w14:val="none"/>
         </w:rPr>
-        <w:t>norm1</w:t>
+        <w:t>norm</w:t>
+      </w:r>
+      <w:proofErr w:type="gramEnd"/>
+      <w:r>
+        <w:rPr>
+          <w:rFonts w:ascii="Consolas" w:eastAsia="Times New Roman" w:hAnsi="Consolas" w:cs="Times New Roman"/>
+          <w:color w:val="1F2328"/>
+          <w:kern w:val="0"/>
+          <w:sz w:val="21"/>
+          <w:szCs w:val="21"/>
+          <w14:ligatures w14:val="none"/>
+        </w:rPr>
+        <w:t>1</w:t>
       </w:r>
       <w:r>
         <w:rPr>
@@ -1711,6 +1926,7 @@
         </w:rPr>
         <w:t xml:space="preserve">        </w:t>
       </w:r>
+      <w:proofErr w:type="spellStart"/>
       <w:r>
         <w:rPr>
           <w:rFonts w:ascii="Consolas" w:eastAsia="Times New Roman" w:hAnsi="Consolas" w:cs="Times New Roman"/>
@@ -1722,6 +1938,7 @@
         </w:rPr>
         <w:t>ff_out</w:t>
       </w:r>
+      <w:proofErr w:type="spellEnd"/>
       <w:r>
         <w:rPr>
           <w:rFonts w:ascii="Consolas" w:eastAsia="Times New Roman" w:hAnsi="Consolas" w:cs="Times New Roman"/>
@@ -1755,6 +1972,8 @@
         </w:rPr>
         <w:t xml:space="preserve"> </w:t>
       </w:r>
+      <w:proofErr w:type="spellStart"/>
+      <w:proofErr w:type="gramStart"/>
       <w:r>
         <w:rPr>
           <w:rFonts w:ascii="Consolas" w:eastAsia="Times New Roman" w:hAnsi="Consolas" w:cs="Times New Roman"/>
@@ -1788,6 +2007,8 @@
         </w:rPr>
         <w:t>relu</w:t>
       </w:r>
+      <w:proofErr w:type="spellEnd"/>
+      <w:proofErr w:type="gramEnd"/>
       <w:r>
         <w:rPr>
           <w:rFonts w:ascii="Consolas" w:eastAsia="Times New Roman" w:hAnsi="Consolas" w:cs="Times New Roman"/>
@@ -1799,6 +2020,8 @@
         </w:rPr>
         <w:t>(</w:t>
       </w:r>
+      <w:proofErr w:type="spellStart"/>
+      <w:proofErr w:type="gramStart"/>
       <w:r>
         <w:rPr>
           <w:rFonts w:ascii="Consolas" w:eastAsia="Times New Roman" w:hAnsi="Consolas" w:cs="Times New Roman"/>
@@ -1832,6 +2055,8 @@
         </w:rPr>
         <w:t>ff</w:t>
       </w:r>
+      <w:proofErr w:type="spellEnd"/>
+      <w:proofErr w:type="gramEnd"/>
       <w:r>
         <w:rPr>
           <w:rFonts w:ascii="Consolas" w:eastAsia="Times New Roman" w:hAnsi="Consolas" w:cs="Times New Roman"/>
@@ -1934,6 +2159,7 @@
         </w:rPr>
         <w:t xml:space="preserve"> </w:t>
       </w:r>
+      <w:proofErr w:type="spellStart"/>
       <w:r>
         <w:rPr>
           <w:rFonts w:ascii="Consolas" w:eastAsia="Times New Roman" w:hAnsi="Consolas" w:cs="Times New Roman"/>
@@ -1945,6 +2171,7 @@
         </w:rPr>
         <w:t>ff_out</w:t>
       </w:r>
+      <w:proofErr w:type="spellEnd"/>
       <w:r>
         <w:rPr>
           <w:rFonts w:ascii="Consolas" w:eastAsia="Times New Roman" w:hAnsi="Consolas" w:cs="Times New Roman"/>
@@ -2036,6 +2263,7 @@
         </w:rPr>
         <w:t xml:space="preserve"> </w:t>
       </w:r>
+      <w:proofErr w:type="gramStart"/>
       <w:r>
         <w:rPr>
           <w:rFonts w:ascii="Consolas" w:eastAsia="Times New Roman" w:hAnsi="Consolas" w:cs="Times New Roman"/>
@@ -2067,7 +2295,19 @@
           <w:szCs w:val="21"/>
           <w14:ligatures w14:val="none"/>
         </w:rPr>
-        <w:t>norm2</w:t>
+        <w:t>norm</w:t>
+      </w:r>
+      <w:proofErr w:type="gramEnd"/>
+      <w:r>
+        <w:rPr>
+          <w:rFonts w:ascii="Consolas" w:eastAsia="Times New Roman" w:hAnsi="Consolas" w:cs="Times New Roman"/>
+          <w:color w:val="1F2328"/>
+          <w:kern w:val="0"/>
+          <w:sz w:val="21"/>
+          <w:szCs w:val="21"/>
+          <w14:ligatures w14:val="none"/>
+        </w:rPr>
+        <w:t>2</w:t>
       </w:r>
       <w:r>
         <w:rPr>
@@ -2139,6 +2379,7 @@
         </w:rPr>
         <w:t xml:space="preserve"> </w:t>
       </w:r>
+      <w:proofErr w:type="gramStart"/>
       <w:r>
         <w:rPr>
           <w:rFonts w:ascii="Consolas" w:eastAsia="Times New Roman" w:hAnsi="Consolas" w:cs="Times New Roman"/>
@@ -2161,6 +2402,7 @@
         </w:rPr>
         <w:t>(</w:t>
       </w:r>
+      <w:proofErr w:type="spellStart"/>
       <w:r>
         <w:rPr>
           <w:rFonts w:ascii="Consolas" w:eastAsia="Times New Roman" w:hAnsi="Consolas" w:cs="Times New Roman"/>
@@ -2194,6 +2436,8 @@
         </w:rPr>
         <w:t>Module</w:t>
       </w:r>
+      <w:proofErr w:type="spellEnd"/>
+      <w:proofErr w:type="gramEnd"/>
       <w:r>
         <w:rPr>
           <w:rFonts w:ascii="Consolas" w:eastAsia="Times New Roman" w:hAnsi="Consolas" w:cs="Times New Roman"/>
@@ -2261,7 +2505,43 @@
           <w:szCs w:val="21"/>
           <w14:ligatures w14:val="none"/>
         </w:rPr>
-        <w:t>__init__</w:t>
+        <w:t>__</w:t>
+      </w:r>
+      <w:proofErr w:type="spellStart"/>
+      <w:r>
+        <w:rPr>
+          <w:rFonts w:ascii="Consolas" w:eastAsia="Times New Roman" w:hAnsi="Consolas" w:cs="Times New Roman"/>
+          <w:color w:val="795E26"/>
+          <w:kern w:val="0"/>
+          <w:sz w:val="21"/>
+          <w:szCs w:val="21"/>
+          <w14:ligatures w14:val="none"/>
+        </w:rPr>
+        <w:t>init</w:t>
+      </w:r>
+      <w:proofErr w:type="spellEnd"/>
+      <w:r>
+        <w:rPr>
+          <w:rFonts w:ascii="Consolas" w:eastAsia="Times New Roman" w:hAnsi="Consolas" w:cs="Times New Roman"/>
+          <w:color w:val="795E26"/>
+          <w:kern w:val="0"/>
+          <w:sz w:val="21"/>
+          <w:szCs w:val="21"/>
+          <w14:ligatures w14:val="none"/>
+        </w:rPr>
+        <w:t>_</w:t>
+      </w:r>
+      <w:proofErr w:type="gramStart"/>
+      <w:r>
+        <w:rPr>
+          <w:rFonts w:ascii="Consolas" w:eastAsia="Times New Roman" w:hAnsi="Consolas" w:cs="Times New Roman"/>
+          <w:color w:val="795E26"/>
+          <w:kern w:val="0"/>
+          <w:sz w:val="21"/>
+          <w:szCs w:val="21"/>
+          <w14:ligatures w14:val="none"/>
+        </w:rPr>
+        <w:t>_</w:t>
       </w:r>
       <w:r>
         <w:rPr>
@@ -2274,6 +2554,7 @@
         </w:rPr>
         <w:t>(</w:t>
       </w:r>
+      <w:proofErr w:type="gramEnd"/>
       <w:r>
         <w:rPr>
           <w:rFonts w:ascii="Consolas" w:eastAsia="Times New Roman" w:hAnsi="Consolas" w:cs="Times New Roman"/>
@@ -2296,6 +2577,7 @@
         </w:rPr>
         <w:t xml:space="preserve">, </w:t>
       </w:r>
+      <w:proofErr w:type="spellStart"/>
       <w:r>
         <w:rPr>
           <w:rFonts w:ascii="Consolas" w:eastAsia="Times New Roman" w:hAnsi="Consolas" w:cs="Times New Roman"/>
@@ -2307,6 +2589,7 @@
         </w:rPr>
         <w:t>vocab_size</w:t>
       </w:r>
+      <w:proofErr w:type="spellEnd"/>
       <w:r>
         <w:rPr>
           <w:rFonts w:ascii="Consolas" w:eastAsia="Times New Roman" w:hAnsi="Consolas" w:cs="Times New Roman"/>
@@ -2340,6 +2623,7 @@
         </w:rPr>
         <w:t xml:space="preserve">, </w:t>
       </w:r>
+      <w:proofErr w:type="spellStart"/>
       <w:r>
         <w:rPr>
           <w:rFonts w:ascii="Consolas" w:eastAsia="Times New Roman" w:hAnsi="Consolas" w:cs="Times New Roman"/>
@@ -2351,6 +2635,7 @@
         </w:rPr>
         <w:t>layer_size</w:t>
       </w:r>
+      <w:proofErr w:type="spellEnd"/>
       <w:r>
         <w:rPr>
           <w:rFonts w:ascii="Consolas" w:eastAsia="Times New Roman" w:hAnsi="Consolas" w:cs="Times New Roman"/>
@@ -2384,6 +2669,7 @@
         </w:rPr>
         <w:t xml:space="preserve">, </w:t>
       </w:r>
+      <w:proofErr w:type="spellStart"/>
       <w:r>
         <w:rPr>
           <w:rFonts w:ascii="Consolas" w:eastAsia="Times New Roman" w:hAnsi="Consolas" w:cs="Times New Roman"/>
@@ -2395,6 +2681,7 @@
         </w:rPr>
         <w:t>num_blocks</w:t>
       </w:r>
+      <w:proofErr w:type="spellEnd"/>
       <w:r>
         <w:rPr>
           <w:rFonts w:ascii="Consolas" w:eastAsia="Times New Roman" w:hAnsi="Consolas" w:cs="Times New Roman"/>
@@ -2473,7 +2760,19 @@
           <w:szCs w:val="21"/>
           <w14:ligatures w14:val="none"/>
         </w:rPr>
-        <w:t>().</w:t>
+        <w:t>(</w:t>
+      </w:r>
+      <w:proofErr w:type="gramStart"/>
+      <w:r>
+        <w:rPr>
+          <w:rFonts w:ascii="Consolas" w:eastAsia="Times New Roman" w:hAnsi="Consolas" w:cs="Times New Roman"/>
+          <w:color w:val="202020"/>
+          <w:kern w:val="0"/>
+          <w:sz w:val="21"/>
+          <w:szCs w:val="21"/>
+          <w14:ligatures w14:val="none"/>
+        </w:rPr>
+        <w:t>).</w:t>
       </w:r>
       <w:r>
         <w:rPr>
@@ -2484,18 +2783,78 @@
           <w:szCs w:val="21"/>
           <w14:ligatures w14:val="none"/>
         </w:rPr>
-        <w:t>__init__</w:t>
-      </w:r>
-      <w:r>
-        <w:rPr>
-          <w:rFonts w:ascii="Consolas" w:eastAsia="Times New Roman" w:hAnsi="Consolas" w:cs="Times New Roman"/>
-          <w:color w:val="202020"/>
-          <w:kern w:val="0"/>
-          <w:sz w:val="21"/>
-          <w:szCs w:val="21"/>
-          <w14:ligatures w14:val="none"/>
-        </w:rPr>
-        <w:t>()</w:t>
+        <w:t>_</w:t>
+      </w:r>
+      <w:proofErr w:type="gramEnd"/>
+      <w:r>
+        <w:rPr>
+          <w:rFonts w:ascii="Consolas" w:eastAsia="Times New Roman" w:hAnsi="Consolas" w:cs="Times New Roman"/>
+          <w:color w:val="795E26"/>
+          <w:kern w:val="0"/>
+          <w:sz w:val="21"/>
+          <w:szCs w:val="21"/>
+          <w14:ligatures w14:val="none"/>
+        </w:rPr>
+        <w:t>_</w:t>
+      </w:r>
+      <w:proofErr w:type="spellStart"/>
+      <w:r>
+        <w:rPr>
+          <w:rFonts w:ascii="Consolas" w:eastAsia="Times New Roman" w:hAnsi="Consolas" w:cs="Times New Roman"/>
+          <w:color w:val="795E26"/>
+          <w:kern w:val="0"/>
+          <w:sz w:val="21"/>
+          <w:szCs w:val="21"/>
+          <w14:ligatures w14:val="none"/>
+        </w:rPr>
+        <w:t>init</w:t>
+      </w:r>
+      <w:proofErr w:type="spellEnd"/>
+      <w:r>
+        <w:rPr>
+          <w:rFonts w:ascii="Consolas" w:eastAsia="Times New Roman" w:hAnsi="Consolas" w:cs="Times New Roman"/>
+          <w:color w:val="795E26"/>
+          <w:kern w:val="0"/>
+          <w:sz w:val="21"/>
+          <w:szCs w:val="21"/>
+          <w14:ligatures w14:val="none"/>
+        </w:rPr>
+        <w:t>_</w:t>
+      </w:r>
+      <w:proofErr w:type="gramStart"/>
+      <w:r>
+        <w:rPr>
+          <w:rFonts w:ascii="Consolas" w:eastAsia="Times New Roman" w:hAnsi="Consolas" w:cs="Times New Roman"/>
+          <w:color w:val="795E26"/>
+          <w:kern w:val="0"/>
+          <w:sz w:val="21"/>
+          <w:szCs w:val="21"/>
+          <w14:ligatures w14:val="none"/>
+        </w:rPr>
+        <w:t>_</w:t>
+      </w:r>
+      <w:r>
+        <w:rPr>
+          <w:rFonts w:ascii="Consolas" w:eastAsia="Times New Roman" w:hAnsi="Consolas" w:cs="Times New Roman"/>
+          <w:color w:val="202020"/>
+          <w:kern w:val="0"/>
+          <w:sz w:val="21"/>
+          <w:szCs w:val="21"/>
+          <w14:ligatures w14:val="none"/>
+        </w:rPr>
+        <w:t>(</w:t>
+      </w:r>
+      <w:proofErr w:type="gramEnd"/>
+      <w:r>
+        <w:rPr>
+          <w:rFonts w:ascii="Consolas" w:eastAsia="Times New Roman" w:hAnsi="Consolas" w:cs="Times New Roman"/>
+          <w:color w:val="202020"/>
+          <w:kern w:val="0"/>
+          <w:sz w:val="21"/>
+          <w:szCs w:val="21"/>
+          <w14:ligatures w14:val="none"/>
+        </w:rPr>
+        <w:t>)</w:t>
       </w:r>
     </w:p>
     <w:p>
@@ -2522,6 +2881,8 @@
         </w:rPr>
         <w:t xml:space="preserve">        </w:t>
       </w:r>
+      <w:proofErr w:type="spellStart"/>
+      <w:proofErr w:type="gramStart"/>
       <w:r>
         <w:rPr>
           <w:rFonts w:ascii="Consolas" w:eastAsia="Times New Roman" w:hAnsi="Consolas" w:cs="Times New Roman"/>
@@ -2555,6 +2916,8 @@
         </w:rPr>
         <w:t>embedding</w:t>
       </w:r>
+      <w:proofErr w:type="spellEnd"/>
+      <w:proofErr w:type="gramEnd"/>
       <w:r>
         <w:rPr>
           <w:rFonts w:ascii="Consolas" w:eastAsia="Times New Roman" w:hAnsi="Consolas" w:cs="Times New Roman"/>
@@ -2588,6 +2951,8 @@
         </w:rPr>
         <w:t xml:space="preserve"> </w:t>
       </w:r>
+      <w:proofErr w:type="spellStart"/>
+      <w:proofErr w:type="gramStart"/>
       <w:r>
         <w:rPr>
           <w:rFonts w:ascii="Consolas" w:eastAsia="Times New Roman" w:hAnsi="Consolas" w:cs="Times New Roman"/>
@@ -2621,6 +2986,8 @@
         </w:rPr>
         <w:t>Embedding</w:t>
       </w:r>
+      <w:proofErr w:type="spellEnd"/>
+      <w:proofErr w:type="gramEnd"/>
       <w:r>
         <w:rPr>
           <w:rFonts w:ascii="Consolas" w:eastAsia="Times New Roman" w:hAnsi="Consolas" w:cs="Times New Roman"/>
@@ -2632,6 +2999,7 @@
         </w:rPr>
         <w:t>(</w:t>
       </w:r>
+      <w:proofErr w:type="spellStart"/>
       <w:r>
         <w:rPr>
           <w:rFonts w:ascii="Consolas" w:eastAsia="Times New Roman" w:hAnsi="Consolas" w:cs="Times New Roman"/>
@@ -2643,6 +3011,7 @@
         </w:rPr>
         <w:t>vocab_size</w:t>
       </w:r>
+      <w:proofErr w:type="spellEnd"/>
       <w:r>
         <w:rPr>
           <w:rFonts w:ascii="Consolas" w:eastAsia="Times New Roman" w:hAnsi="Consolas" w:cs="Times New Roman"/>
@@ -2654,6 +3023,7 @@
         </w:rPr>
         <w:t xml:space="preserve">, </w:t>
       </w:r>
+      <w:proofErr w:type="spellStart"/>
       <w:r>
         <w:rPr>
           <w:rFonts w:ascii="Consolas" w:eastAsia="Times New Roman" w:hAnsi="Consolas" w:cs="Times New Roman"/>
@@ -2665,6 +3035,7 @@
         </w:rPr>
         <w:t>layer_size</w:t>
       </w:r>
+      <w:proofErr w:type="spellEnd"/>
       <w:r>
         <w:rPr>
           <w:rFonts w:ascii="Consolas" w:eastAsia="Times New Roman" w:hAnsi="Consolas" w:cs="Times New Roman"/>
@@ -2701,6 +3072,8 @@
         </w:rPr>
         <w:t xml:space="preserve">        </w:t>
       </w:r>
+      <w:proofErr w:type="spellStart"/>
+      <w:proofErr w:type="gramStart"/>
       <w:r>
         <w:rPr>
           <w:rFonts w:ascii="Consolas" w:eastAsia="Times New Roman" w:hAnsi="Consolas" w:cs="Times New Roman"/>
@@ -2734,6 +3107,8 @@
         </w:rPr>
         <w:t>blocks</w:t>
       </w:r>
+      <w:proofErr w:type="spellEnd"/>
+      <w:proofErr w:type="gramEnd"/>
       <w:r>
         <w:rPr>
           <w:rFonts w:ascii="Consolas" w:eastAsia="Times New Roman" w:hAnsi="Consolas" w:cs="Times New Roman"/>
@@ -2767,6 +3142,8 @@
         </w:rPr>
         <w:t xml:space="preserve"> </w:t>
       </w:r>
+      <w:proofErr w:type="spellStart"/>
+      <w:proofErr w:type="gramStart"/>
       <w:r>
         <w:rPr>
           <w:rFonts w:ascii="Consolas" w:eastAsia="Times New Roman" w:hAnsi="Consolas" w:cs="Times New Roman"/>
@@ -2800,6 +3177,8 @@
         </w:rPr>
         <w:t>ModuleList</w:t>
       </w:r>
+      <w:proofErr w:type="spellEnd"/>
+      <w:proofErr w:type="gramEnd"/>
       <w:r>
         <w:rPr>
           <w:rFonts w:ascii="Consolas" w:eastAsia="Times New Roman" w:hAnsi="Consolas" w:cs="Times New Roman"/>
@@ -2836,6 +3215,7 @@
         </w:rPr>
         <w:t>            [</w:t>
       </w:r>
+      <w:proofErr w:type="spellStart"/>
       <w:r>
         <w:rPr>
           <w:rFonts w:ascii="Consolas" w:eastAsia="Times New Roman" w:hAnsi="Consolas" w:cs="Times New Roman"/>
@@ -2847,6 +3227,7 @@
         </w:rPr>
         <w:t>Transformer_Block</w:t>
       </w:r>
+      <w:proofErr w:type="spellEnd"/>
       <w:r>
         <w:rPr>
           <w:rFonts w:ascii="Consolas" w:eastAsia="Times New Roman" w:hAnsi="Consolas" w:cs="Times New Roman"/>
@@ -2858,6 +3239,7 @@
         </w:rPr>
         <w:t>(</w:t>
       </w:r>
+      <w:proofErr w:type="spellStart"/>
       <w:r>
         <w:rPr>
           <w:rFonts w:ascii="Consolas" w:eastAsia="Times New Roman" w:hAnsi="Consolas" w:cs="Times New Roman"/>
@@ -2869,6 +3251,7 @@
         </w:rPr>
         <w:t>layer_size</w:t>
       </w:r>
+      <w:proofErr w:type="spellEnd"/>
       <w:r>
         <w:rPr>
           <w:rFonts w:ascii="Consolas" w:eastAsia="Times New Roman" w:hAnsi="Consolas" w:cs="Times New Roman"/>
@@ -2968,6 +3351,7 @@
         </w:rPr>
         <w:t>(</w:t>
       </w:r>
+      <w:proofErr w:type="spellStart"/>
       <w:r>
         <w:rPr>
           <w:rFonts w:ascii="Consolas" w:eastAsia="Times New Roman" w:hAnsi="Consolas" w:cs="Times New Roman"/>
@@ -2979,6 +3363,7 @@
         </w:rPr>
         <w:t>num_blocks</w:t>
       </w:r>
+      <w:proofErr w:type="spellEnd"/>
       <w:r>
         <w:rPr>
           <w:rFonts w:ascii="Consolas" w:eastAsia="Times New Roman" w:hAnsi="Consolas" w:cs="Times New Roman"/>
@@ -3041,6 +3426,8 @@
         <w:lastRenderedPageBreak/>
         <w:t xml:space="preserve">        </w:t>
       </w:r>
+      <w:proofErr w:type="spellStart"/>
+      <w:proofErr w:type="gramStart"/>
       <w:r>
         <w:rPr>
           <w:rFonts w:ascii="Consolas" w:eastAsia="Times New Roman" w:hAnsi="Consolas" w:cs="Times New Roman"/>
@@ -3074,6 +3461,8 @@
         </w:rPr>
         <w:t>norm</w:t>
       </w:r>
+      <w:proofErr w:type="spellEnd"/>
+      <w:proofErr w:type="gramEnd"/>
       <w:r>
         <w:rPr>
           <w:rFonts w:ascii="Consolas" w:eastAsia="Times New Roman" w:hAnsi="Consolas" w:cs="Times New Roman"/>
@@ -3107,6 +3496,8 @@
         </w:rPr>
         <w:t xml:space="preserve"> </w:t>
       </w:r>
+      <w:proofErr w:type="spellStart"/>
+      <w:proofErr w:type="gramStart"/>
       <w:r>
         <w:rPr>
           <w:rFonts w:ascii="Consolas" w:eastAsia="Times New Roman" w:hAnsi="Consolas" w:cs="Times New Roman"/>
@@ -3140,6 +3531,8 @@
         </w:rPr>
         <w:t>LayerNorm</w:t>
       </w:r>
+      <w:proofErr w:type="spellEnd"/>
+      <w:proofErr w:type="gramEnd"/>
       <w:r>
         <w:rPr>
           <w:rFonts w:ascii="Consolas" w:eastAsia="Times New Roman" w:hAnsi="Consolas" w:cs="Times New Roman"/>
@@ -3151,6 +3544,7 @@
         </w:rPr>
         <w:t>(</w:t>
       </w:r>
+      <w:proofErr w:type="spellStart"/>
       <w:r>
         <w:rPr>
           <w:rFonts w:ascii="Consolas" w:eastAsia="Times New Roman" w:hAnsi="Consolas" w:cs="Times New Roman"/>
@@ -3162,6 +3556,7 @@
         </w:rPr>
         <w:t>layer_size</w:t>
       </w:r>
+      <w:proofErr w:type="spellEnd"/>
       <w:r>
         <w:rPr>
           <w:rFonts w:ascii="Consolas" w:eastAsia="Times New Roman" w:hAnsi="Consolas" w:cs="Times New Roman"/>
@@ -3198,6 +3593,8 @@
         </w:rPr>
         <w:t xml:space="preserve">        </w:t>
       </w:r>
+      <w:proofErr w:type="spellStart"/>
+      <w:proofErr w:type="gramStart"/>
       <w:r>
         <w:rPr>
           <w:rFonts w:ascii="Consolas" w:eastAsia="Times New Roman" w:hAnsi="Consolas" w:cs="Times New Roman"/>
@@ -3229,8 +3626,21 @@
           <w:szCs w:val="21"/>
           <w14:ligatures w14:val="none"/>
         </w:rPr>
-        <w:t>output_proj</w:t>
-      </w:r>
+        <w:t>output</w:t>
+      </w:r>
+      <w:proofErr w:type="gramEnd"/>
+      <w:r>
+        <w:rPr>
+          <w:rFonts w:ascii="Consolas" w:eastAsia="Times New Roman" w:hAnsi="Consolas" w:cs="Times New Roman"/>
+          <w:color w:val="1F2328"/>
+          <w:kern w:val="0"/>
+          <w:sz w:val="21"/>
+          <w:szCs w:val="21"/>
+          <w14:ligatures w14:val="none"/>
+        </w:rPr>
+        <w:t>_proj</w:t>
+      </w:r>
+      <w:proofErr w:type="spellEnd"/>
       <w:r>
         <w:rPr>
           <w:rFonts w:ascii="Consolas" w:eastAsia="Times New Roman" w:hAnsi="Consolas" w:cs="Times New Roman"/>
@@ -3264,6 +3674,8 @@
         </w:rPr>
         <w:t xml:space="preserve"> </w:t>
       </w:r>
+      <w:proofErr w:type="spellStart"/>
+      <w:proofErr w:type="gramStart"/>
       <w:r>
         <w:rPr>
           <w:rFonts w:ascii="Consolas" w:eastAsia="Times New Roman" w:hAnsi="Consolas" w:cs="Times New Roman"/>
@@ -3297,6 +3709,8 @@
         </w:rPr>
         <w:t>Linear</w:t>
       </w:r>
+      <w:proofErr w:type="spellEnd"/>
+      <w:proofErr w:type="gramEnd"/>
       <w:r>
         <w:rPr>
           <w:rFonts w:ascii="Consolas" w:eastAsia="Times New Roman" w:hAnsi="Consolas" w:cs="Times New Roman"/>
@@ -3308,6 +3722,7 @@
         </w:rPr>
         <w:t>(</w:t>
       </w:r>
+      <w:proofErr w:type="spellStart"/>
       <w:r>
         <w:rPr>
           <w:rFonts w:ascii="Consolas" w:eastAsia="Times New Roman" w:hAnsi="Consolas" w:cs="Times New Roman"/>
@@ -3319,6 +3734,7 @@
         </w:rPr>
         <w:t>layer_size</w:t>
       </w:r>
+      <w:proofErr w:type="spellEnd"/>
       <w:r>
         <w:rPr>
           <w:rFonts w:ascii="Consolas" w:eastAsia="Times New Roman" w:hAnsi="Consolas" w:cs="Times New Roman"/>
@@ -3330,6 +3746,7 @@
         </w:rPr>
         <w:t xml:space="preserve">, </w:t>
       </w:r>
+      <w:proofErr w:type="spellStart"/>
       <w:r>
         <w:rPr>
           <w:rFonts w:ascii="Consolas" w:eastAsia="Times New Roman" w:hAnsi="Consolas" w:cs="Times New Roman"/>
@@ -3341,6 +3758,7 @@
         </w:rPr>
         <w:t>vocab_size</w:t>
       </w:r>
+      <w:proofErr w:type="spellEnd"/>
       <w:r>
         <w:rPr>
           <w:rFonts w:ascii="Consolas" w:eastAsia="Times New Roman" w:hAnsi="Consolas" w:cs="Times New Roman"/>
@@ -3413,6 +3831,7 @@
         </w:rPr>
         <w:t xml:space="preserve"> </w:t>
       </w:r>
+      <w:proofErr w:type="gramStart"/>
       <w:r>
         <w:rPr>
           <w:rFonts w:ascii="Consolas" w:eastAsia="Times New Roman" w:hAnsi="Consolas" w:cs="Times New Roman"/>
@@ -3435,6 +3854,7 @@
         </w:rPr>
         <w:t>(</w:t>
       </w:r>
+      <w:proofErr w:type="gramEnd"/>
       <w:r>
         <w:rPr>
           <w:rFonts w:ascii="Consolas" w:eastAsia="Times New Roman" w:hAnsi="Consolas" w:cs="Times New Roman"/>
@@ -3457,6 +3877,7 @@
         </w:rPr>
         <w:t xml:space="preserve">, </w:t>
       </w:r>
+      <w:proofErr w:type="spellStart"/>
       <w:r>
         <w:rPr>
           <w:rFonts w:ascii="Consolas" w:eastAsia="Times New Roman" w:hAnsi="Consolas" w:cs="Times New Roman"/>
@@ -3468,6 +3889,7 @@
         </w:rPr>
         <w:t>idx</w:t>
       </w:r>
+      <w:proofErr w:type="spellEnd"/>
       <w:r>
         <w:rPr>
           <w:rFonts w:ascii="Consolas" w:eastAsia="Times New Roman" w:hAnsi="Consolas" w:cs="Times New Roman"/>
@@ -3548,6 +3970,8 @@
         </w:rPr>
         <w:t xml:space="preserve"> </w:t>
       </w:r>
+      <w:proofErr w:type="spellStart"/>
+      <w:proofErr w:type="gramStart"/>
       <w:r>
         <w:rPr>
           <w:rFonts w:ascii="Consolas" w:eastAsia="Times New Roman" w:hAnsi="Consolas" w:cs="Times New Roman"/>
@@ -3581,6 +4005,8 @@
         </w:rPr>
         <w:t>embedding</w:t>
       </w:r>
+      <w:proofErr w:type="spellEnd"/>
+      <w:proofErr w:type="gramEnd"/>
       <w:r>
         <w:rPr>
           <w:rFonts w:ascii="Consolas" w:eastAsia="Times New Roman" w:hAnsi="Consolas" w:cs="Times New Roman"/>
@@ -3592,6 +4018,7 @@
         </w:rPr>
         <w:t>(</w:t>
       </w:r>
+      <w:proofErr w:type="spellStart"/>
       <w:r>
         <w:rPr>
           <w:rFonts w:ascii="Consolas" w:eastAsia="Times New Roman" w:hAnsi="Consolas" w:cs="Times New Roman"/>
@@ -3603,6 +4030,7 @@
         </w:rPr>
         <w:t>idx</w:t>
       </w:r>
+      <w:proofErr w:type="spellEnd"/>
       <w:r>
         <w:rPr>
           <w:rFonts w:ascii="Consolas" w:eastAsia="Times New Roman" w:hAnsi="Consolas" w:cs="Times New Roman"/>
@@ -3705,6 +4133,8 @@
         </w:rPr>
         <w:t xml:space="preserve"> </w:t>
       </w:r>
+      <w:proofErr w:type="spellStart"/>
+      <w:proofErr w:type="gramStart"/>
       <w:r>
         <w:rPr>
           <w:rFonts w:ascii="Consolas" w:eastAsia="Times New Roman" w:hAnsi="Consolas" w:cs="Times New Roman"/>
@@ -3738,6 +4168,8 @@
         </w:rPr>
         <w:t>blocks</w:t>
       </w:r>
+      <w:proofErr w:type="spellEnd"/>
+      <w:proofErr w:type="gramEnd"/>
       <w:r>
         <w:rPr>
           <w:rFonts w:ascii="Consolas" w:eastAsia="Times New Roman" w:hAnsi="Consolas" w:cs="Times New Roman"/>
@@ -3931,6 +4363,8 @@
         </w:rPr>
         <w:t xml:space="preserve"> </w:t>
       </w:r>
+      <w:proofErr w:type="spellStart"/>
+      <w:proofErr w:type="gramStart"/>
       <w:r>
         <w:rPr>
           <w:rFonts w:ascii="Consolas" w:eastAsia="Times New Roman" w:hAnsi="Consolas" w:cs="Times New Roman"/>
@@ -3964,6 +4398,8 @@
         </w:rPr>
         <w:t>norm</w:t>
       </w:r>
+      <w:proofErr w:type="spellEnd"/>
+      <w:proofErr w:type="gramEnd"/>
       <w:r>
         <w:rPr>
           <w:rFonts w:ascii="Consolas" w:eastAsia="Times New Roman" w:hAnsi="Consolas" w:cs="Times New Roman"/>
@@ -4066,6 +4502,8 @@
         </w:rPr>
         <w:t xml:space="preserve"> </w:t>
       </w:r>
+      <w:proofErr w:type="spellStart"/>
+      <w:proofErr w:type="gramStart"/>
       <w:r>
         <w:rPr>
           <w:rFonts w:ascii="Consolas" w:eastAsia="Times New Roman" w:hAnsi="Consolas" w:cs="Times New Roman"/>
@@ -4097,8 +4535,21 @@
           <w:szCs w:val="21"/>
           <w14:ligatures w14:val="none"/>
         </w:rPr>
-        <w:t>output_proj</w:t>
-      </w:r>
+        <w:t>output</w:t>
+      </w:r>
+      <w:proofErr w:type="gramEnd"/>
+      <w:r>
+        <w:rPr>
+          <w:rFonts w:ascii="Consolas" w:eastAsia="Times New Roman" w:hAnsi="Consolas" w:cs="Times New Roman"/>
+          <w:color w:val="1F2328"/>
+          <w:kern w:val="0"/>
+          <w:sz w:val="21"/>
+          <w:szCs w:val="21"/>
+          <w14:ligatures w14:val="none"/>
+        </w:rPr>
+        <w:t>_proj</w:t>
+      </w:r>
+      <w:proofErr w:type="spellEnd"/>
       <w:r>
         <w:rPr>
           <w:rFonts w:ascii="Consolas" w:eastAsia="Times New Roman" w:hAnsi="Consolas" w:cs="Times New Roman"/>
@@ -4251,6 +4702,7 @@
         </w:rPr>
         <w:t xml:space="preserve"> </w:t>
       </w:r>
+      <w:proofErr w:type="gramStart"/>
       <w:r>
         <w:rPr>
           <w:rFonts w:ascii="Consolas" w:eastAsia="Times New Roman" w:hAnsi="Consolas" w:cs="Times New Roman"/>
@@ -4273,6 +4725,7 @@
         </w:rPr>
         <w:t>(</w:t>
       </w:r>
+      <w:proofErr w:type="gramEnd"/>
       <w:r>
         <w:rPr>
           <w:rFonts w:ascii="Consolas" w:eastAsia="Times New Roman" w:hAnsi="Consolas" w:cs="Times New Roman"/>
@@ -4295,6 +4748,7 @@
         </w:rPr>
         <w:t xml:space="preserve">, </w:t>
       </w:r>
+      <w:proofErr w:type="spellStart"/>
       <w:r>
         <w:rPr>
           <w:rFonts w:ascii="Consolas" w:eastAsia="Times New Roman" w:hAnsi="Consolas" w:cs="Times New Roman"/>
@@ -4306,6 +4760,7 @@
         </w:rPr>
         <w:t>idx</w:t>
       </w:r>
+      <w:proofErr w:type="spellEnd"/>
       <w:r>
         <w:rPr>
           <w:rFonts w:ascii="Consolas" w:eastAsia="Times New Roman" w:hAnsi="Consolas" w:cs="Times New Roman"/>
@@ -4317,6 +4772,7 @@
         </w:rPr>
         <w:t xml:space="preserve">, </w:t>
       </w:r>
+      <w:proofErr w:type="spellStart"/>
       <w:r>
         <w:rPr>
           <w:rFonts w:ascii="Consolas" w:eastAsia="Times New Roman" w:hAnsi="Consolas" w:cs="Times New Roman"/>
@@ -4328,6 +4784,7 @@
         </w:rPr>
         <w:t>max_new_tokens</w:t>
       </w:r>
+      <w:proofErr w:type="spellEnd"/>
       <w:r>
         <w:rPr>
           <w:rFonts w:ascii="Consolas" w:eastAsia="Times New Roman" w:hAnsi="Consolas" w:cs="Times New Roman"/>
@@ -4339,6 +4796,7 @@
         </w:rPr>
         <w:t xml:space="preserve">, </w:t>
       </w:r>
+      <w:proofErr w:type="spellStart"/>
       <w:r>
         <w:rPr>
           <w:rFonts w:ascii="Consolas" w:eastAsia="Times New Roman" w:hAnsi="Consolas" w:cs="Times New Roman"/>
@@ -4350,6 +4808,7 @@
         </w:rPr>
         <w:t>block_size</w:t>
       </w:r>
+      <w:proofErr w:type="spellEnd"/>
       <w:r>
         <w:rPr>
           <w:rFonts w:ascii="Consolas" w:eastAsia="Times New Roman" w:hAnsi="Consolas" w:cs="Times New Roman"/>
@@ -4474,6 +4933,7 @@
         </w:rPr>
         <w:t>(</w:t>
       </w:r>
+      <w:proofErr w:type="spellStart"/>
       <w:r>
         <w:rPr>
           <w:rFonts w:ascii="Consolas" w:eastAsia="Times New Roman" w:hAnsi="Consolas" w:cs="Times New Roman"/>
@@ -4485,6 +4945,7 @@
         </w:rPr>
         <w:t>max_new_tokens</w:t>
       </w:r>
+      <w:proofErr w:type="spellEnd"/>
       <w:r>
         <w:rPr>
           <w:rFonts w:ascii="Consolas" w:eastAsia="Times New Roman" w:hAnsi="Consolas" w:cs="Times New Roman"/>
@@ -4521,6 +4982,7 @@
         </w:rPr>
         <w:t xml:space="preserve">            </w:t>
       </w:r>
+      <w:proofErr w:type="spellStart"/>
       <w:r>
         <w:rPr>
           <w:rFonts w:ascii="Consolas" w:eastAsia="Times New Roman" w:hAnsi="Consolas" w:cs="Times New Roman"/>
@@ -4532,6 +4994,7 @@
         </w:rPr>
         <w:t>idx_cond</w:t>
       </w:r>
+      <w:proofErr w:type="spellEnd"/>
       <w:r>
         <w:rPr>
           <w:rFonts w:ascii="Consolas" w:eastAsia="Times New Roman" w:hAnsi="Consolas" w:cs="Times New Roman"/>
@@ -4565,6 +5028,7 @@
         </w:rPr>
         <w:t xml:space="preserve"> </w:t>
       </w:r>
+      <w:proofErr w:type="spellStart"/>
       <w:r>
         <w:rPr>
           <w:rFonts w:ascii="Consolas" w:eastAsia="Times New Roman" w:hAnsi="Consolas" w:cs="Times New Roman"/>
@@ -4576,16 +5040,30 @@
         </w:rPr>
         <w:t>idx</w:t>
       </w:r>
-      <w:r>
-        <w:rPr>
-          <w:rFonts w:ascii="Consolas" w:eastAsia="Times New Roman" w:hAnsi="Consolas" w:cs="Times New Roman"/>
-          <w:color w:val="202020"/>
-          <w:kern w:val="0"/>
-          <w:sz w:val="21"/>
-          <w:szCs w:val="21"/>
-          <w14:ligatures w14:val="none"/>
-        </w:rPr>
-        <w:t xml:space="preserve">[:, </w:t>
+      <w:proofErr w:type="spellEnd"/>
+      <w:proofErr w:type="gramStart"/>
+      <w:r>
+        <w:rPr>
+          <w:rFonts w:ascii="Consolas" w:eastAsia="Times New Roman" w:hAnsi="Consolas" w:cs="Times New Roman"/>
+          <w:color w:val="202020"/>
+          <w:kern w:val="0"/>
+          <w:sz w:val="21"/>
+          <w:szCs w:val="21"/>
+          <w14:ligatures w14:val="none"/>
+        </w:rPr>
+        <w:t>[:,</w:t>
+      </w:r>
+      <w:proofErr w:type="gramEnd"/>
+      <w:r>
+        <w:rPr>
+          <w:rFonts w:ascii="Consolas" w:eastAsia="Times New Roman" w:hAnsi="Consolas" w:cs="Times New Roman"/>
+          <w:color w:val="202020"/>
+          <w:kern w:val="0"/>
+          <w:sz w:val="21"/>
+          <w:szCs w:val="21"/>
+          <w14:ligatures w14:val="none"/>
+        </w:rPr>
+        <w:t xml:space="preserve"> </w:t>
       </w:r>
       <w:r>
         <w:rPr>
@@ -4598,6 +5076,7 @@
         </w:rPr>
         <w:t>-</w:t>
       </w:r>
+      <w:proofErr w:type="spellStart"/>
       <w:r>
         <w:rPr>
           <w:rFonts w:ascii="Consolas" w:eastAsia="Times New Roman" w:hAnsi="Consolas" w:cs="Times New Roman"/>
@@ -4609,6 +5088,7 @@
         </w:rPr>
         <w:t>block_size</w:t>
       </w:r>
+      <w:proofErr w:type="spellEnd"/>
       <w:r>
         <w:rPr>
           <w:rFonts w:ascii="Consolas" w:eastAsia="Times New Roman" w:hAnsi="Consolas" w:cs="Times New Roman"/>
@@ -4711,6 +5191,7 @@
         </w:rPr>
         <w:t>(</w:t>
       </w:r>
+      <w:proofErr w:type="spellStart"/>
       <w:r>
         <w:rPr>
           <w:rFonts w:ascii="Consolas" w:eastAsia="Times New Roman" w:hAnsi="Consolas" w:cs="Times New Roman"/>
@@ -4722,6 +5203,7 @@
         </w:rPr>
         <w:t>idx_cond</w:t>
       </w:r>
+      <w:proofErr w:type="spellEnd"/>
       <w:r>
         <w:rPr>
           <w:rFonts w:ascii="Consolas" w:eastAsia="Times New Roman" w:hAnsi="Consolas" w:cs="Times New Roman"/>
@@ -4813,16 +5295,29 @@
         </w:rPr>
         <w:t>logits</w:t>
       </w:r>
-      <w:r>
-        <w:rPr>
-          <w:rFonts w:ascii="Consolas" w:eastAsia="Times New Roman" w:hAnsi="Consolas" w:cs="Times New Roman"/>
-          <w:color w:val="202020"/>
-          <w:kern w:val="0"/>
-          <w:sz w:val="21"/>
-          <w:szCs w:val="21"/>
-          <w14:ligatures w14:val="none"/>
-        </w:rPr>
-        <w:t xml:space="preserve">[:, </w:t>
+      <w:proofErr w:type="gramStart"/>
+      <w:r>
+        <w:rPr>
+          <w:rFonts w:ascii="Consolas" w:eastAsia="Times New Roman" w:hAnsi="Consolas" w:cs="Times New Roman"/>
+          <w:color w:val="202020"/>
+          <w:kern w:val="0"/>
+          <w:sz w:val="21"/>
+          <w:szCs w:val="21"/>
+          <w14:ligatures w14:val="none"/>
+        </w:rPr>
+        <w:t>[:,</w:t>
+      </w:r>
+      <w:proofErr w:type="gramEnd"/>
+      <w:r>
+        <w:rPr>
+          <w:rFonts w:ascii="Consolas" w:eastAsia="Times New Roman" w:hAnsi="Consolas" w:cs="Times New Roman"/>
+          <w:color w:val="202020"/>
+          <w:kern w:val="0"/>
+          <w:sz w:val="21"/>
+          <w:szCs w:val="21"/>
+          <w14:ligatures w14:val="none"/>
+        </w:rPr>
+        <w:t xml:space="preserve"> </w:t>
       </w:r>
       <w:r>
         <w:rPr>
@@ -4846,16 +5341,29 @@
         </w:rPr>
         <w:t>1</w:t>
       </w:r>
-      <w:r>
-        <w:rPr>
-          <w:rFonts w:ascii="Consolas" w:eastAsia="Times New Roman" w:hAnsi="Consolas" w:cs="Times New Roman"/>
-          <w:color w:val="202020"/>
-          <w:kern w:val="0"/>
-          <w:sz w:val="21"/>
-          <w:szCs w:val="21"/>
-          <w14:ligatures w14:val="none"/>
-        </w:rPr>
-        <w:t>, :]</w:t>
+      <w:proofErr w:type="gramStart"/>
+      <w:r>
+        <w:rPr>
+          <w:rFonts w:ascii="Consolas" w:eastAsia="Times New Roman" w:hAnsi="Consolas" w:cs="Times New Roman"/>
+          <w:color w:val="202020"/>
+          <w:kern w:val="0"/>
+          <w:sz w:val="21"/>
+          <w:szCs w:val="21"/>
+          <w14:ligatures w14:val="none"/>
+        </w:rPr>
+        <w:t>, :</w:t>
+      </w:r>
+      <w:proofErr w:type="gramEnd"/>
+      <w:r>
+        <w:rPr>
+          <w:rFonts w:ascii="Consolas" w:eastAsia="Times New Roman" w:hAnsi="Consolas" w:cs="Times New Roman"/>
+          <w:color w:val="202020"/>
+          <w:kern w:val="0"/>
+          <w:sz w:val="21"/>
+          <w:szCs w:val="21"/>
+          <w14:ligatures w14:val="none"/>
+        </w:rPr>
+        <w:t>]</w:t>
       </w:r>
     </w:p>
     <w:p>
@@ -4926,6 +5434,8 @@
         </w:rPr>
         <w:t xml:space="preserve"> </w:t>
       </w:r>
+      <w:proofErr w:type="spellStart"/>
+      <w:proofErr w:type="gramStart"/>
       <w:r>
         <w:rPr>
           <w:rFonts w:ascii="Consolas" w:eastAsia="Times New Roman" w:hAnsi="Consolas" w:cs="Times New Roman"/>
@@ -4959,6 +5469,8 @@
         </w:rPr>
         <w:t>softmax</w:t>
       </w:r>
+      <w:proofErr w:type="spellEnd"/>
+      <w:proofErr w:type="gramEnd"/>
       <w:r>
         <w:rPr>
           <w:rFonts w:ascii="Consolas" w:eastAsia="Times New Roman" w:hAnsi="Consolas" w:cs="Times New Roman"/>
@@ -5061,6 +5573,7 @@
         </w:rPr>
         <w:t xml:space="preserve">            </w:t>
       </w:r>
+      <w:proofErr w:type="spellStart"/>
       <w:r>
         <w:rPr>
           <w:rFonts w:ascii="Consolas" w:eastAsia="Times New Roman" w:hAnsi="Consolas" w:cs="Times New Roman"/>
@@ -5072,6 +5585,7 @@
         </w:rPr>
         <w:t>next_idx</w:t>
       </w:r>
+      <w:proofErr w:type="spellEnd"/>
       <w:r>
         <w:rPr>
           <w:rFonts w:ascii="Consolas" w:eastAsia="Times New Roman" w:hAnsi="Consolas" w:cs="Times New Roman"/>
@@ -5105,6 +5619,8 @@
         </w:rPr>
         <w:t xml:space="preserve"> </w:t>
       </w:r>
+      <w:proofErr w:type="spellStart"/>
+      <w:proofErr w:type="gramStart"/>
       <w:r>
         <w:rPr>
           <w:rFonts w:ascii="Consolas" w:eastAsia="Times New Roman" w:hAnsi="Consolas" w:cs="Times New Roman"/>
@@ -5138,6 +5654,8 @@
         </w:rPr>
         <w:t>multinomial</w:t>
       </w:r>
+      <w:proofErr w:type="spellEnd"/>
+      <w:proofErr w:type="gramEnd"/>
       <w:r>
         <w:rPr>
           <w:rFonts w:ascii="Consolas" w:eastAsia="Times New Roman" w:hAnsi="Consolas" w:cs="Times New Roman"/>
@@ -5171,6 +5689,7 @@
         </w:rPr>
         <w:t xml:space="preserve">, </w:t>
       </w:r>
+      <w:proofErr w:type="spellStart"/>
       <w:r>
         <w:rPr>
           <w:rFonts w:ascii="Consolas" w:eastAsia="Times New Roman" w:hAnsi="Consolas" w:cs="Times New Roman"/>
@@ -5182,6 +5701,7 @@
         </w:rPr>
         <w:t>num_samples</w:t>
       </w:r>
+      <w:proofErr w:type="spellEnd"/>
       <w:r>
         <w:rPr>
           <w:rFonts w:ascii="Consolas" w:eastAsia="Times New Roman" w:hAnsi="Consolas" w:cs="Times New Roman"/>
@@ -5240,6 +5760,7 @@
         </w:rPr>
         <w:t xml:space="preserve">            </w:t>
       </w:r>
+      <w:proofErr w:type="spellStart"/>
       <w:r>
         <w:rPr>
           <w:rFonts w:ascii="Consolas" w:eastAsia="Times New Roman" w:hAnsi="Consolas" w:cs="Times New Roman"/>
@@ -5251,6 +5772,7 @@
         </w:rPr>
         <w:t>idx</w:t>
       </w:r>
+      <w:proofErr w:type="spellEnd"/>
       <w:r>
         <w:rPr>
           <w:rFonts w:ascii="Consolas" w:eastAsia="Times New Roman" w:hAnsi="Consolas" w:cs="Times New Roman"/>
@@ -5284,6 +5806,7 @@
         </w:rPr>
         <w:t xml:space="preserve"> </w:t>
       </w:r>
+      <w:proofErr w:type="gramStart"/>
       <w:r>
         <w:rPr>
           <w:rFonts w:ascii="Consolas" w:eastAsia="Times New Roman" w:hAnsi="Consolas" w:cs="Times New Roman"/>
@@ -5326,8 +5849,21 @@
           <w:szCs w:val="21"/>
           <w14:ligatures w14:val="none"/>
         </w:rPr>
-        <w:t>((</w:t>
-      </w:r>
+        <w:t>(</w:t>
+      </w:r>
+      <w:proofErr w:type="gramEnd"/>
+      <w:r>
+        <w:rPr>
+          <w:rFonts w:ascii="Consolas" w:eastAsia="Times New Roman" w:hAnsi="Consolas" w:cs="Times New Roman"/>
+          <w:color w:val="202020"/>
+          <w:kern w:val="0"/>
+          <w:sz w:val="21"/>
+          <w:szCs w:val="21"/>
+          <w14:ligatures w14:val="none"/>
+        </w:rPr>
+        <w:t>(</w:t>
+      </w:r>
+      <w:proofErr w:type="spellStart"/>
       <w:r>
         <w:rPr>
           <w:rFonts w:ascii="Consolas" w:eastAsia="Times New Roman" w:hAnsi="Consolas" w:cs="Times New Roman"/>
@@ -5339,6 +5875,7 @@
         </w:rPr>
         <w:t>idx</w:t>
       </w:r>
+      <w:proofErr w:type="spellEnd"/>
       <w:r>
         <w:rPr>
           <w:rFonts w:ascii="Consolas" w:eastAsia="Times New Roman" w:hAnsi="Consolas" w:cs="Times New Roman"/>
@@ -5350,6 +5887,7 @@
         </w:rPr>
         <w:t xml:space="preserve">, </w:t>
       </w:r>
+      <w:proofErr w:type="spellStart"/>
       <w:r>
         <w:rPr>
           <w:rFonts w:ascii="Consolas" w:eastAsia="Times New Roman" w:hAnsi="Consolas" w:cs="Times New Roman"/>
@@ -5361,6 +5899,7 @@
         </w:rPr>
         <w:t>next_idx</w:t>
       </w:r>
+      <w:proofErr w:type="spellEnd"/>
       <w:r>
         <w:rPr>
           <w:rFonts w:ascii="Consolas" w:eastAsia="Times New Roman" w:hAnsi="Consolas" w:cs="Times New Roman"/>
@@ -5463,6 +6002,7 @@
         </w:rPr>
         <w:t xml:space="preserve"> </w:t>
       </w:r>
+      <w:proofErr w:type="spellStart"/>
       <w:r>
         <w:rPr>
           <w:rFonts w:ascii="Consolas" w:eastAsia="Times New Roman" w:hAnsi="Consolas" w:cs="Times New Roman"/>
@@ -5474,6 +6014,7 @@
         </w:rPr>
         <w:t>idx</w:t>
       </w:r>
+      <w:proofErr w:type="spellEnd"/>
     </w:p>
     <w:p>
       <w:pPr>
@@ -5557,8 +6098,9 @@
           <w:szCs w:val="28"/>
           <w:lang w:val="es-ES"/>
         </w:rPr>
-        <w:t xml:space="preserve"> del baseline mostrado e</w:t>
-      </w:r>
+        <w:t xml:space="preserve"> del </w:t>
+      </w:r>
+      <w:proofErr w:type="spellStart"/>
       <w:r>
         <w:rPr>
           <w:rFonts w:ascii="Times New Roman" w:hAnsi="Times New Roman" w:cs="Times New Roman"/>
@@ -5566,6 +6108,25 @@
           <w:szCs w:val="28"/>
           <w:lang w:val="es-ES"/>
         </w:rPr>
+        <w:t>baseline</w:t>
+      </w:r>
+      <w:proofErr w:type="spellEnd"/>
+      <w:r>
+        <w:rPr>
+          <w:rFonts w:ascii="Times New Roman" w:hAnsi="Times New Roman" w:cs="Times New Roman"/>
+          <w:sz w:val="28"/>
+          <w:szCs w:val="28"/>
+          <w:lang w:val="es-ES"/>
+        </w:rPr>
+        <w:t xml:space="preserve"> mostrado e</w:t>
+      </w:r>
+      <w:r>
+        <w:rPr>
+          <w:rFonts w:ascii="Times New Roman" w:hAnsi="Times New Roman" w:cs="Times New Roman"/>
+          <w:sz w:val="28"/>
+          <w:szCs w:val="28"/>
+          <w:lang w:val="es-ES"/>
+        </w:rPr>
         <w:t>n la guía.</w:t>
       </w:r>
     </w:p>
@@ -5578,6 +6139,7 @@
       <w:r>
         <w:rPr>
           <w:rFonts w:cs="Times New Roman"/>
+          <w:noProof/>
         </w:rPr>
         <w:drawing>
           <wp:inline distT="0" distB="0" distL="0" distR="0" wp14:anchorId="4ACE6879" wp14:editId="1E53A6D5">
@@ -5595,7 +6157,7 @@
                     <pic:cNvPicPr/>
                   </pic:nvPicPr>
                   <pic:blipFill>
-                    <a:blip r:embed="rId7"/>
+                    <a:blip r:embed="rId8"/>
                     <a:stretch>
                       <a:fillRect/>
                     </a:stretch>
@@ -5673,14 +6235,25 @@
       <w:r>
         <w:rPr>
           <w:rFonts w:cs="Times New Roman"/>
+          <w:lang w:val="es-ES"/>
         </w:rPr>
         <w:t>“</w:t>
       </w:r>
+      <w:proofErr w:type="spellStart"/>
       <w:r>
         <w:rPr>
           <w:rFonts w:cs="Times New Roman"/>
-        </w:rPr>
-        <w:t>Shakespeare’s Complete Works</w:t>
+          <w:lang w:val="es-ES"/>
+        </w:rPr>
+        <w:t>Shakespeare’s</w:t>
+      </w:r>
+      <w:proofErr w:type="spellEnd"/>
+      <w:r>
+        <w:rPr>
+          <w:rFonts w:cs="Times New Roman"/>
+          <w:lang w:val="es-ES"/>
+        </w:rPr>
+        <w:t xml:space="preserve"> Complete Works</w:t>
       </w:r>
       <w:r>
         <w:rPr>
@@ -6084,16 +6657,9 @@
           <w:szCs w:val="28"/>
           <w:lang w:val="es-US"/>
         </w:rPr>
-        <w:t xml:space="preserve">mejoró en torno a los bloques del Transformer. Esto permitió mejorar los caracteres mediante </w:t>
-      </w:r>
-      <w:r>
-        <w:rPr>
-          <w:rFonts w:ascii="Times New Roman" w:hAnsi="Times New Roman" w:cs="Times New Roman"/>
-          <w:sz w:val="28"/>
-          <w:szCs w:val="28"/>
-        </w:rPr>
-        <w:t>Self-attention y feed-forward</w:t>
-      </w:r>
+        <w:t xml:space="preserve">mejoró en torno a los bloques del </w:t>
+      </w:r>
+      <w:proofErr w:type="spellStart"/>
       <w:r>
         <w:rPr>
           <w:rFonts w:ascii="Times New Roman" w:hAnsi="Times New Roman" w:cs="Times New Roman"/>
@@ -6101,8 +6667,9 @@
           <w:szCs w:val="28"/>
           <w:lang w:val="es-US"/>
         </w:rPr>
-        <w:t>, dando paso</w:t>
-      </w:r>
+        <w:t>Transformer</w:t>
+      </w:r>
+      <w:proofErr w:type="spellEnd"/>
       <w:r>
         <w:rPr>
           <w:rFonts w:ascii="Times New Roman" w:hAnsi="Times New Roman" w:cs="Times New Roman"/>
@@ -6110,18 +6677,66 @@
           <w:szCs w:val="28"/>
           <w:lang w:val="es-US"/>
         </w:rPr>
-        <w:t xml:space="preserve"> a ver caracteres anteriores.</w:t>
-      </w:r>
-    </w:p>
-    <w:p>
-      <w:pPr>
+        <w:t xml:space="preserve">. Esto permitió mejorar los caracteres mediante </w:t>
+      </w:r>
+      <w:r>
+        <w:rPr>
+          <w:rFonts w:ascii="Times New Roman" w:hAnsi="Times New Roman" w:cs="Times New Roman"/>
+          <w:sz w:val="28"/>
+          <w:szCs w:val="28"/>
+          <w:lang w:val="es-ES"/>
+        </w:rPr>
+        <w:t>Self-</w:t>
+      </w:r>
+      <w:proofErr w:type="spellStart"/>
+      <w:r>
+        <w:rPr>
+          <w:rFonts w:ascii="Times New Roman" w:hAnsi="Times New Roman" w:cs="Times New Roman"/>
+          <w:sz w:val="28"/>
+          <w:szCs w:val="28"/>
+          <w:lang w:val="es-ES"/>
+        </w:rPr>
+        <w:t>attention</w:t>
+      </w:r>
+      <w:proofErr w:type="spellEnd"/>
+      <w:r>
+        <w:rPr>
+          <w:rFonts w:ascii="Times New Roman" w:hAnsi="Times New Roman" w:cs="Times New Roman"/>
+          <w:sz w:val="28"/>
+          <w:szCs w:val="28"/>
+          <w:lang w:val="es-ES"/>
+        </w:rPr>
+        <w:t xml:space="preserve"> y </w:t>
+      </w:r>
+      <w:proofErr w:type="spellStart"/>
+      <w:r>
+        <w:rPr>
+          <w:rFonts w:ascii="Times New Roman" w:hAnsi="Times New Roman" w:cs="Times New Roman"/>
+          <w:sz w:val="28"/>
+          <w:szCs w:val="28"/>
+          <w:lang w:val="es-ES"/>
+        </w:rPr>
+        <w:t>feed</w:t>
+      </w:r>
+      <w:proofErr w:type="spellEnd"/>
+      <w:r>
+        <w:rPr>
+          <w:rFonts w:ascii="Times New Roman" w:hAnsi="Times New Roman" w:cs="Times New Roman"/>
+          <w:sz w:val="28"/>
+          <w:szCs w:val="28"/>
+          <w:lang w:val="es-ES"/>
+        </w:rPr>
+        <w:t>-forward</w:t>
+      </w:r>
+      <w:r>
         <w:rPr>
           <w:rFonts w:ascii="Times New Roman" w:hAnsi="Times New Roman" w:cs="Times New Roman"/>
           <w:sz w:val="28"/>
           <w:szCs w:val="28"/>
           <w:lang w:val="es-US"/>
         </w:rPr>
-      </w:pPr>
+        <w:t>, dando paso</w:t>
+      </w:r>
       <w:r>
         <w:rPr>
           <w:rFonts w:ascii="Times New Roman" w:hAnsi="Times New Roman" w:cs="Times New Roman"/>
@@ -6129,17 +6744,18 @@
           <w:szCs w:val="28"/>
           <w:lang w:val="es-US"/>
         </w:rPr>
-        <w:t xml:space="preserve">Cuando hicimos la modificación de LAYERS_SIZE, </w:t>
-      </w:r>
-      <w:r>
+        <w:t xml:space="preserve"> a ver caracteres anteriores.</w:t>
+      </w:r>
+    </w:p>
+    <w:p>
+      <w:pPr>
         <w:rPr>
           <w:rFonts w:ascii="Times New Roman" w:hAnsi="Times New Roman" w:cs="Times New Roman"/>
           <w:sz w:val="28"/>
           <w:szCs w:val="28"/>
           <w:lang w:val="es-US"/>
         </w:rPr>
-        <w:t>mejoró</w:t>
-      </w:r>
+      </w:pPr>
       <w:r>
         <w:rPr>
           <w:rFonts w:ascii="Times New Roman" w:hAnsi="Times New Roman" w:cs="Times New Roman"/>
@@ -6147,7 +6763,7 @@
           <w:szCs w:val="28"/>
           <w:lang w:val="es-US"/>
         </w:rPr>
-        <w:t xml:space="preserve"> </w:t>
+        <w:t xml:space="preserve">Cuando hicimos la modificación de LAYERS_SIZE, </w:t>
       </w:r>
       <w:r>
         <w:rPr>
@@ -6156,7 +6772,7 @@
           <w:szCs w:val="28"/>
           <w:lang w:val="es-US"/>
         </w:rPr>
-        <w:t>en torno</w:t>
+        <w:t>mejoró</w:t>
       </w:r>
       <w:r>
         <w:rPr>
@@ -6165,8 +6781,27 @@
           <w:szCs w:val="28"/>
           <w:lang w:val="es-US"/>
         </w:rPr>
+        <w:t xml:space="preserve"> </w:t>
+      </w:r>
+      <w:r>
+        <w:rPr>
+          <w:rFonts w:ascii="Times New Roman" w:hAnsi="Times New Roman" w:cs="Times New Roman"/>
+          <w:sz w:val="28"/>
+          <w:szCs w:val="28"/>
+          <w:lang w:val="es-US"/>
+        </w:rPr>
+        <w:t>en torno</w:t>
+      </w:r>
+      <w:r>
+        <w:rPr>
+          <w:rFonts w:ascii="Times New Roman" w:hAnsi="Times New Roman" w:cs="Times New Roman"/>
+          <w:sz w:val="28"/>
+          <w:szCs w:val="28"/>
+          <w:lang w:val="es-US"/>
+        </w:rPr>
         <w:t xml:space="preserve"> a la calidad de los </w:t>
       </w:r>
+      <w:proofErr w:type="spellStart"/>
       <w:r>
         <w:rPr>
           <w:rFonts w:ascii="Times New Roman" w:hAnsi="Times New Roman" w:cs="Times New Roman"/>
@@ -6174,8 +6809,69 @@
           <w:szCs w:val="28"/>
           <w:lang w:val="es-ES"/>
         </w:rPr>
-        <w:t>embeddings, queries, keys y values</w:t>
-      </w:r>
+        <w:t>embeddings</w:t>
+      </w:r>
+      <w:proofErr w:type="spellEnd"/>
+      <w:r>
+        <w:rPr>
+          <w:rFonts w:ascii="Times New Roman" w:hAnsi="Times New Roman" w:cs="Times New Roman"/>
+          <w:sz w:val="28"/>
+          <w:szCs w:val="28"/>
+          <w:lang w:val="es-ES"/>
+        </w:rPr>
+        <w:t xml:space="preserve">, </w:t>
+      </w:r>
+      <w:proofErr w:type="spellStart"/>
+      <w:r>
+        <w:rPr>
+          <w:rFonts w:ascii="Times New Roman" w:hAnsi="Times New Roman" w:cs="Times New Roman"/>
+          <w:sz w:val="28"/>
+          <w:szCs w:val="28"/>
+          <w:lang w:val="es-ES"/>
+        </w:rPr>
+        <w:t>queries</w:t>
+      </w:r>
+      <w:proofErr w:type="spellEnd"/>
+      <w:r>
+        <w:rPr>
+          <w:rFonts w:ascii="Times New Roman" w:hAnsi="Times New Roman" w:cs="Times New Roman"/>
+          <w:sz w:val="28"/>
+          <w:szCs w:val="28"/>
+          <w:lang w:val="es-ES"/>
+        </w:rPr>
+        <w:t xml:space="preserve">, </w:t>
+      </w:r>
+      <w:proofErr w:type="spellStart"/>
+      <w:r>
+        <w:rPr>
+          <w:rFonts w:ascii="Times New Roman" w:hAnsi="Times New Roman" w:cs="Times New Roman"/>
+          <w:sz w:val="28"/>
+          <w:szCs w:val="28"/>
+          <w:lang w:val="es-ES"/>
+        </w:rPr>
+        <w:t>keys</w:t>
+      </w:r>
+      <w:proofErr w:type="spellEnd"/>
+      <w:r>
+        <w:rPr>
+          <w:rFonts w:ascii="Times New Roman" w:hAnsi="Times New Roman" w:cs="Times New Roman"/>
+          <w:sz w:val="28"/>
+          <w:szCs w:val="28"/>
+          <w:lang w:val="es-ES"/>
+        </w:rPr>
+        <w:t xml:space="preserve"> y </w:t>
+      </w:r>
+      <w:proofErr w:type="spellStart"/>
+      <w:r>
+        <w:rPr>
+          <w:rFonts w:ascii="Times New Roman" w:hAnsi="Times New Roman" w:cs="Times New Roman"/>
+          <w:sz w:val="28"/>
+          <w:szCs w:val="28"/>
+          <w:lang w:val="es-ES"/>
+        </w:rPr>
+        <w:t>values</w:t>
+      </w:r>
+      <w:proofErr w:type="spellEnd"/>
       <w:r>
         <w:rPr>
           <w:rFonts w:ascii="Times New Roman" w:hAnsi="Times New Roman" w:cs="Times New Roman"/>
@@ -6231,6 +6927,7 @@
         </w:rPr>
         <w:t xml:space="preserve">mejoró en torno a la capacidad del modelo; se podría decir que entrenarlo por más etapas podría dar mejores resultados, pero tampoco podría ser muy extendida en tiempo, ya que podría tener errores, ya sea por capacidad o por </w:t>
       </w:r>
+      <w:proofErr w:type="spellStart"/>
       <w:r>
         <w:rPr>
           <w:rFonts w:ascii="Times New Roman" w:hAnsi="Times New Roman" w:cs="Times New Roman"/>
@@ -6238,28 +6935,28 @@
           <w:szCs w:val="28"/>
           <w:lang w:val="es-US"/>
         </w:rPr>
-        <w:t>overfitting.</w:t>
-      </w:r>
-    </w:p>
-    <w:p>
-      <w:pPr>
+        <w:t>overfitting</w:t>
+      </w:r>
+      <w:proofErr w:type="spellEnd"/>
+      <w:r>
         <w:rPr>
           <w:rFonts w:ascii="Times New Roman" w:hAnsi="Times New Roman" w:cs="Times New Roman"/>
           <w:sz w:val="28"/>
           <w:szCs w:val="28"/>
           <w:lang w:val="es-US"/>
         </w:rPr>
-      </w:pPr>
-      <w:r>
+        <w:t>.</w:t>
+      </w:r>
+    </w:p>
+    <w:p>
+      <w:pPr>
         <w:rPr>
           <w:rFonts w:ascii="Times New Roman" w:hAnsi="Times New Roman" w:cs="Times New Roman"/>
           <w:sz w:val="28"/>
           <w:szCs w:val="28"/>
           <w:lang w:val="es-US"/>
         </w:rPr>
-        <w:lastRenderedPageBreak/>
-        <w:t xml:space="preserve">Obtuvimos un mejor resultado cuando juntamos todas estas modificaciones, ya que fue una </w:t>
-      </w:r>
+      </w:pPr>
       <w:r>
         <w:rPr>
           <w:rFonts w:ascii="Times New Roman" w:hAnsi="Times New Roman" w:cs="Times New Roman"/>
@@ -6267,7 +6964,8 @@
           <w:szCs w:val="28"/>
           <w:lang w:val="es-US"/>
         </w:rPr>
-        <w:t>fusión de lo mencionado anteriormente. Se notó que los fragmentos eran más reconocibles, con un mejor uso de los signos y una mayor</w:t>
+        <w:lastRenderedPageBreak/>
+        <w:t xml:space="preserve">Obtuvimos un mejor resultado cuando juntamos todas estas modificaciones, ya que fue una </w:t>
       </w:r>
       <w:r>
         <w:rPr>
@@ -6276,7 +6974,7 @@
           <w:szCs w:val="28"/>
           <w:lang w:val="es-US"/>
         </w:rPr>
-        <w:t xml:space="preserve"> distinción de los nombres. Lo </w:t>
+        <w:t>fusión de lo mencionado anteriormente. Se notó que los fragmentos eran más reconocibles, con un mejor uso de los signos y una mayor</w:t>
       </w:r>
       <w:r>
         <w:rPr>
@@ -6285,7 +6983,7 @@
           <w:szCs w:val="28"/>
           <w:lang w:val="es-US"/>
         </w:rPr>
-        <w:t>más importante que se asimilaba a la estructura de la data de Shakespeare</w:t>
+        <w:t xml:space="preserve"> distinción de los nombres. Lo </w:t>
       </w:r>
       <w:r>
         <w:rPr>
@@ -6294,7 +6992,7 @@
           <w:szCs w:val="28"/>
           <w:lang w:val="es-US"/>
         </w:rPr>
-        <w:t xml:space="preserve">. Con esto concluimos que un transformer con mayores capacidades puede aprovechar mejor el algoritmo de self-attention, pero esto requerirá </w:t>
+        <w:t>más importante que se asimilaba a la estructura de la data de Shakespeare</w:t>
       </w:r>
       <w:r>
         <w:rPr>
@@ -6303,8 +7001,9 @@
           <w:szCs w:val="28"/>
           <w:lang w:val="es-US"/>
         </w:rPr>
-        <w:t>más</w:t>
-      </w:r>
+        <w:t xml:space="preserve">. Con esto concluimos que un </w:t>
+      </w:r>
+      <w:proofErr w:type="spellStart"/>
       <w:r>
         <w:rPr>
           <w:rFonts w:ascii="Times New Roman" w:hAnsi="Times New Roman" w:cs="Times New Roman"/>
@@ -6312,18 +7011,19 @@
           <w:szCs w:val="28"/>
           <w:lang w:val="es-US"/>
         </w:rPr>
-        <w:t xml:space="preserve"> tiempo de entrenamiento y costos computacionales.</w:t>
-      </w:r>
-    </w:p>
-    <w:p>
-      <w:pPr>
+        <w:t>transformer</w:t>
+      </w:r>
+      <w:proofErr w:type="spellEnd"/>
+      <w:r>
         <w:rPr>
           <w:rFonts w:ascii="Times New Roman" w:hAnsi="Times New Roman" w:cs="Times New Roman"/>
           <w:sz w:val="28"/>
           <w:szCs w:val="28"/>
           <w:lang w:val="es-US"/>
         </w:rPr>
-      </w:pPr>
+        <w:t xml:space="preserve"> con mayores capacidades puede aprovechar mejor el algoritmo de </w:t>
+      </w:r>
+      <w:proofErr w:type="spellStart"/>
       <w:r>
         <w:rPr>
           <w:rFonts w:ascii="Times New Roman" w:hAnsi="Times New Roman" w:cs="Times New Roman"/>
@@ -6331,8 +7031,9 @@
           <w:szCs w:val="28"/>
           <w:lang w:val="es-US"/>
         </w:rPr>
-        <w:t>Adjuntamos una captura de pantalla con la actualización de los valores.</w:t>
-      </w:r>
+        <w:t>self-attention</w:t>
+      </w:r>
+      <w:proofErr w:type="spellEnd"/>
       <w:r>
         <w:rPr>
           <w:rFonts w:ascii="Times New Roman" w:hAnsi="Times New Roman" w:cs="Times New Roman"/>
@@ -6340,11 +7041,58 @@
           <w:szCs w:val="28"/>
           <w:lang w:val="es-US"/>
         </w:rPr>
+        <w:t xml:space="preserve">, pero esto requerirá </w:t>
+      </w:r>
+      <w:r>
+        <w:rPr>
+          <w:rFonts w:ascii="Times New Roman" w:hAnsi="Times New Roman" w:cs="Times New Roman"/>
+          <w:sz w:val="28"/>
+          <w:szCs w:val="28"/>
+          <w:lang w:val="es-US"/>
+        </w:rPr>
+        <w:t>más</w:t>
+      </w:r>
+      <w:r>
+        <w:rPr>
+          <w:rFonts w:ascii="Times New Roman" w:hAnsi="Times New Roman" w:cs="Times New Roman"/>
+          <w:sz w:val="28"/>
+          <w:szCs w:val="28"/>
+          <w:lang w:val="es-US"/>
+        </w:rPr>
+        <w:t xml:space="preserve"> tiempo de entrenamiento y costos computacionales.</w:t>
+      </w:r>
+    </w:p>
+    <w:p>
+      <w:pPr>
+        <w:rPr>
+          <w:rFonts w:ascii="Times New Roman" w:hAnsi="Times New Roman" w:cs="Times New Roman"/>
+          <w:sz w:val="28"/>
+          <w:szCs w:val="28"/>
+          <w:lang w:val="es-US"/>
+        </w:rPr>
+      </w:pPr>
+      <w:r>
+        <w:rPr>
+          <w:rFonts w:ascii="Times New Roman" w:hAnsi="Times New Roman" w:cs="Times New Roman"/>
+          <w:sz w:val="28"/>
+          <w:szCs w:val="28"/>
+          <w:lang w:val="es-US"/>
+        </w:rPr>
+        <w:t>Adjuntamos una captura de pantalla con la actualización de los valores.</w:t>
+      </w:r>
+      <w:r>
+        <w:rPr>
+          <w:rFonts w:ascii="Times New Roman" w:hAnsi="Times New Roman" w:cs="Times New Roman"/>
+          <w:sz w:val="28"/>
+          <w:szCs w:val="28"/>
+          <w:lang w:val="es-US"/>
+        </w:rPr>
         <w:br/>
       </w:r>
       <w:r>
         <w:rPr>
           <w:rFonts w:ascii="Times New Roman" w:hAnsi="Times New Roman" w:cs="Times New Roman"/>
+          <w:noProof/>
           <w:sz w:val="28"/>
           <w:szCs w:val="28"/>
           <w:lang w:val="es-US"/>
@@ -6365,7 +7113,7 @@
                     <pic:cNvPicPr/>
                   </pic:nvPicPr>
                   <pic:blipFill>
-                    <a:blip r:embed="rId8"/>
+                    <a:blip r:embed="rId9"/>
                     <a:stretch>
                       <a:fillRect/>
                     </a:stretch>
@@ -7469,6 +8217,7 @@
   <w:style w:type="character" w:default="1" w:styleId="Fuentedeprrafopredeter">
     <w:name w:val="Default Paragraph Font"/>
     <w:uiPriority w:val="1"/>
+    <w:semiHidden/>
     <w:unhideWhenUsed/>
   </w:style>
   <w:style w:type="table" w:default="1" w:styleId="Tablanormal">
@@ -7780,6 +8529,29 @@
       <w:smallCaps/>
       <w:color w:val="0F4761" w:themeColor="accent1" w:themeShade="BF"/>
       <w:spacing w:val="5"/>
+    </w:rPr>
+  </w:style>
+  <w:style w:type="character" w:styleId="Hipervnculo">
+    <w:name w:val="Hyperlink"/>
+    <w:basedOn w:val="Fuentedeprrafopredeter"/>
+    <w:uiPriority w:val="99"/>
+    <w:unhideWhenUsed/>
+    <w:rsid w:val="00746AAC"/>
+    <w:rPr>
+      <w:color w:val="467886" w:themeColor="hyperlink"/>
+      <w:u w:val="single"/>
+    </w:rPr>
+  </w:style>
+  <w:style w:type="character" w:styleId="Mencinsinresolver">
+    <w:name w:val="Unresolved Mention"/>
+    <w:basedOn w:val="Fuentedeprrafopredeter"/>
+    <w:uiPriority w:val="99"/>
+    <w:semiHidden/>
+    <w:unhideWhenUsed/>
+    <w:rsid w:val="00746AAC"/>
+    <w:rPr>
+      <w:color w:val="605E5C"/>
+      <w:shd w:val="clear" w:color="auto" w:fill="E1DFDD"/>
     </w:rPr>
   </w:style>
 </w:styles>

--- a/CIIC5015FinalExam.docx
+++ b/CIIC5015FinalExam.docx
@@ -70,7 +70,35 @@
           <w:rFonts w:ascii="Times New Roman" w:hAnsi="Times New Roman" w:cs="Times New Roman"/>
           <w:u w:val="single"/>
         </w:rPr>
-        <w:t xml:space="preserve">Student: Luis Enrique Huallparimachi Saire                                                                         </w:t>
+        <w:t>Student</w:t>
+      </w:r>
+      <w:r>
+        <w:rPr>
+          <w:rFonts w:ascii="Times New Roman" w:hAnsi="Times New Roman" w:cs="Times New Roman"/>
+          <w:u w:val="single"/>
+        </w:rPr>
+        <w:t>s</w:t>
+      </w:r>
+      <w:r>
+        <w:rPr>
+          <w:rFonts w:ascii="Times New Roman" w:hAnsi="Times New Roman" w:cs="Times New Roman"/>
+          <w:u w:val="single"/>
+        </w:rPr>
+        <w:t xml:space="preserve">: Luis Enrique Huallparimachi Saire </w:t>
+      </w:r>
+      <w:r>
+        <w:rPr>
+          <w:rFonts w:ascii="Times New Roman" w:hAnsi="Times New Roman" w:cs="Times New Roman"/>
+          <w:u w:val="single"/>
+        </w:rPr>
+        <w:t>and Paola J. Lizana Vasquez</w:t>
+      </w:r>
+      <w:r>
+        <w:rPr>
+          <w:rFonts w:ascii="Times New Roman" w:hAnsi="Times New Roman" w:cs="Times New Roman"/>
+          <w:u w:val="single"/>
+        </w:rPr>
+        <w:t xml:space="preserve">                      </w:t>
       </w:r>
       <w:r>
         <w:rPr>
@@ -130,7 +158,7 @@
       <w:hyperlink r:id="rId5" w:history="1">
         <w:r>
           <w:rPr>
-            <w:rStyle w:val="Hipervnculo"/>
+            <w:rStyle w:val="Hyperlink"/>
             <w:rFonts w:ascii="Times New Roman" w:hAnsi="Times New Roman" w:cs="Times New Roman"/>
             <w:b/>
             <w:bCs/>
@@ -235,10 +263,10 @@
           <w:noProof/>
         </w:rPr>
         <w:drawing>
-          <wp:inline distT="0" distB="0" distL="0" distR="0" wp14:anchorId="1D83B34D" wp14:editId="4F7864C5">
-            <wp:extent cx="5943600" cy="794385"/>
-            <wp:effectExtent l="0" t="0" r="0" b="5715"/>
-            <wp:docPr id="185864697" name="Imagen 1"/>
+          <wp:inline distT="0" distB="0" distL="0" distR="0" wp14:anchorId="4606B89C" wp14:editId="6D17BF2E">
+            <wp:extent cx="5943600" cy="984250"/>
+            <wp:effectExtent l="0" t="0" r="0" b="6350"/>
+            <wp:docPr id="1025229229" name="Picture 1"/>
             <wp:cNvGraphicFramePr>
               <a:graphicFrameLocks xmlns:a="http://schemas.openxmlformats.org/drawingml/2006/main" noChangeAspect="1"/>
             </wp:cNvGraphicFramePr>
@@ -246,7 +274,7 @@
               <a:graphicData uri="http://schemas.openxmlformats.org/drawingml/2006/picture">
                 <pic:pic xmlns:pic="http://schemas.openxmlformats.org/drawingml/2006/picture">
                   <pic:nvPicPr>
-                    <pic:cNvPr id="185864697" name=""/>
+                    <pic:cNvPr id="1025229229" name=""/>
                     <pic:cNvPicPr/>
                   </pic:nvPicPr>
                   <pic:blipFill>
@@ -258,7 +286,7 @@
                   <pic:spPr>
                     <a:xfrm>
                       <a:off x="0" y="0"/>
-                      <a:ext cx="5943600" cy="794385"/>
+                      <a:ext cx="5943600" cy="984250"/>
                     </a:xfrm>
                     <a:prstGeom prst="rect">
                       <a:avLst/>
@@ -306,7 +334,6 @@
         </w:rPr>
         <w:t xml:space="preserve"> </w:t>
       </w:r>
-      <w:proofErr w:type="spellStart"/>
       <w:r>
         <w:rPr>
           <w:rFonts w:ascii="Consolas" w:eastAsia="Times New Roman" w:hAnsi="Consolas" w:cs="Times New Roman"/>
@@ -318,7 +345,6 @@
         </w:rPr>
         <w:t>Transformer_Block</w:t>
       </w:r>
-      <w:proofErr w:type="spellEnd"/>
       <w:r>
         <w:rPr>
           <w:rFonts w:ascii="Consolas" w:eastAsia="Times New Roman" w:hAnsi="Consolas" w:cs="Times New Roman"/>
@@ -330,8 +356,6 @@
         </w:rPr>
         <w:t>(</w:t>
       </w:r>
-      <w:proofErr w:type="spellStart"/>
-      <w:proofErr w:type="gramStart"/>
       <w:r>
         <w:rPr>
           <w:rFonts w:ascii="Consolas" w:eastAsia="Times New Roman" w:hAnsi="Consolas" w:cs="Times New Roman"/>
@@ -365,8 +389,6 @@
         </w:rPr>
         <w:t>Module</w:t>
       </w:r>
-      <w:proofErr w:type="spellEnd"/>
-      <w:proofErr w:type="gramEnd"/>
       <w:r>
         <w:rPr>
           <w:rFonts w:ascii="Consolas" w:eastAsia="Times New Roman" w:hAnsi="Consolas" w:cs="Times New Roman"/>
@@ -434,43 +456,7 @@
           <w:szCs w:val="21"/>
           <w14:ligatures w14:val="none"/>
         </w:rPr>
-        <w:t>__</w:t>
-      </w:r>
-      <w:proofErr w:type="spellStart"/>
-      <w:r>
-        <w:rPr>
-          <w:rFonts w:ascii="Consolas" w:eastAsia="Times New Roman" w:hAnsi="Consolas" w:cs="Times New Roman"/>
-          <w:color w:val="795E26"/>
-          <w:kern w:val="0"/>
-          <w:sz w:val="21"/>
-          <w:szCs w:val="21"/>
-          <w14:ligatures w14:val="none"/>
-        </w:rPr>
-        <w:t>init</w:t>
-      </w:r>
-      <w:proofErr w:type="spellEnd"/>
-      <w:r>
-        <w:rPr>
-          <w:rFonts w:ascii="Consolas" w:eastAsia="Times New Roman" w:hAnsi="Consolas" w:cs="Times New Roman"/>
-          <w:color w:val="795E26"/>
-          <w:kern w:val="0"/>
-          <w:sz w:val="21"/>
-          <w:szCs w:val="21"/>
-          <w14:ligatures w14:val="none"/>
-        </w:rPr>
-        <w:t>_</w:t>
-      </w:r>
-      <w:proofErr w:type="gramStart"/>
-      <w:r>
-        <w:rPr>
-          <w:rFonts w:ascii="Consolas" w:eastAsia="Times New Roman" w:hAnsi="Consolas" w:cs="Times New Roman"/>
-          <w:color w:val="795E26"/>
-          <w:kern w:val="0"/>
-          <w:sz w:val="21"/>
-          <w:szCs w:val="21"/>
-          <w14:ligatures w14:val="none"/>
-        </w:rPr>
-        <w:t>_</w:t>
+        <w:t>__init__</w:t>
       </w:r>
       <w:r>
         <w:rPr>
@@ -483,7 +469,6 @@
         </w:rPr>
         <w:t>(</w:t>
       </w:r>
-      <w:proofErr w:type="gramEnd"/>
       <w:r>
         <w:rPr>
           <w:rFonts w:ascii="Consolas" w:eastAsia="Times New Roman" w:hAnsi="Consolas" w:cs="Times New Roman"/>
@@ -506,7 +491,6 @@
         </w:rPr>
         <w:t xml:space="preserve">, </w:t>
       </w:r>
-      <w:proofErr w:type="spellStart"/>
       <w:r>
         <w:rPr>
           <w:rFonts w:ascii="Consolas" w:eastAsia="Times New Roman" w:hAnsi="Consolas" w:cs="Times New Roman"/>
@@ -518,7 +502,6 @@
         </w:rPr>
         <w:t>layer_size</w:t>
       </w:r>
-      <w:proofErr w:type="spellEnd"/>
       <w:r>
         <w:rPr>
           <w:rFonts w:ascii="Consolas" w:eastAsia="Times New Roman" w:hAnsi="Consolas" w:cs="Times New Roman"/>
@@ -575,19 +558,7 @@
           <w:szCs w:val="21"/>
           <w14:ligatures w14:val="none"/>
         </w:rPr>
-        <w:t>(</w:t>
-      </w:r>
-      <w:proofErr w:type="gramStart"/>
-      <w:r>
-        <w:rPr>
-          <w:rFonts w:ascii="Consolas" w:eastAsia="Times New Roman" w:hAnsi="Consolas" w:cs="Times New Roman"/>
-          <w:color w:val="202020"/>
-          <w:kern w:val="0"/>
-          <w:sz w:val="21"/>
-          <w:szCs w:val="21"/>
-          <w14:ligatures w14:val="none"/>
-        </w:rPr>
-        <w:t>).</w:t>
+        <w:t>().</w:t>
       </w:r>
       <w:r>
         <w:rPr>
@@ -598,78 +569,18 @@
           <w:szCs w:val="21"/>
           <w14:ligatures w14:val="none"/>
         </w:rPr>
-        <w:t>_</w:t>
-      </w:r>
-      <w:proofErr w:type="gramEnd"/>
-      <w:r>
-        <w:rPr>
-          <w:rFonts w:ascii="Consolas" w:eastAsia="Times New Roman" w:hAnsi="Consolas" w:cs="Times New Roman"/>
-          <w:color w:val="795E26"/>
-          <w:kern w:val="0"/>
-          <w:sz w:val="21"/>
-          <w:szCs w:val="21"/>
-          <w14:ligatures w14:val="none"/>
-        </w:rPr>
-        <w:t>_</w:t>
-      </w:r>
-      <w:proofErr w:type="spellStart"/>
-      <w:r>
-        <w:rPr>
-          <w:rFonts w:ascii="Consolas" w:eastAsia="Times New Roman" w:hAnsi="Consolas" w:cs="Times New Roman"/>
-          <w:color w:val="795E26"/>
-          <w:kern w:val="0"/>
-          <w:sz w:val="21"/>
-          <w:szCs w:val="21"/>
-          <w14:ligatures w14:val="none"/>
-        </w:rPr>
-        <w:t>init</w:t>
-      </w:r>
-      <w:proofErr w:type="spellEnd"/>
-      <w:r>
-        <w:rPr>
-          <w:rFonts w:ascii="Consolas" w:eastAsia="Times New Roman" w:hAnsi="Consolas" w:cs="Times New Roman"/>
-          <w:color w:val="795E26"/>
-          <w:kern w:val="0"/>
-          <w:sz w:val="21"/>
-          <w:szCs w:val="21"/>
-          <w14:ligatures w14:val="none"/>
-        </w:rPr>
-        <w:t>_</w:t>
-      </w:r>
-      <w:proofErr w:type="gramStart"/>
-      <w:r>
-        <w:rPr>
-          <w:rFonts w:ascii="Consolas" w:eastAsia="Times New Roman" w:hAnsi="Consolas" w:cs="Times New Roman"/>
-          <w:color w:val="795E26"/>
-          <w:kern w:val="0"/>
-          <w:sz w:val="21"/>
-          <w:szCs w:val="21"/>
-          <w14:ligatures w14:val="none"/>
-        </w:rPr>
-        <w:t>_</w:t>
-      </w:r>
-      <w:r>
-        <w:rPr>
-          <w:rFonts w:ascii="Consolas" w:eastAsia="Times New Roman" w:hAnsi="Consolas" w:cs="Times New Roman"/>
-          <w:color w:val="202020"/>
-          <w:kern w:val="0"/>
-          <w:sz w:val="21"/>
-          <w:szCs w:val="21"/>
-          <w14:ligatures w14:val="none"/>
-        </w:rPr>
-        <w:t>(</w:t>
-      </w:r>
-      <w:proofErr w:type="gramEnd"/>
-      <w:r>
-        <w:rPr>
-          <w:rFonts w:ascii="Consolas" w:eastAsia="Times New Roman" w:hAnsi="Consolas" w:cs="Times New Roman"/>
-          <w:color w:val="202020"/>
-          <w:kern w:val="0"/>
-          <w:sz w:val="21"/>
-          <w:szCs w:val="21"/>
-          <w14:ligatures w14:val="none"/>
-        </w:rPr>
-        <w:t>)</w:t>
+        <w:t>__init__</w:t>
+      </w:r>
+      <w:r>
+        <w:rPr>
+          <w:rFonts w:ascii="Consolas" w:eastAsia="Times New Roman" w:hAnsi="Consolas" w:cs="Times New Roman"/>
+          <w:color w:val="202020"/>
+          <w:kern w:val="0"/>
+          <w:sz w:val="21"/>
+          <w:szCs w:val="21"/>
+          <w14:ligatures w14:val="none"/>
+        </w:rPr>
+        <w:t>()</w:t>
       </w:r>
     </w:p>
     <w:p>
@@ -696,8 +607,6 @@
         </w:rPr>
         <w:t xml:space="preserve">        </w:t>
       </w:r>
-      <w:proofErr w:type="spellStart"/>
-      <w:proofErr w:type="gramStart"/>
       <w:r>
         <w:rPr>
           <w:rFonts w:ascii="Consolas" w:eastAsia="Times New Roman" w:hAnsi="Consolas" w:cs="Times New Roman"/>
@@ -731,8 +640,6 @@
         </w:rPr>
         <w:t>attention</w:t>
       </w:r>
-      <w:proofErr w:type="spellEnd"/>
-      <w:proofErr w:type="gramEnd"/>
       <w:r>
         <w:rPr>
           <w:rFonts w:ascii="Consolas" w:eastAsia="Times New Roman" w:hAnsi="Consolas" w:cs="Times New Roman"/>
@@ -766,7 +673,6 @@
         </w:rPr>
         <w:t xml:space="preserve"> </w:t>
       </w:r>
-      <w:proofErr w:type="spellStart"/>
       <w:r>
         <w:rPr>
           <w:rFonts w:ascii="Consolas" w:eastAsia="Times New Roman" w:hAnsi="Consolas" w:cs="Times New Roman"/>
@@ -778,7 +684,6 @@
         </w:rPr>
         <w:t>AttentionBlock</w:t>
       </w:r>
-      <w:proofErr w:type="spellEnd"/>
       <w:r>
         <w:rPr>
           <w:rFonts w:ascii="Consolas" w:eastAsia="Times New Roman" w:hAnsi="Consolas" w:cs="Times New Roman"/>
@@ -790,7 +695,6 @@
         </w:rPr>
         <w:t>(</w:t>
       </w:r>
-      <w:proofErr w:type="spellStart"/>
       <w:r>
         <w:rPr>
           <w:rFonts w:ascii="Consolas" w:eastAsia="Times New Roman" w:hAnsi="Consolas" w:cs="Times New Roman"/>
@@ -802,7 +706,6 @@
         </w:rPr>
         <w:t>layer_size</w:t>
       </w:r>
-      <w:proofErr w:type="spellEnd"/>
       <w:r>
         <w:rPr>
           <w:rFonts w:ascii="Consolas" w:eastAsia="Times New Roman" w:hAnsi="Consolas" w:cs="Times New Roman"/>
@@ -839,7 +742,6 @@
         </w:rPr>
         <w:t xml:space="preserve">        </w:t>
       </w:r>
-      <w:proofErr w:type="gramStart"/>
       <w:r>
         <w:rPr>
           <w:rFonts w:ascii="Consolas" w:eastAsia="Times New Roman" w:hAnsi="Consolas" w:cs="Times New Roman"/>
@@ -871,19 +773,7 @@
           <w:szCs w:val="21"/>
           <w14:ligatures w14:val="none"/>
         </w:rPr>
-        <w:t>norm</w:t>
-      </w:r>
-      <w:proofErr w:type="gramEnd"/>
-      <w:r>
-        <w:rPr>
-          <w:rFonts w:ascii="Consolas" w:eastAsia="Times New Roman" w:hAnsi="Consolas" w:cs="Times New Roman"/>
-          <w:color w:val="1F2328"/>
-          <w:kern w:val="0"/>
-          <w:sz w:val="21"/>
-          <w:szCs w:val="21"/>
-          <w14:ligatures w14:val="none"/>
-        </w:rPr>
-        <w:t>1</w:t>
+        <w:t>norm1</w:t>
       </w:r>
       <w:r>
         <w:rPr>
@@ -918,8 +808,6 @@
         </w:rPr>
         <w:t xml:space="preserve"> </w:t>
       </w:r>
-      <w:proofErr w:type="spellStart"/>
-      <w:proofErr w:type="gramStart"/>
       <w:r>
         <w:rPr>
           <w:rFonts w:ascii="Consolas" w:eastAsia="Times New Roman" w:hAnsi="Consolas" w:cs="Times New Roman"/>
@@ -953,8 +841,6 @@
         </w:rPr>
         <w:t>LayerNorm</w:t>
       </w:r>
-      <w:proofErr w:type="spellEnd"/>
-      <w:proofErr w:type="gramEnd"/>
       <w:r>
         <w:rPr>
           <w:rFonts w:ascii="Consolas" w:eastAsia="Times New Roman" w:hAnsi="Consolas" w:cs="Times New Roman"/>
@@ -966,7 +852,6 @@
         </w:rPr>
         <w:t>(</w:t>
       </w:r>
-      <w:proofErr w:type="spellStart"/>
       <w:r>
         <w:rPr>
           <w:rFonts w:ascii="Consolas" w:eastAsia="Times New Roman" w:hAnsi="Consolas" w:cs="Times New Roman"/>
@@ -978,7 +863,6 @@
         </w:rPr>
         <w:t>layer_size</w:t>
       </w:r>
-      <w:proofErr w:type="spellEnd"/>
       <w:r>
         <w:rPr>
           <w:rFonts w:ascii="Consolas" w:eastAsia="Times New Roman" w:hAnsi="Consolas" w:cs="Times New Roman"/>
@@ -1015,8 +899,6 @@
         </w:rPr>
         <w:t xml:space="preserve">        </w:t>
       </w:r>
-      <w:proofErr w:type="spellStart"/>
-      <w:proofErr w:type="gramStart"/>
       <w:r>
         <w:rPr>
           <w:rFonts w:ascii="Consolas" w:eastAsia="Times New Roman" w:hAnsi="Consolas" w:cs="Times New Roman"/>
@@ -1050,8 +932,6 @@
         </w:rPr>
         <w:t>ff</w:t>
       </w:r>
-      <w:proofErr w:type="spellEnd"/>
-      <w:proofErr w:type="gramEnd"/>
       <w:r>
         <w:rPr>
           <w:rFonts w:ascii="Consolas" w:eastAsia="Times New Roman" w:hAnsi="Consolas" w:cs="Times New Roman"/>
@@ -1085,8 +965,6 @@
         </w:rPr>
         <w:t xml:space="preserve"> </w:t>
       </w:r>
-      <w:proofErr w:type="spellStart"/>
-      <w:proofErr w:type="gramStart"/>
       <w:r>
         <w:rPr>
           <w:rFonts w:ascii="Consolas" w:eastAsia="Times New Roman" w:hAnsi="Consolas" w:cs="Times New Roman"/>
@@ -1120,8 +998,6 @@
         </w:rPr>
         <w:t>Linear</w:t>
       </w:r>
-      <w:proofErr w:type="spellEnd"/>
-      <w:proofErr w:type="gramEnd"/>
       <w:r>
         <w:rPr>
           <w:rFonts w:ascii="Consolas" w:eastAsia="Times New Roman" w:hAnsi="Consolas" w:cs="Times New Roman"/>
@@ -1133,7 +1009,6 @@
         </w:rPr>
         <w:t>(</w:t>
       </w:r>
-      <w:proofErr w:type="spellStart"/>
       <w:r>
         <w:rPr>
           <w:rFonts w:ascii="Consolas" w:eastAsia="Times New Roman" w:hAnsi="Consolas" w:cs="Times New Roman"/>
@@ -1145,7 +1020,6 @@
         </w:rPr>
         <w:t>layer_size</w:t>
       </w:r>
-      <w:proofErr w:type="spellEnd"/>
       <w:r>
         <w:rPr>
           <w:rFonts w:ascii="Consolas" w:eastAsia="Times New Roman" w:hAnsi="Consolas" w:cs="Times New Roman"/>
@@ -1157,7 +1031,6 @@
         </w:rPr>
         <w:t xml:space="preserve">, </w:t>
       </w:r>
-      <w:proofErr w:type="spellStart"/>
       <w:r>
         <w:rPr>
           <w:rFonts w:ascii="Consolas" w:eastAsia="Times New Roman" w:hAnsi="Consolas" w:cs="Times New Roman"/>
@@ -1169,7 +1042,6 @@
         </w:rPr>
         <w:t>layer_size</w:t>
       </w:r>
-      <w:proofErr w:type="spellEnd"/>
       <w:r>
         <w:rPr>
           <w:rFonts w:ascii="Consolas" w:eastAsia="Times New Roman" w:hAnsi="Consolas" w:cs="Times New Roman"/>
@@ -1206,7 +1078,6 @@
         </w:rPr>
         <w:t xml:space="preserve">        </w:t>
       </w:r>
-      <w:proofErr w:type="gramStart"/>
       <w:r>
         <w:rPr>
           <w:rFonts w:ascii="Consolas" w:eastAsia="Times New Roman" w:hAnsi="Consolas" w:cs="Times New Roman"/>
@@ -1238,19 +1109,7 @@
           <w:szCs w:val="21"/>
           <w14:ligatures w14:val="none"/>
         </w:rPr>
-        <w:t>norm</w:t>
-      </w:r>
-      <w:proofErr w:type="gramEnd"/>
-      <w:r>
-        <w:rPr>
-          <w:rFonts w:ascii="Consolas" w:eastAsia="Times New Roman" w:hAnsi="Consolas" w:cs="Times New Roman"/>
-          <w:color w:val="1F2328"/>
-          <w:kern w:val="0"/>
-          <w:sz w:val="21"/>
-          <w:szCs w:val="21"/>
-          <w14:ligatures w14:val="none"/>
-        </w:rPr>
-        <w:t>2</w:t>
+        <w:t>norm2</w:t>
       </w:r>
       <w:r>
         <w:rPr>
@@ -1285,8 +1144,6 @@
         </w:rPr>
         <w:t xml:space="preserve"> </w:t>
       </w:r>
-      <w:proofErr w:type="spellStart"/>
-      <w:proofErr w:type="gramStart"/>
       <w:r>
         <w:rPr>
           <w:rFonts w:ascii="Consolas" w:eastAsia="Times New Roman" w:hAnsi="Consolas" w:cs="Times New Roman"/>
@@ -1320,8 +1177,6 @@
         </w:rPr>
         <w:t>LayerNorm</w:t>
       </w:r>
-      <w:proofErr w:type="spellEnd"/>
-      <w:proofErr w:type="gramEnd"/>
       <w:r>
         <w:rPr>
           <w:rFonts w:ascii="Consolas" w:eastAsia="Times New Roman" w:hAnsi="Consolas" w:cs="Times New Roman"/>
@@ -1333,7 +1188,6 @@
         </w:rPr>
         <w:t>(</w:t>
       </w:r>
-      <w:proofErr w:type="spellStart"/>
       <w:r>
         <w:rPr>
           <w:rFonts w:ascii="Consolas" w:eastAsia="Times New Roman" w:hAnsi="Consolas" w:cs="Times New Roman"/>
@@ -1345,7 +1199,6 @@
         </w:rPr>
         <w:t>layer_size</w:t>
       </w:r>
-      <w:proofErr w:type="spellEnd"/>
       <w:r>
         <w:rPr>
           <w:rFonts w:ascii="Consolas" w:eastAsia="Times New Roman" w:hAnsi="Consolas" w:cs="Times New Roman"/>
@@ -1418,7 +1271,6 @@
         </w:rPr>
         <w:t xml:space="preserve"> </w:t>
       </w:r>
-      <w:proofErr w:type="gramStart"/>
       <w:r>
         <w:rPr>
           <w:rFonts w:ascii="Consolas" w:eastAsia="Times New Roman" w:hAnsi="Consolas" w:cs="Times New Roman"/>
@@ -1441,7 +1293,6 @@
         </w:rPr>
         <w:t>(</w:t>
       </w:r>
-      <w:proofErr w:type="gramEnd"/>
       <w:r>
         <w:rPr>
           <w:rFonts w:ascii="Consolas" w:eastAsia="Times New Roman" w:hAnsi="Consolas" w:cs="Times New Roman"/>
@@ -1511,7 +1362,6 @@
         </w:rPr>
         <w:t xml:space="preserve">        </w:t>
       </w:r>
-      <w:proofErr w:type="spellStart"/>
       <w:r>
         <w:rPr>
           <w:rFonts w:ascii="Consolas" w:eastAsia="Times New Roman" w:hAnsi="Consolas" w:cs="Times New Roman"/>
@@ -1523,7 +1373,6 @@
         </w:rPr>
         <w:t>attn_out</w:t>
       </w:r>
-      <w:proofErr w:type="spellEnd"/>
       <w:r>
         <w:rPr>
           <w:rFonts w:ascii="Consolas" w:eastAsia="Times New Roman" w:hAnsi="Consolas" w:cs="Times New Roman"/>
@@ -1557,8 +1406,6 @@
         </w:rPr>
         <w:t xml:space="preserve"> </w:t>
       </w:r>
-      <w:proofErr w:type="spellStart"/>
-      <w:proofErr w:type="gramStart"/>
       <w:r>
         <w:rPr>
           <w:rFonts w:ascii="Consolas" w:eastAsia="Times New Roman" w:hAnsi="Consolas" w:cs="Times New Roman"/>
@@ -1592,8 +1439,6 @@
         </w:rPr>
         <w:t>attention</w:t>
       </w:r>
-      <w:proofErr w:type="spellEnd"/>
-      <w:proofErr w:type="gramEnd"/>
       <w:r>
         <w:rPr>
           <w:rFonts w:ascii="Consolas" w:eastAsia="Times New Roman" w:hAnsi="Consolas" w:cs="Times New Roman"/>
@@ -1696,7 +1541,6 @@
         </w:rPr>
         <w:t xml:space="preserve"> </w:t>
       </w:r>
-      <w:proofErr w:type="spellStart"/>
       <w:r>
         <w:rPr>
           <w:rFonts w:ascii="Consolas" w:eastAsia="Times New Roman" w:hAnsi="Consolas" w:cs="Times New Roman"/>
@@ -1708,7 +1552,6 @@
         </w:rPr>
         <w:t>attn_out</w:t>
       </w:r>
-      <w:proofErr w:type="spellEnd"/>
       <w:r>
         <w:rPr>
           <w:rFonts w:ascii="Consolas" w:eastAsia="Times New Roman" w:hAnsi="Consolas" w:cs="Times New Roman"/>
@@ -1822,7 +1665,6 @@
         </w:rPr>
         <w:t xml:space="preserve"> </w:t>
       </w:r>
-      <w:proofErr w:type="gramStart"/>
       <w:r>
         <w:rPr>
           <w:rFonts w:ascii="Consolas" w:eastAsia="Times New Roman" w:hAnsi="Consolas" w:cs="Times New Roman"/>
@@ -1854,19 +1696,7 @@
           <w:szCs w:val="21"/>
           <w14:ligatures w14:val="none"/>
         </w:rPr>
-        <w:t>norm</w:t>
-      </w:r>
-      <w:proofErr w:type="gramEnd"/>
-      <w:r>
-        <w:rPr>
-          <w:rFonts w:ascii="Consolas" w:eastAsia="Times New Roman" w:hAnsi="Consolas" w:cs="Times New Roman"/>
-          <w:color w:val="1F2328"/>
-          <w:kern w:val="0"/>
-          <w:sz w:val="21"/>
-          <w:szCs w:val="21"/>
-          <w14:ligatures w14:val="none"/>
-        </w:rPr>
-        <w:t>1</w:t>
+        <w:t>norm1</w:t>
       </w:r>
       <w:r>
         <w:rPr>
@@ -1926,7 +1756,6 @@
         </w:rPr>
         <w:t xml:space="preserve">        </w:t>
       </w:r>
-      <w:proofErr w:type="spellStart"/>
       <w:r>
         <w:rPr>
           <w:rFonts w:ascii="Consolas" w:eastAsia="Times New Roman" w:hAnsi="Consolas" w:cs="Times New Roman"/>
@@ -1938,7 +1767,6 @@
         </w:rPr>
         <w:t>ff_out</w:t>
       </w:r>
-      <w:proofErr w:type="spellEnd"/>
       <w:r>
         <w:rPr>
           <w:rFonts w:ascii="Consolas" w:eastAsia="Times New Roman" w:hAnsi="Consolas" w:cs="Times New Roman"/>
@@ -1972,8 +1800,6 @@
         </w:rPr>
         <w:t xml:space="preserve"> </w:t>
       </w:r>
-      <w:proofErr w:type="spellStart"/>
-      <w:proofErr w:type="gramStart"/>
       <w:r>
         <w:rPr>
           <w:rFonts w:ascii="Consolas" w:eastAsia="Times New Roman" w:hAnsi="Consolas" w:cs="Times New Roman"/>
@@ -2007,8 +1833,6 @@
         </w:rPr>
         <w:t>relu</w:t>
       </w:r>
-      <w:proofErr w:type="spellEnd"/>
-      <w:proofErr w:type="gramEnd"/>
       <w:r>
         <w:rPr>
           <w:rFonts w:ascii="Consolas" w:eastAsia="Times New Roman" w:hAnsi="Consolas" w:cs="Times New Roman"/>
@@ -2020,8 +1844,6 @@
         </w:rPr>
         <w:t>(</w:t>
       </w:r>
-      <w:proofErr w:type="spellStart"/>
-      <w:proofErr w:type="gramStart"/>
       <w:r>
         <w:rPr>
           <w:rFonts w:ascii="Consolas" w:eastAsia="Times New Roman" w:hAnsi="Consolas" w:cs="Times New Roman"/>
@@ -2055,8 +1877,6 @@
         </w:rPr>
         <w:t>ff</w:t>
       </w:r>
-      <w:proofErr w:type="spellEnd"/>
-      <w:proofErr w:type="gramEnd"/>
       <w:r>
         <w:rPr>
           <w:rFonts w:ascii="Consolas" w:eastAsia="Times New Roman" w:hAnsi="Consolas" w:cs="Times New Roman"/>
@@ -2159,7 +1979,6 @@
         </w:rPr>
         <w:t xml:space="preserve"> </w:t>
       </w:r>
-      <w:proofErr w:type="spellStart"/>
       <w:r>
         <w:rPr>
           <w:rFonts w:ascii="Consolas" w:eastAsia="Times New Roman" w:hAnsi="Consolas" w:cs="Times New Roman"/>
@@ -2171,7 +1990,6 @@
         </w:rPr>
         <w:t>ff_out</w:t>
       </w:r>
-      <w:proofErr w:type="spellEnd"/>
       <w:r>
         <w:rPr>
           <w:rFonts w:ascii="Consolas" w:eastAsia="Times New Roman" w:hAnsi="Consolas" w:cs="Times New Roman"/>
@@ -2263,7 +2081,6 @@
         </w:rPr>
         <w:t xml:space="preserve"> </w:t>
       </w:r>
-      <w:proofErr w:type="gramStart"/>
       <w:r>
         <w:rPr>
           <w:rFonts w:ascii="Consolas" w:eastAsia="Times New Roman" w:hAnsi="Consolas" w:cs="Times New Roman"/>
@@ -2295,19 +2112,7 @@
           <w:szCs w:val="21"/>
           <w14:ligatures w14:val="none"/>
         </w:rPr>
-        <w:t>norm</w:t>
-      </w:r>
-      <w:proofErr w:type="gramEnd"/>
-      <w:r>
-        <w:rPr>
-          <w:rFonts w:ascii="Consolas" w:eastAsia="Times New Roman" w:hAnsi="Consolas" w:cs="Times New Roman"/>
-          <w:color w:val="1F2328"/>
-          <w:kern w:val="0"/>
-          <w:sz w:val="21"/>
-          <w:szCs w:val="21"/>
-          <w14:ligatures w14:val="none"/>
-        </w:rPr>
-        <w:t>2</w:t>
+        <w:t>norm2</w:t>
       </w:r>
       <w:r>
         <w:rPr>
@@ -2379,7 +2184,6 @@
         </w:rPr>
         <w:t xml:space="preserve"> </w:t>
       </w:r>
-      <w:proofErr w:type="gramStart"/>
       <w:r>
         <w:rPr>
           <w:rFonts w:ascii="Consolas" w:eastAsia="Times New Roman" w:hAnsi="Consolas" w:cs="Times New Roman"/>
@@ -2402,7 +2206,6 @@
         </w:rPr>
         <w:t>(</w:t>
       </w:r>
-      <w:proofErr w:type="spellStart"/>
       <w:r>
         <w:rPr>
           <w:rFonts w:ascii="Consolas" w:eastAsia="Times New Roman" w:hAnsi="Consolas" w:cs="Times New Roman"/>
@@ -2436,8 +2239,6 @@
         </w:rPr>
         <w:t>Module</w:t>
       </w:r>
-      <w:proofErr w:type="spellEnd"/>
-      <w:proofErr w:type="gramEnd"/>
       <w:r>
         <w:rPr>
           <w:rFonts w:ascii="Consolas" w:eastAsia="Times New Roman" w:hAnsi="Consolas" w:cs="Times New Roman"/>
@@ -2505,43 +2306,7 @@
           <w:szCs w:val="21"/>
           <w14:ligatures w14:val="none"/>
         </w:rPr>
-        <w:t>__</w:t>
-      </w:r>
-      <w:proofErr w:type="spellStart"/>
-      <w:r>
-        <w:rPr>
-          <w:rFonts w:ascii="Consolas" w:eastAsia="Times New Roman" w:hAnsi="Consolas" w:cs="Times New Roman"/>
-          <w:color w:val="795E26"/>
-          <w:kern w:val="0"/>
-          <w:sz w:val="21"/>
-          <w:szCs w:val="21"/>
-          <w14:ligatures w14:val="none"/>
-        </w:rPr>
-        <w:t>init</w:t>
-      </w:r>
-      <w:proofErr w:type="spellEnd"/>
-      <w:r>
-        <w:rPr>
-          <w:rFonts w:ascii="Consolas" w:eastAsia="Times New Roman" w:hAnsi="Consolas" w:cs="Times New Roman"/>
-          <w:color w:val="795E26"/>
-          <w:kern w:val="0"/>
-          <w:sz w:val="21"/>
-          <w:szCs w:val="21"/>
-          <w14:ligatures w14:val="none"/>
-        </w:rPr>
-        <w:t>_</w:t>
-      </w:r>
-      <w:proofErr w:type="gramStart"/>
-      <w:r>
-        <w:rPr>
-          <w:rFonts w:ascii="Consolas" w:eastAsia="Times New Roman" w:hAnsi="Consolas" w:cs="Times New Roman"/>
-          <w:color w:val="795E26"/>
-          <w:kern w:val="0"/>
-          <w:sz w:val="21"/>
-          <w:szCs w:val="21"/>
-          <w14:ligatures w14:val="none"/>
-        </w:rPr>
-        <w:t>_</w:t>
+        <w:t>__init__</w:t>
       </w:r>
       <w:r>
         <w:rPr>
@@ -2554,7 +2319,6 @@
         </w:rPr>
         <w:t>(</w:t>
       </w:r>
-      <w:proofErr w:type="gramEnd"/>
       <w:r>
         <w:rPr>
           <w:rFonts w:ascii="Consolas" w:eastAsia="Times New Roman" w:hAnsi="Consolas" w:cs="Times New Roman"/>
@@ -2577,7 +2341,6 @@
         </w:rPr>
         <w:t xml:space="preserve">, </w:t>
       </w:r>
-      <w:proofErr w:type="spellStart"/>
       <w:r>
         <w:rPr>
           <w:rFonts w:ascii="Consolas" w:eastAsia="Times New Roman" w:hAnsi="Consolas" w:cs="Times New Roman"/>
@@ -2589,7 +2352,6 @@
         </w:rPr>
         <w:t>vocab_size</w:t>
       </w:r>
-      <w:proofErr w:type="spellEnd"/>
       <w:r>
         <w:rPr>
           <w:rFonts w:ascii="Consolas" w:eastAsia="Times New Roman" w:hAnsi="Consolas" w:cs="Times New Roman"/>
@@ -2623,7 +2385,6 @@
         </w:rPr>
         <w:t xml:space="preserve">, </w:t>
       </w:r>
-      <w:proofErr w:type="spellStart"/>
       <w:r>
         <w:rPr>
           <w:rFonts w:ascii="Consolas" w:eastAsia="Times New Roman" w:hAnsi="Consolas" w:cs="Times New Roman"/>
@@ -2635,7 +2396,6 @@
         </w:rPr>
         <w:t>layer_size</w:t>
       </w:r>
-      <w:proofErr w:type="spellEnd"/>
       <w:r>
         <w:rPr>
           <w:rFonts w:ascii="Consolas" w:eastAsia="Times New Roman" w:hAnsi="Consolas" w:cs="Times New Roman"/>
@@ -2669,7 +2429,6 @@
         </w:rPr>
         <w:t xml:space="preserve">, </w:t>
       </w:r>
-      <w:proofErr w:type="spellStart"/>
       <w:r>
         <w:rPr>
           <w:rFonts w:ascii="Consolas" w:eastAsia="Times New Roman" w:hAnsi="Consolas" w:cs="Times New Roman"/>
@@ -2681,7 +2440,6 @@
         </w:rPr>
         <w:t>num_blocks</w:t>
       </w:r>
-      <w:proofErr w:type="spellEnd"/>
       <w:r>
         <w:rPr>
           <w:rFonts w:ascii="Consolas" w:eastAsia="Times New Roman" w:hAnsi="Consolas" w:cs="Times New Roman"/>
@@ -2760,19 +2518,7 @@
           <w:szCs w:val="21"/>
           <w14:ligatures w14:val="none"/>
         </w:rPr>
-        <w:t>(</w:t>
-      </w:r>
-      <w:proofErr w:type="gramStart"/>
-      <w:r>
-        <w:rPr>
-          <w:rFonts w:ascii="Consolas" w:eastAsia="Times New Roman" w:hAnsi="Consolas" w:cs="Times New Roman"/>
-          <w:color w:val="202020"/>
-          <w:kern w:val="0"/>
-          <w:sz w:val="21"/>
-          <w:szCs w:val="21"/>
-          <w14:ligatures w14:val="none"/>
-        </w:rPr>
-        <w:t>).</w:t>
+        <w:t>().</w:t>
       </w:r>
       <w:r>
         <w:rPr>
@@ -2783,78 +2529,18 @@
           <w:szCs w:val="21"/>
           <w14:ligatures w14:val="none"/>
         </w:rPr>
-        <w:t>_</w:t>
-      </w:r>
-      <w:proofErr w:type="gramEnd"/>
-      <w:r>
-        <w:rPr>
-          <w:rFonts w:ascii="Consolas" w:eastAsia="Times New Roman" w:hAnsi="Consolas" w:cs="Times New Roman"/>
-          <w:color w:val="795E26"/>
-          <w:kern w:val="0"/>
-          <w:sz w:val="21"/>
-          <w:szCs w:val="21"/>
-          <w14:ligatures w14:val="none"/>
-        </w:rPr>
-        <w:t>_</w:t>
-      </w:r>
-      <w:proofErr w:type="spellStart"/>
-      <w:r>
-        <w:rPr>
-          <w:rFonts w:ascii="Consolas" w:eastAsia="Times New Roman" w:hAnsi="Consolas" w:cs="Times New Roman"/>
-          <w:color w:val="795E26"/>
-          <w:kern w:val="0"/>
-          <w:sz w:val="21"/>
-          <w:szCs w:val="21"/>
-          <w14:ligatures w14:val="none"/>
-        </w:rPr>
-        <w:t>init</w:t>
-      </w:r>
-      <w:proofErr w:type="spellEnd"/>
-      <w:r>
-        <w:rPr>
-          <w:rFonts w:ascii="Consolas" w:eastAsia="Times New Roman" w:hAnsi="Consolas" w:cs="Times New Roman"/>
-          <w:color w:val="795E26"/>
-          <w:kern w:val="0"/>
-          <w:sz w:val="21"/>
-          <w:szCs w:val="21"/>
-          <w14:ligatures w14:val="none"/>
-        </w:rPr>
-        <w:t>_</w:t>
-      </w:r>
-      <w:proofErr w:type="gramStart"/>
-      <w:r>
-        <w:rPr>
-          <w:rFonts w:ascii="Consolas" w:eastAsia="Times New Roman" w:hAnsi="Consolas" w:cs="Times New Roman"/>
-          <w:color w:val="795E26"/>
-          <w:kern w:val="0"/>
-          <w:sz w:val="21"/>
-          <w:szCs w:val="21"/>
-          <w14:ligatures w14:val="none"/>
-        </w:rPr>
-        <w:t>_</w:t>
-      </w:r>
-      <w:r>
-        <w:rPr>
-          <w:rFonts w:ascii="Consolas" w:eastAsia="Times New Roman" w:hAnsi="Consolas" w:cs="Times New Roman"/>
-          <w:color w:val="202020"/>
-          <w:kern w:val="0"/>
-          <w:sz w:val="21"/>
-          <w:szCs w:val="21"/>
-          <w14:ligatures w14:val="none"/>
-        </w:rPr>
-        <w:t>(</w:t>
-      </w:r>
-      <w:proofErr w:type="gramEnd"/>
-      <w:r>
-        <w:rPr>
-          <w:rFonts w:ascii="Consolas" w:eastAsia="Times New Roman" w:hAnsi="Consolas" w:cs="Times New Roman"/>
-          <w:color w:val="202020"/>
-          <w:kern w:val="0"/>
-          <w:sz w:val="21"/>
-          <w:szCs w:val="21"/>
-          <w14:ligatures w14:val="none"/>
-        </w:rPr>
-        <w:t>)</w:t>
+        <w:t>__init__</w:t>
+      </w:r>
+      <w:r>
+        <w:rPr>
+          <w:rFonts w:ascii="Consolas" w:eastAsia="Times New Roman" w:hAnsi="Consolas" w:cs="Times New Roman"/>
+          <w:color w:val="202020"/>
+          <w:kern w:val="0"/>
+          <w:sz w:val="21"/>
+          <w:szCs w:val="21"/>
+          <w14:ligatures w14:val="none"/>
+        </w:rPr>
+        <w:t>()</w:t>
       </w:r>
     </w:p>
     <w:p>
@@ -2881,8 +2567,6 @@
         </w:rPr>
         <w:t xml:space="preserve">        </w:t>
       </w:r>
-      <w:proofErr w:type="spellStart"/>
-      <w:proofErr w:type="gramStart"/>
       <w:r>
         <w:rPr>
           <w:rFonts w:ascii="Consolas" w:eastAsia="Times New Roman" w:hAnsi="Consolas" w:cs="Times New Roman"/>
@@ -2916,8 +2600,6 @@
         </w:rPr>
         <w:t>embedding</w:t>
       </w:r>
-      <w:proofErr w:type="spellEnd"/>
-      <w:proofErr w:type="gramEnd"/>
       <w:r>
         <w:rPr>
           <w:rFonts w:ascii="Consolas" w:eastAsia="Times New Roman" w:hAnsi="Consolas" w:cs="Times New Roman"/>
@@ -2951,8 +2633,6 @@
         </w:rPr>
         <w:t xml:space="preserve"> </w:t>
       </w:r>
-      <w:proofErr w:type="spellStart"/>
-      <w:proofErr w:type="gramStart"/>
       <w:r>
         <w:rPr>
           <w:rFonts w:ascii="Consolas" w:eastAsia="Times New Roman" w:hAnsi="Consolas" w:cs="Times New Roman"/>
@@ -2986,8 +2666,6 @@
         </w:rPr>
         <w:t>Embedding</w:t>
       </w:r>
-      <w:proofErr w:type="spellEnd"/>
-      <w:proofErr w:type="gramEnd"/>
       <w:r>
         <w:rPr>
           <w:rFonts w:ascii="Consolas" w:eastAsia="Times New Roman" w:hAnsi="Consolas" w:cs="Times New Roman"/>
@@ -2999,7 +2677,6 @@
         </w:rPr>
         <w:t>(</w:t>
       </w:r>
-      <w:proofErr w:type="spellStart"/>
       <w:r>
         <w:rPr>
           <w:rFonts w:ascii="Consolas" w:eastAsia="Times New Roman" w:hAnsi="Consolas" w:cs="Times New Roman"/>
@@ -3011,7 +2688,6 @@
         </w:rPr>
         <w:t>vocab_size</w:t>
       </w:r>
-      <w:proofErr w:type="spellEnd"/>
       <w:r>
         <w:rPr>
           <w:rFonts w:ascii="Consolas" w:eastAsia="Times New Roman" w:hAnsi="Consolas" w:cs="Times New Roman"/>
@@ -3023,7 +2699,6 @@
         </w:rPr>
         <w:t xml:space="preserve">, </w:t>
       </w:r>
-      <w:proofErr w:type="spellStart"/>
       <w:r>
         <w:rPr>
           <w:rFonts w:ascii="Consolas" w:eastAsia="Times New Roman" w:hAnsi="Consolas" w:cs="Times New Roman"/>
@@ -3035,7 +2710,6 @@
         </w:rPr>
         <w:t>layer_size</w:t>
       </w:r>
-      <w:proofErr w:type="spellEnd"/>
       <w:r>
         <w:rPr>
           <w:rFonts w:ascii="Consolas" w:eastAsia="Times New Roman" w:hAnsi="Consolas" w:cs="Times New Roman"/>
@@ -3072,8 +2746,6 @@
         </w:rPr>
         <w:t xml:space="preserve">        </w:t>
       </w:r>
-      <w:proofErr w:type="spellStart"/>
-      <w:proofErr w:type="gramStart"/>
       <w:r>
         <w:rPr>
           <w:rFonts w:ascii="Consolas" w:eastAsia="Times New Roman" w:hAnsi="Consolas" w:cs="Times New Roman"/>
@@ -3107,8 +2779,6 @@
         </w:rPr>
         <w:t>blocks</w:t>
       </w:r>
-      <w:proofErr w:type="spellEnd"/>
-      <w:proofErr w:type="gramEnd"/>
       <w:r>
         <w:rPr>
           <w:rFonts w:ascii="Consolas" w:eastAsia="Times New Roman" w:hAnsi="Consolas" w:cs="Times New Roman"/>
@@ -3142,8 +2812,6 @@
         </w:rPr>
         <w:t xml:space="preserve"> </w:t>
       </w:r>
-      <w:proofErr w:type="spellStart"/>
-      <w:proofErr w:type="gramStart"/>
       <w:r>
         <w:rPr>
           <w:rFonts w:ascii="Consolas" w:eastAsia="Times New Roman" w:hAnsi="Consolas" w:cs="Times New Roman"/>
@@ -3177,8 +2845,6 @@
         </w:rPr>
         <w:t>ModuleList</w:t>
       </w:r>
-      <w:proofErr w:type="spellEnd"/>
-      <w:proofErr w:type="gramEnd"/>
       <w:r>
         <w:rPr>
           <w:rFonts w:ascii="Consolas" w:eastAsia="Times New Roman" w:hAnsi="Consolas" w:cs="Times New Roman"/>
@@ -3215,7 +2881,6 @@
         </w:rPr>
         <w:t>            [</w:t>
       </w:r>
-      <w:proofErr w:type="spellStart"/>
       <w:r>
         <w:rPr>
           <w:rFonts w:ascii="Consolas" w:eastAsia="Times New Roman" w:hAnsi="Consolas" w:cs="Times New Roman"/>
@@ -3227,7 +2892,6 @@
         </w:rPr>
         <w:t>Transformer_Block</w:t>
       </w:r>
-      <w:proofErr w:type="spellEnd"/>
       <w:r>
         <w:rPr>
           <w:rFonts w:ascii="Consolas" w:eastAsia="Times New Roman" w:hAnsi="Consolas" w:cs="Times New Roman"/>
@@ -3239,7 +2903,6 @@
         </w:rPr>
         <w:t>(</w:t>
       </w:r>
-      <w:proofErr w:type="spellStart"/>
       <w:r>
         <w:rPr>
           <w:rFonts w:ascii="Consolas" w:eastAsia="Times New Roman" w:hAnsi="Consolas" w:cs="Times New Roman"/>
@@ -3251,7 +2914,6 @@
         </w:rPr>
         <w:t>layer_size</w:t>
       </w:r>
-      <w:proofErr w:type="spellEnd"/>
       <w:r>
         <w:rPr>
           <w:rFonts w:ascii="Consolas" w:eastAsia="Times New Roman" w:hAnsi="Consolas" w:cs="Times New Roman"/>
@@ -3351,7 +3013,6 @@
         </w:rPr>
         <w:t>(</w:t>
       </w:r>
-      <w:proofErr w:type="spellStart"/>
       <w:r>
         <w:rPr>
           <w:rFonts w:ascii="Consolas" w:eastAsia="Times New Roman" w:hAnsi="Consolas" w:cs="Times New Roman"/>
@@ -3363,7 +3024,6 @@
         </w:rPr>
         <w:t>num_blocks</w:t>
       </w:r>
-      <w:proofErr w:type="spellEnd"/>
       <w:r>
         <w:rPr>
           <w:rFonts w:ascii="Consolas" w:eastAsia="Times New Roman" w:hAnsi="Consolas" w:cs="Times New Roman"/>
@@ -3398,6 +3058,7 @@
           <w:szCs w:val="21"/>
           <w14:ligatures w14:val="none"/>
         </w:rPr>
+        <w:lastRenderedPageBreak/>
         <w:t>        )</w:t>
       </w:r>
     </w:p>
@@ -3423,11 +3084,8 @@
           <w:szCs w:val="21"/>
           <w14:ligatures w14:val="none"/>
         </w:rPr>
-        <w:lastRenderedPageBreak/>
         <w:t xml:space="preserve">        </w:t>
       </w:r>
-      <w:proofErr w:type="spellStart"/>
-      <w:proofErr w:type="gramStart"/>
       <w:r>
         <w:rPr>
           <w:rFonts w:ascii="Consolas" w:eastAsia="Times New Roman" w:hAnsi="Consolas" w:cs="Times New Roman"/>
@@ -3461,8 +3119,6 @@
         </w:rPr>
         <w:t>norm</w:t>
       </w:r>
-      <w:proofErr w:type="spellEnd"/>
-      <w:proofErr w:type="gramEnd"/>
       <w:r>
         <w:rPr>
           <w:rFonts w:ascii="Consolas" w:eastAsia="Times New Roman" w:hAnsi="Consolas" w:cs="Times New Roman"/>
@@ -3496,8 +3152,6 @@
         </w:rPr>
         <w:t xml:space="preserve"> </w:t>
       </w:r>
-      <w:proofErr w:type="spellStart"/>
-      <w:proofErr w:type="gramStart"/>
       <w:r>
         <w:rPr>
           <w:rFonts w:ascii="Consolas" w:eastAsia="Times New Roman" w:hAnsi="Consolas" w:cs="Times New Roman"/>
@@ -3531,8 +3185,6 @@
         </w:rPr>
         <w:t>LayerNorm</w:t>
       </w:r>
-      <w:proofErr w:type="spellEnd"/>
-      <w:proofErr w:type="gramEnd"/>
       <w:r>
         <w:rPr>
           <w:rFonts w:ascii="Consolas" w:eastAsia="Times New Roman" w:hAnsi="Consolas" w:cs="Times New Roman"/>
@@ -3544,7 +3196,6 @@
         </w:rPr>
         <w:t>(</w:t>
       </w:r>
-      <w:proofErr w:type="spellStart"/>
       <w:r>
         <w:rPr>
           <w:rFonts w:ascii="Consolas" w:eastAsia="Times New Roman" w:hAnsi="Consolas" w:cs="Times New Roman"/>
@@ -3556,7 +3207,6 @@
         </w:rPr>
         <w:t>layer_size</w:t>
       </w:r>
-      <w:proofErr w:type="spellEnd"/>
       <w:r>
         <w:rPr>
           <w:rFonts w:ascii="Consolas" w:eastAsia="Times New Roman" w:hAnsi="Consolas" w:cs="Times New Roman"/>
@@ -3593,8 +3243,6 @@
         </w:rPr>
         <w:t xml:space="preserve">        </w:t>
       </w:r>
-      <w:proofErr w:type="spellStart"/>
-      <w:proofErr w:type="gramStart"/>
       <w:r>
         <w:rPr>
           <w:rFonts w:ascii="Consolas" w:eastAsia="Times New Roman" w:hAnsi="Consolas" w:cs="Times New Roman"/>
@@ -3626,21 +3274,8 @@
           <w:szCs w:val="21"/>
           <w14:ligatures w14:val="none"/>
         </w:rPr>
-        <w:t>output</w:t>
-      </w:r>
-      <w:proofErr w:type="gramEnd"/>
-      <w:r>
-        <w:rPr>
-          <w:rFonts w:ascii="Consolas" w:eastAsia="Times New Roman" w:hAnsi="Consolas" w:cs="Times New Roman"/>
-          <w:color w:val="1F2328"/>
-          <w:kern w:val="0"/>
-          <w:sz w:val="21"/>
-          <w:szCs w:val="21"/>
-          <w14:ligatures w14:val="none"/>
-        </w:rPr>
-        <w:t>_proj</w:t>
-      </w:r>
-      <w:proofErr w:type="spellEnd"/>
+        <w:t>output_proj</w:t>
+      </w:r>
       <w:r>
         <w:rPr>
           <w:rFonts w:ascii="Consolas" w:eastAsia="Times New Roman" w:hAnsi="Consolas" w:cs="Times New Roman"/>
@@ -3674,8 +3309,6 @@
         </w:rPr>
         <w:t xml:space="preserve"> </w:t>
       </w:r>
-      <w:proofErr w:type="spellStart"/>
-      <w:proofErr w:type="gramStart"/>
       <w:r>
         <w:rPr>
           <w:rFonts w:ascii="Consolas" w:eastAsia="Times New Roman" w:hAnsi="Consolas" w:cs="Times New Roman"/>
@@ -3709,8 +3342,6 @@
         </w:rPr>
         <w:t>Linear</w:t>
       </w:r>
-      <w:proofErr w:type="spellEnd"/>
-      <w:proofErr w:type="gramEnd"/>
       <w:r>
         <w:rPr>
           <w:rFonts w:ascii="Consolas" w:eastAsia="Times New Roman" w:hAnsi="Consolas" w:cs="Times New Roman"/>
@@ -3722,7 +3353,6 @@
         </w:rPr>
         <w:t>(</w:t>
       </w:r>
-      <w:proofErr w:type="spellStart"/>
       <w:r>
         <w:rPr>
           <w:rFonts w:ascii="Consolas" w:eastAsia="Times New Roman" w:hAnsi="Consolas" w:cs="Times New Roman"/>
@@ -3734,7 +3364,6 @@
         </w:rPr>
         <w:t>layer_size</w:t>
       </w:r>
-      <w:proofErr w:type="spellEnd"/>
       <w:r>
         <w:rPr>
           <w:rFonts w:ascii="Consolas" w:eastAsia="Times New Roman" w:hAnsi="Consolas" w:cs="Times New Roman"/>
@@ -3746,7 +3375,6 @@
         </w:rPr>
         <w:t xml:space="preserve">, </w:t>
       </w:r>
-      <w:proofErr w:type="spellStart"/>
       <w:r>
         <w:rPr>
           <w:rFonts w:ascii="Consolas" w:eastAsia="Times New Roman" w:hAnsi="Consolas" w:cs="Times New Roman"/>
@@ -3758,7 +3386,6 @@
         </w:rPr>
         <w:t>vocab_size</w:t>
       </w:r>
-      <w:proofErr w:type="spellEnd"/>
       <w:r>
         <w:rPr>
           <w:rFonts w:ascii="Consolas" w:eastAsia="Times New Roman" w:hAnsi="Consolas" w:cs="Times New Roman"/>
@@ -3831,7 +3458,6 @@
         </w:rPr>
         <w:t xml:space="preserve"> </w:t>
       </w:r>
-      <w:proofErr w:type="gramStart"/>
       <w:r>
         <w:rPr>
           <w:rFonts w:ascii="Consolas" w:eastAsia="Times New Roman" w:hAnsi="Consolas" w:cs="Times New Roman"/>
@@ -3854,7 +3480,6 @@
         </w:rPr>
         <w:t>(</w:t>
       </w:r>
-      <w:proofErr w:type="gramEnd"/>
       <w:r>
         <w:rPr>
           <w:rFonts w:ascii="Consolas" w:eastAsia="Times New Roman" w:hAnsi="Consolas" w:cs="Times New Roman"/>
@@ -3877,7 +3502,6 @@
         </w:rPr>
         <w:t xml:space="preserve">, </w:t>
       </w:r>
-      <w:proofErr w:type="spellStart"/>
       <w:r>
         <w:rPr>
           <w:rFonts w:ascii="Consolas" w:eastAsia="Times New Roman" w:hAnsi="Consolas" w:cs="Times New Roman"/>
@@ -3889,7 +3513,6 @@
         </w:rPr>
         <w:t>idx</w:t>
       </w:r>
-      <w:proofErr w:type="spellEnd"/>
       <w:r>
         <w:rPr>
           <w:rFonts w:ascii="Consolas" w:eastAsia="Times New Roman" w:hAnsi="Consolas" w:cs="Times New Roman"/>
@@ -3970,8 +3593,6 @@
         </w:rPr>
         <w:t xml:space="preserve"> </w:t>
       </w:r>
-      <w:proofErr w:type="spellStart"/>
-      <w:proofErr w:type="gramStart"/>
       <w:r>
         <w:rPr>
           <w:rFonts w:ascii="Consolas" w:eastAsia="Times New Roman" w:hAnsi="Consolas" w:cs="Times New Roman"/>
@@ -4005,8 +3626,6 @@
         </w:rPr>
         <w:t>embedding</w:t>
       </w:r>
-      <w:proofErr w:type="spellEnd"/>
-      <w:proofErr w:type="gramEnd"/>
       <w:r>
         <w:rPr>
           <w:rFonts w:ascii="Consolas" w:eastAsia="Times New Roman" w:hAnsi="Consolas" w:cs="Times New Roman"/>
@@ -4018,7 +3637,6 @@
         </w:rPr>
         <w:t>(</w:t>
       </w:r>
-      <w:proofErr w:type="spellStart"/>
       <w:r>
         <w:rPr>
           <w:rFonts w:ascii="Consolas" w:eastAsia="Times New Roman" w:hAnsi="Consolas" w:cs="Times New Roman"/>
@@ -4030,7 +3648,6 @@
         </w:rPr>
         <w:t>idx</w:t>
       </w:r>
-      <w:proofErr w:type="spellEnd"/>
       <w:r>
         <w:rPr>
           <w:rFonts w:ascii="Consolas" w:eastAsia="Times New Roman" w:hAnsi="Consolas" w:cs="Times New Roman"/>
@@ -4133,8 +3750,6 @@
         </w:rPr>
         <w:t xml:space="preserve"> </w:t>
       </w:r>
-      <w:proofErr w:type="spellStart"/>
-      <w:proofErr w:type="gramStart"/>
       <w:r>
         <w:rPr>
           <w:rFonts w:ascii="Consolas" w:eastAsia="Times New Roman" w:hAnsi="Consolas" w:cs="Times New Roman"/>
@@ -4168,8 +3783,6 @@
         </w:rPr>
         <w:t>blocks</w:t>
       </w:r>
-      <w:proofErr w:type="spellEnd"/>
-      <w:proofErr w:type="gramEnd"/>
       <w:r>
         <w:rPr>
           <w:rFonts w:ascii="Consolas" w:eastAsia="Times New Roman" w:hAnsi="Consolas" w:cs="Times New Roman"/>
@@ -4363,8 +3976,6 @@
         </w:rPr>
         <w:t xml:space="preserve"> </w:t>
       </w:r>
-      <w:proofErr w:type="spellStart"/>
-      <w:proofErr w:type="gramStart"/>
       <w:r>
         <w:rPr>
           <w:rFonts w:ascii="Consolas" w:eastAsia="Times New Roman" w:hAnsi="Consolas" w:cs="Times New Roman"/>
@@ -4398,8 +4009,6 @@
         </w:rPr>
         <w:t>norm</w:t>
       </w:r>
-      <w:proofErr w:type="spellEnd"/>
-      <w:proofErr w:type="gramEnd"/>
       <w:r>
         <w:rPr>
           <w:rFonts w:ascii="Consolas" w:eastAsia="Times New Roman" w:hAnsi="Consolas" w:cs="Times New Roman"/>
@@ -4502,8 +4111,6 @@
         </w:rPr>
         <w:t xml:space="preserve"> </w:t>
       </w:r>
-      <w:proofErr w:type="spellStart"/>
-      <w:proofErr w:type="gramStart"/>
       <w:r>
         <w:rPr>
           <w:rFonts w:ascii="Consolas" w:eastAsia="Times New Roman" w:hAnsi="Consolas" w:cs="Times New Roman"/>
@@ -4535,21 +4142,8 @@
           <w:szCs w:val="21"/>
           <w14:ligatures w14:val="none"/>
         </w:rPr>
-        <w:t>output</w:t>
-      </w:r>
-      <w:proofErr w:type="gramEnd"/>
-      <w:r>
-        <w:rPr>
-          <w:rFonts w:ascii="Consolas" w:eastAsia="Times New Roman" w:hAnsi="Consolas" w:cs="Times New Roman"/>
-          <w:color w:val="1F2328"/>
-          <w:kern w:val="0"/>
-          <w:sz w:val="21"/>
-          <w:szCs w:val="21"/>
-          <w14:ligatures w14:val="none"/>
-        </w:rPr>
-        <w:t>_proj</w:t>
-      </w:r>
-      <w:proofErr w:type="spellEnd"/>
+        <w:t>output_proj</w:t>
+      </w:r>
       <w:r>
         <w:rPr>
           <w:rFonts w:ascii="Consolas" w:eastAsia="Times New Roman" w:hAnsi="Consolas" w:cs="Times New Roman"/>
@@ -4702,7 +4296,6 @@
         </w:rPr>
         <w:t xml:space="preserve"> </w:t>
       </w:r>
-      <w:proofErr w:type="gramStart"/>
       <w:r>
         <w:rPr>
           <w:rFonts w:ascii="Consolas" w:eastAsia="Times New Roman" w:hAnsi="Consolas" w:cs="Times New Roman"/>
@@ -4725,7 +4318,6 @@
         </w:rPr>
         <w:t>(</w:t>
       </w:r>
-      <w:proofErr w:type="gramEnd"/>
       <w:r>
         <w:rPr>
           <w:rFonts w:ascii="Consolas" w:eastAsia="Times New Roman" w:hAnsi="Consolas" w:cs="Times New Roman"/>
@@ -4748,7 +4340,6 @@
         </w:rPr>
         <w:t xml:space="preserve">, </w:t>
       </w:r>
-      <w:proofErr w:type="spellStart"/>
       <w:r>
         <w:rPr>
           <w:rFonts w:ascii="Consolas" w:eastAsia="Times New Roman" w:hAnsi="Consolas" w:cs="Times New Roman"/>
@@ -4760,7 +4351,6 @@
         </w:rPr>
         <w:t>idx</w:t>
       </w:r>
-      <w:proofErr w:type="spellEnd"/>
       <w:r>
         <w:rPr>
           <w:rFonts w:ascii="Consolas" w:eastAsia="Times New Roman" w:hAnsi="Consolas" w:cs="Times New Roman"/>
@@ -4772,7 +4362,6 @@
         </w:rPr>
         <w:t xml:space="preserve">, </w:t>
       </w:r>
-      <w:proofErr w:type="spellStart"/>
       <w:r>
         <w:rPr>
           <w:rFonts w:ascii="Consolas" w:eastAsia="Times New Roman" w:hAnsi="Consolas" w:cs="Times New Roman"/>
@@ -4784,7 +4373,6 @@
         </w:rPr>
         <w:t>max_new_tokens</w:t>
       </w:r>
-      <w:proofErr w:type="spellEnd"/>
       <w:r>
         <w:rPr>
           <w:rFonts w:ascii="Consolas" w:eastAsia="Times New Roman" w:hAnsi="Consolas" w:cs="Times New Roman"/>
@@ -4796,7 +4384,6 @@
         </w:rPr>
         <w:t xml:space="preserve">, </w:t>
       </w:r>
-      <w:proofErr w:type="spellStart"/>
       <w:r>
         <w:rPr>
           <w:rFonts w:ascii="Consolas" w:eastAsia="Times New Roman" w:hAnsi="Consolas" w:cs="Times New Roman"/>
@@ -4808,7 +4395,6 @@
         </w:rPr>
         <w:t>block_size</w:t>
       </w:r>
-      <w:proofErr w:type="spellEnd"/>
       <w:r>
         <w:rPr>
           <w:rFonts w:ascii="Consolas" w:eastAsia="Times New Roman" w:hAnsi="Consolas" w:cs="Times New Roman"/>
@@ -4933,7 +4519,6 @@
         </w:rPr>
         <w:t>(</w:t>
       </w:r>
-      <w:proofErr w:type="spellStart"/>
       <w:r>
         <w:rPr>
           <w:rFonts w:ascii="Consolas" w:eastAsia="Times New Roman" w:hAnsi="Consolas" w:cs="Times New Roman"/>
@@ -4945,7 +4530,6 @@
         </w:rPr>
         <w:t>max_new_tokens</w:t>
       </w:r>
-      <w:proofErr w:type="spellEnd"/>
       <w:r>
         <w:rPr>
           <w:rFonts w:ascii="Consolas" w:eastAsia="Times New Roman" w:hAnsi="Consolas" w:cs="Times New Roman"/>
@@ -4982,7 +4566,6 @@
         </w:rPr>
         <w:t xml:space="preserve">            </w:t>
       </w:r>
-      <w:proofErr w:type="spellStart"/>
       <w:r>
         <w:rPr>
           <w:rFonts w:ascii="Consolas" w:eastAsia="Times New Roman" w:hAnsi="Consolas" w:cs="Times New Roman"/>
@@ -4994,7 +4577,6 @@
         </w:rPr>
         <w:t>idx_cond</w:t>
       </w:r>
-      <w:proofErr w:type="spellEnd"/>
       <w:r>
         <w:rPr>
           <w:rFonts w:ascii="Consolas" w:eastAsia="Times New Roman" w:hAnsi="Consolas" w:cs="Times New Roman"/>
@@ -5028,7 +4610,6 @@
         </w:rPr>
         <w:t xml:space="preserve"> </w:t>
       </w:r>
-      <w:proofErr w:type="spellStart"/>
       <w:r>
         <w:rPr>
           <w:rFonts w:ascii="Consolas" w:eastAsia="Times New Roman" w:hAnsi="Consolas" w:cs="Times New Roman"/>
@@ -5040,30 +4621,16 @@
         </w:rPr>
         <w:t>idx</w:t>
       </w:r>
-      <w:proofErr w:type="spellEnd"/>
-      <w:proofErr w:type="gramStart"/>
-      <w:r>
-        <w:rPr>
-          <w:rFonts w:ascii="Consolas" w:eastAsia="Times New Roman" w:hAnsi="Consolas" w:cs="Times New Roman"/>
-          <w:color w:val="202020"/>
-          <w:kern w:val="0"/>
-          <w:sz w:val="21"/>
-          <w:szCs w:val="21"/>
-          <w14:ligatures w14:val="none"/>
-        </w:rPr>
-        <w:t>[:,</w:t>
-      </w:r>
-      <w:proofErr w:type="gramEnd"/>
-      <w:r>
-        <w:rPr>
-          <w:rFonts w:ascii="Consolas" w:eastAsia="Times New Roman" w:hAnsi="Consolas" w:cs="Times New Roman"/>
-          <w:color w:val="202020"/>
-          <w:kern w:val="0"/>
-          <w:sz w:val="21"/>
-          <w:szCs w:val="21"/>
-          <w14:ligatures w14:val="none"/>
-        </w:rPr>
-        <w:t xml:space="preserve"> </w:t>
+      <w:r>
+        <w:rPr>
+          <w:rFonts w:ascii="Consolas" w:eastAsia="Times New Roman" w:hAnsi="Consolas" w:cs="Times New Roman"/>
+          <w:color w:val="202020"/>
+          <w:kern w:val="0"/>
+          <w:sz w:val="21"/>
+          <w:szCs w:val="21"/>
+          <w14:ligatures w14:val="none"/>
+        </w:rPr>
+        <w:t xml:space="preserve">[:, </w:t>
       </w:r>
       <w:r>
         <w:rPr>
@@ -5076,7 +4643,6 @@
         </w:rPr>
         <w:t>-</w:t>
       </w:r>
-      <w:proofErr w:type="spellStart"/>
       <w:r>
         <w:rPr>
           <w:rFonts w:ascii="Consolas" w:eastAsia="Times New Roman" w:hAnsi="Consolas" w:cs="Times New Roman"/>
@@ -5088,7 +4654,6 @@
         </w:rPr>
         <w:t>block_size</w:t>
       </w:r>
-      <w:proofErr w:type="spellEnd"/>
       <w:r>
         <w:rPr>
           <w:rFonts w:ascii="Consolas" w:eastAsia="Times New Roman" w:hAnsi="Consolas" w:cs="Times New Roman"/>
@@ -5191,7 +4756,6 @@
         </w:rPr>
         <w:t>(</w:t>
       </w:r>
-      <w:proofErr w:type="spellStart"/>
       <w:r>
         <w:rPr>
           <w:rFonts w:ascii="Consolas" w:eastAsia="Times New Roman" w:hAnsi="Consolas" w:cs="Times New Roman"/>
@@ -5203,7 +4767,6 @@
         </w:rPr>
         <w:t>idx_cond</w:t>
       </w:r>
-      <w:proofErr w:type="spellEnd"/>
       <w:r>
         <w:rPr>
           <w:rFonts w:ascii="Consolas" w:eastAsia="Times New Roman" w:hAnsi="Consolas" w:cs="Times New Roman"/>
@@ -5295,29 +4858,16 @@
         </w:rPr>
         <w:t>logits</w:t>
       </w:r>
-      <w:proofErr w:type="gramStart"/>
-      <w:r>
-        <w:rPr>
-          <w:rFonts w:ascii="Consolas" w:eastAsia="Times New Roman" w:hAnsi="Consolas" w:cs="Times New Roman"/>
-          <w:color w:val="202020"/>
-          <w:kern w:val="0"/>
-          <w:sz w:val="21"/>
-          <w:szCs w:val="21"/>
-          <w14:ligatures w14:val="none"/>
-        </w:rPr>
-        <w:t>[:,</w:t>
-      </w:r>
-      <w:proofErr w:type="gramEnd"/>
-      <w:r>
-        <w:rPr>
-          <w:rFonts w:ascii="Consolas" w:eastAsia="Times New Roman" w:hAnsi="Consolas" w:cs="Times New Roman"/>
-          <w:color w:val="202020"/>
-          <w:kern w:val="0"/>
-          <w:sz w:val="21"/>
-          <w:szCs w:val="21"/>
-          <w14:ligatures w14:val="none"/>
-        </w:rPr>
-        <w:t xml:space="preserve"> </w:t>
+      <w:r>
+        <w:rPr>
+          <w:rFonts w:ascii="Consolas" w:eastAsia="Times New Roman" w:hAnsi="Consolas" w:cs="Times New Roman"/>
+          <w:color w:val="202020"/>
+          <w:kern w:val="0"/>
+          <w:sz w:val="21"/>
+          <w:szCs w:val="21"/>
+          <w14:ligatures w14:val="none"/>
+        </w:rPr>
+        <w:t xml:space="preserve">[:, </w:t>
       </w:r>
       <w:r>
         <w:rPr>
@@ -5341,29 +4891,16 @@
         </w:rPr>
         <w:t>1</w:t>
       </w:r>
-      <w:proofErr w:type="gramStart"/>
-      <w:r>
-        <w:rPr>
-          <w:rFonts w:ascii="Consolas" w:eastAsia="Times New Roman" w:hAnsi="Consolas" w:cs="Times New Roman"/>
-          <w:color w:val="202020"/>
-          <w:kern w:val="0"/>
-          <w:sz w:val="21"/>
-          <w:szCs w:val="21"/>
-          <w14:ligatures w14:val="none"/>
-        </w:rPr>
-        <w:t>, :</w:t>
-      </w:r>
-      <w:proofErr w:type="gramEnd"/>
-      <w:r>
-        <w:rPr>
-          <w:rFonts w:ascii="Consolas" w:eastAsia="Times New Roman" w:hAnsi="Consolas" w:cs="Times New Roman"/>
-          <w:color w:val="202020"/>
-          <w:kern w:val="0"/>
-          <w:sz w:val="21"/>
-          <w:szCs w:val="21"/>
-          <w14:ligatures w14:val="none"/>
-        </w:rPr>
-        <w:t>]</w:t>
+      <w:r>
+        <w:rPr>
+          <w:rFonts w:ascii="Consolas" w:eastAsia="Times New Roman" w:hAnsi="Consolas" w:cs="Times New Roman"/>
+          <w:color w:val="202020"/>
+          <w:kern w:val="0"/>
+          <w:sz w:val="21"/>
+          <w:szCs w:val="21"/>
+          <w14:ligatures w14:val="none"/>
+        </w:rPr>
+        <w:t>, :]</w:t>
       </w:r>
     </w:p>
     <w:p>
@@ -5434,8 +4971,6 @@
         </w:rPr>
         <w:t xml:space="preserve"> </w:t>
       </w:r>
-      <w:proofErr w:type="spellStart"/>
-      <w:proofErr w:type="gramStart"/>
       <w:r>
         <w:rPr>
           <w:rFonts w:ascii="Consolas" w:eastAsia="Times New Roman" w:hAnsi="Consolas" w:cs="Times New Roman"/>
@@ -5469,8 +5004,6 @@
         </w:rPr>
         <w:t>softmax</w:t>
       </w:r>
-      <w:proofErr w:type="spellEnd"/>
-      <w:proofErr w:type="gramEnd"/>
       <w:r>
         <w:rPr>
           <w:rFonts w:ascii="Consolas" w:eastAsia="Times New Roman" w:hAnsi="Consolas" w:cs="Times New Roman"/>
@@ -5573,7 +5106,6 @@
         </w:rPr>
         <w:t xml:space="preserve">            </w:t>
       </w:r>
-      <w:proofErr w:type="spellStart"/>
       <w:r>
         <w:rPr>
           <w:rFonts w:ascii="Consolas" w:eastAsia="Times New Roman" w:hAnsi="Consolas" w:cs="Times New Roman"/>
@@ -5585,7 +5117,6 @@
         </w:rPr>
         <w:t>next_idx</w:t>
       </w:r>
-      <w:proofErr w:type="spellEnd"/>
       <w:r>
         <w:rPr>
           <w:rFonts w:ascii="Consolas" w:eastAsia="Times New Roman" w:hAnsi="Consolas" w:cs="Times New Roman"/>
@@ -5619,8 +5150,6 @@
         </w:rPr>
         <w:t xml:space="preserve"> </w:t>
       </w:r>
-      <w:proofErr w:type="spellStart"/>
-      <w:proofErr w:type="gramStart"/>
       <w:r>
         <w:rPr>
           <w:rFonts w:ascii="Consolas" w:eastAsia="Times New Roman" w:hAnsi="Consolas" w:cs="Times New Roman"/>
@@ -5654,8 +5183,6 @@
         </w:rPr>
         <w:t>multinomial</w:t>
       </w:r>
-      <w:proofErr w:type="spellEnd"/>
-      <w:proofErr w:type="gramEnd"/>
       <w:r>
         <w:rPr>
           <w:rFonts w:ascii="Consolas" w:eastAsia="Times New Roman" w:hAnsi="Consolas" w:cs="Times New Roman"/>
@@ -5689,7 +5216,6 @@
         </w:rPr>
         <w:t xml:space="preserve">, </w:t>
       </w:r>
-      <w:proofErr w:type="spellStart"/>
       <w:r>
         <w:rPr>
           <w:rFonts w:ascii="Consolas" w:eastAsia="Times New Roman" w:hAnsi="Consolas" w:cs="Times New Roman"/>
@@ -5701,7 +5227,6 @@
         </w:rPr>
         <w:t>num_samples</w:t>
       </w:r>
-      <w:proofErr w:type="spellEnd"/>
       <w:r>
         <w:rPr>
           <w:rFonts w:ascii="Consolas" w:eastAsia="Times New Roman" w:hAnsi="Consolas" w:cs="Times New Roman"/>
@@ -5760,7 +5285,6 @@
         </w:rPr>
         <w:t xml:space="preserve">            </w:t>
       </w:r>
-      <w:proofErr w:type="spellStart"/>
       <w:r>
         <w:rPr>
           <w:rFonts w:ascii="Consolas" w:eastAsia="Times New Roman" w:hAnsi="Consolas" w:cs="Times New Roman"/>
@@ -5772,7 +5296,6 @@
         </w:rPr>
         <w:t>idx</w:t>
       </w:r>
-      <w:proofErr w:type="spellEnd"/>
       <w:r>
         <w:rPr>
           <w:rFonts w:ascii="Consolas" w:eastAsia="Times New Roman" w:hAnsi="Consolas" w:cs="Times New Roman"/>
@@ -5806,7 +5329,6 @@
         </w:rPr>
         <w:t xml:space="preserve"> </w:t>
       </w:r>
-      <w:proofErr w:type="gramStart"/>
       <w:r>
         <w:rPr>
           <w:rFonts w:ascii="Consolas" w:eastAsia="Times New Roman" w:hAnsi="Consolas" w:cs="Times New Roman"/>
@@ -5849,21 +5371,8 @@
           <w:szCs w:val="21"/>
           <w14:ligatures w14:val="none"/>
         </w:rPr>
-        <w:t>(</w:t>
-      </w:r>
-      <w:proofErr w:type="gramEnd"/>
-      <w:r>
-        <w:rPr>
-          <w:rFonts w:ascii="Consolas" w:eastAsia="Times New Roman" w:hAnsi="Consolas" w:cs="Times New Roman"/>
-          <w:color w:val="202020"/>
-          <w:kern w:val="0"/>
-          <w:sz w:val="21"/>
-          <w:szCs w:val="21"/>
-          <w14:ligatures w14:val="none"/>
-        </w:rPr>
-        <w:t>(</w:t>
-      </w:r>
-      <w:proofErr w:type="spellStart"/>
+        <w:t>((</w:t>
+      </w:r>
       <w:r>
         <w:rPr>
           <w:rFonts w:ascii="Consolas" w:eastAsia="Times New Roman" w:hAnsi="Consolas" w:cs="Times New Roman"/>
@@ -5875,7 +5384,6 @@
         </w:rPr>
         <w:t>idx</w:t>
       </w:r>
-      <w:proofErr w:type="spellEnd"/>
       <w:r>
         <w:rPr>
           <w:rFonts w:ascii="Consolas" w:eastAsia="Times New Roman" w:hAnsi="Consolas" w:cs="Times New Roman"/>
@@ -5887,7 +5395,6 @@
         </w:rPr>
         <w:t xml:space="preserve">, </w:t>
       </w:r>
-      <w:proofErr w:type="spellStart"/>
       <w:r>
         <w:rPr>
           <w:rFonts w:ascii="Consolas" w:eastAsia="Times New Roman" w:hAnsi="Consolas" w:cs="Times New Roman"/>
@@ -5899,7 +5406,6 @@
         </w:rPr>
         <w:t>next_idx</w:t>
       </w:r>
-      <w:proofErr w:type="spellEnd"/>
       <w:r>
         <w:rPr>
           <w:rFonts w:ascii="Consolas" w:eastAsia="Times New Roman" w:hAnsi="Consolas" w:cs="Times New Roman"/>
@@ -6002,7 +5508,6 @@
         </w:rPr>
         <w:t xml:space="preserve"> </w:t>
       </w:r>
-      <w:proofErr w:type="spellStart"/>
       <w:r>
         <w:rPr>
           <w:rFonts w:ascii="Consolas" w:eastAsia="Times New Roman" w:hAnsi="Consolas" w:cs="Times New Roman"/>
@@ -6014,7 +5519,6 @@
         </w:rPr>
         <w:t>idx</w:t>
       </w:r>
-      <w:proofErr w:type="spellEnd"/>
     </w:p>
     <w:p>
       <w:pPr>
@@ -6053,7 +5557,7 @@
     </w:p>
     <w:p>
       <w:pPr>
-        <w:pStyle w:val="Prrafodelista"/>
+        <w:pStyle w:val="ListParagraph"/>
         <w:numPr>
           <w:ilvl w:val="0"/>
           <w:numId w:val="4"/>
@@ -6098,9 +5602,8 @@
           <w:szCs w:val="28"/>
           <w:lang w:val="es-ES"/>
         </w:rPr>
-        <w:t xml:space="preserve"> del </w:t>
-      </w:r>
-      <w:proofErr w:type="spellStart"/>
+        <w:t xml:space="preserve"> del baseline mostrado e</w:t>
+      </w:r>
       <w:r>
         <w:rPr>
           <w:rFonts w:ascii="Times New Roman" w:hAnsi="Times New Roman" w:cs="Times New Roman"/>
@@ -6108,25 +5611,6 @@
           <w:szCs w:val="28"/>
           <w:lang w:val="es-ES"/>
         </w:rPr>
-        <w:t>baseline</w:t>
-      </w:r>
-      <w:proofErr w:type="spellEnd"/>
-      <w:r>
-        <w:rPr>
-          <w:rFonts w:ascii="Times New Roman" w:hAnsi="Times New Roman" w:cs="Times New Roman"/>
-          <w:sz w:val="28"/>
-          <w:szCs w:val="28"/>
-          <w:lang w:val="es-ES"/>
-        </w:rPr>
-        <w:t xml:space="preserve"> mostrado e</w:t>
-      </w:r>
-      <w:r>
-        <w:rPr>
-          <w:rFonts w:ascii="Times New Roman" w:hAnsi="Times New Roman" w:cs="Times New Roman"/>
-          <w:sz w:val="28"/>
-          <w:szCs w:val="28"/>
-          <w:lang w:val="es-ES"/>
-        </w:rPr>
         <w:t>n la guía.</w:t>
       </w:r>
     </w:p>
@@ -6134,6 +5618,7 @@
       <w:pPr>
         <w:rPr>
           <w:rFonts w:cs="Times New Roman"/>
+          <w:noProof/>
         </w:rPr>
       </w:pPr>
       <w:r>
@@ -6142,7 +5627,7 @@
           <w:noProof/>
         </w:rPr>
         <w:drawing>
-          <wp:inline distT="0" distB="0" distL="0" distR="0" wp14:anchorId="4ACE6879" wp14:editId="1E53A6D5">
+          <wp:inline distT="0" distB="0" distL="0" distR="0" wp14:anchorId="29A35208" wp14:editId="56365D3E">
             <wp:extent cx="5943600" cy="2828290"/>
             <wp:effectExtent l="0" t="0" r="0" b="0"/>
             <wp:docPr id="422146011" name="Imagen 1"/>
@@ -6180,7 +5665,55 @@
     </w:p>
     <w:p>
       <w:pPr>
-        <w:pStyle w:val="Prrafodelista"/>
+        <w:rPr>
+          <w:rFonts w:cs="Times New Roman"/>
+        </w:rPr>
+      </w:pPr>
+      <w:r>
+        <w:rPr>
+          <w:rFonts w:cs="Times New Roman"/>
+        </w:rPr>
+        <w:lastRenderedPageBreak/>
+        <w:drawing>
+          <wp:inline distT="0" distB="0" distL="0" distR="0" wp14:anchorId="70590702" wp14:editId="7E3AADF2">
+            <wp:extent cx="5943600" cy="2976880"/>
+            <wp:effectExtent l="0" t="0" r="0" b="0"/>
+            <wp:docPr id="1109629342" name="Picture 1"/>
+            <wp:cNvGraphicFramePr>
+              <a:graphicFrameLocks xmlns:a="http://schemas.openxmlformats.org/drawingml/2006/main" noChangeAspect="1"/>
+            </wp:cNvGraphicFramePr>
+            <a:graphic xmlns:a="http://schemas.openxmlformats.org/drawingml/2006/main">
+              <a:graphicData uri="http://schemas.openxmlformats.org/drawingml/2006/picture">
+                <pic:pic xmlns:pic="http://schemas.openxmlformats.org/drawingml/2006/picture">
+                  <pic:nvPicPr>
+                    <pic:cNvPr id="1109629342" name=""/>
+                    <pic:cNvPicPr/>
+                  </pic:nvPicPr>
+                  <pic:blipFill>
+                    <a:blip r:embed="rId9"/>
+                    <a:stretch>
+                      <a:fillRect/>
+                    </a:stretch>
+                  </pic:blipFill>
+                  <pic:spPr>
+                    <a:xfrm>
+                      <a:off x="0" y="0"/>
+                      <a:ext cx="5943600" cy="2976880"/>
+                    </a:xfrm>
+                    <a:prstGeom prst="rect">
+                      <a:avLst/>
+                    </a:prstGeom>
+                  </pic:spPr>
+                </pic:pic>
+              </a:graphicData>
+            </a:graphic>
+          </wp:inline>
+        </w:drawing>
+      </w:r>
+    </w:p>
+    <w:p>
+      <w:pPr>
+        <w:pStyle w:val="ListParagraph"/>
         <w:numPr>
           <w:ilvl w:val="0"/>
           <w:numId w:val="3"/>
@@ -6197,7 +5730,6 @@
           <w:sz w:val="28"/>
           <w:szCs w:val="28"/>
         </w:rPr>
-        <w:lastRenderedPageBreak/>
         <w:t xml:space="preserve">Describe your corpus choice. Why did you choose that corpus?  </w:t>
       </w:r>
     </w:p>
@@ -6237,23 +5769,7 @@
           <w:rFonts w:cs="Times New Roman"/>
           <w:lang w:val="es-ES"/>
         </w:rPr>
-        <w:t>“</w:t>
-      </w:r>
-      <w:proofErr w:type="spellStart"/>
-      <w:r>
-        <w:rPr>
-          <w:rFonts w:cs="Times New Roman"/>
-          <w:lang w:val="es-ES"/>
-        </w:rPr>
-        <w:t>Shakespeare’s</w:t>
-      </w:r>
-      <w:proofErr w:type="spellEnd"/>
-      <w:r>
-        <w:rPr>
-          <w:rFonts w:cs="Times New Roman"/>
-          <w:lang w:val="es-ES"/>
-        </w:rPr>
-        <w:t xml:space="preserve"> Complete Works</w:t>
+        <w:t>“Shakespeare’s Complete Works</w:t>
       </w:r>
       <w:r>
         <w:rPr>
@@ -6321,7 +5837,7 @@
     </w:p>
     <w:p>
       <w:pPr>
-        <w:pStyle w:val="Prrafodelista"/>
+        <w:pStyle w:val="ListParagraph"/>
         <w:numPr>
           <w:ilvl w:val="0"/>
           <w:numId w:val="1"/>
@@ -6344,7 +5860,7 @@
     </w:p>
     <w:p>
       <w:pPr>
-        <w:pStyle w:val="Prrafodelista"/>
+        <w:pStyle w:val="ListParagraph"/>
         <w:numPr>
           <w:ilvl w:val="0"/>
           <w:numId w:val="1"/>
@@ -6367,7 +5883,7 @@
     </w:p>
     <w:p>
       <w:pPr>
-        <w:pStyle w:val="Prrafodelista"/>
+        <w:pStyle w:val="ListParagraph"/>
         <w:numPr>
           <w:ilvl w:val="0"/>
           <w:numId w:val="1"/>
@@ -6397,7 +5913,7 @@
     </w:p>
     <w:p>
       <w:pPr>
-        <w:pStyle w:val="Prrafodelista"/>
+        <w:pStyle w:val="ListParagraph"/>
         <w:numPr>
           <w:ilvl w:val="0"/>
           <w:numId w:val="1"/>
@@ -6441,7 +5957,7 @@
     </w:p>
     <w:p>
       <w:pPr>
-        <w:pStyle w:val="Prrafodelista"/>
+        <w:pStyle w:val="ListParagraph"/>
         <w:numPr>
           <w:ilvl w:val="0"/>
           <w:numId w:val="1"/>
@@ -6464,7 +5980,7 @@
     </w:p>
     <w:p>
       <w:pPr>
-        <w:pStyle w:val="Prrafodelista"/>
+        <w:pStyle w:val="ListParagraph"/>
         <w:numPr>
           <w:ilvl w:val="0"/>
           <w:numId w:val="1"/>
@@ -6568,7 +6084,7 @@
     </w:p>
     <w:p>
       <w:pPr>
-        <w:pStyle w:val="Prrafodelista"/>
+        <w:pStyle w:val="ListParagraph"/>
         <w:numPr>
           <w:ilvl w:val="0"/>
           <w:numId w:val="2"/>
@@ -6620,7 +6136,7 @@
           <w:szCs w:val="28"/>
           <w:lang w:val="es-US"/>
         </w:rPr>
-        <w:t xml:space="preserve"> o MAX_ITERS, notamos que el modelo base en la tabla dada produjo pérdidas más altas y generó un texto ruidoso, con ciertas características de estructura,</w:t>
+        <w:t xml:space="preserve"> o MAX_ITERS, notamos que el modelo base en la tabla dada produjo pérdidas más altas y generó </w:t>
       </w:r>
       <w:r>
         <w:rPr>
@@ -6629,27 +6145,28 @@
           <w:szCs w:val="28"/>
           <w:lang w:val="es-US"/>
         </w:rPr>
-        <w:t xml:space="preserve"> espacios y signos entre palabras.</w:t>
-      </w:r>
-    </w:p>
-    <w:p>
-      <w:pPr>
+        <w:lastRenderedPageBreak/>
+        <w:t>un texto ruidoso, con ciertas características de estructura,</w:t>
+      </w:r>
+      <w:r>
         <w:rPr>
           <w:rFonts w:ascii="Times New Roman" w:hAnsi="Times New Roman" w:cs="Times New Roman"/>
           <w:sz w:val="28"/>
           <w:szCs w:val="28"/>
           <w:lang w:val="es-US"/>
         </w:rPr>
-      </w:pPr>
-      <w:r>
+        <w:t xml:space="preserve"> espacios y signos entre palabras.</w:t>
+      </w:r>
+    </w:p>
+    <w:p>
+      <w:pPr>
         <w:rPr>
           <w:rFonts w:ascii="Times New Roman" w:hAnsi="Times New Roman" w:cs="Times New Roman"/>
           <w:sz w:val="28"/>
           <w:szCs w:val="28"/>
           <w:lang w:val="es-US"/>
         </w:rPr>
-        <w:t xml:space="preserve">Cuando hicimos la modificación de N_LAYERS, </w:t>
-      </w:r>
+      </w:pPr>
       <w:r>
         <w:rPr>
           <w:rFonts w:ascii="Times New Roman" w:hAnsi="Times New Roman" w:cs="Times New Roman"/>
@@ -6657,9 +6174,8 @@
           <w:szCs w:val="28"/>
           <w:lang w:val="es-US"/>
         </w:rPr>
-        <w:t xml:space="preserve">mejoró en torno a los bloques del </w:t>
-      </w:r>
-      <w:proofErr w:type="spellStart"/>
+        <w:t xml:space="preserve">Cuando hicimos la modificación de N_LAYERS, </w:t>
+      </w:r>
       <w:r>
         <w:rPr>
           <w:rFonts w:ascii="Times New Roman" w:hAnsi="Times New Roman" w:cs="Times New Roman"/>
@@ -6667,9 +6183,17 @@
           <w:szCs w:val="28"/>
           <w:lang w:val="es-US"/>
         </w:rPr>
-        <w:t>Transformer</w:t>
-      </w:r>
-      <w:proofErr w:type="spellEnd"/>
+        <w:t xml:space="preserve">mejoró en torno a los bloques del Transformer. Esto permitió mejorar los caracteres mediante </w:t>
+      </w:r>
+      <w:r>
+        <w:rPr>
+          <w:rFonts w:ascii="Times New Roman" w:hAnsi="Times New Roman" w:cs="Times New Roman"/>
+          <w:sz w:val="28"/>
+          <w:szCs w:val="28"/>
+          <w:lang w:val="es-ES"/>
+        </w:rPr>
+        <w:t>Self-attention y feed-forward</w:t>
+      </w:r>
       <w:r>
         <w:rPr>
           <w:rFonts w:ascii="Times New Roman" w:hAnsi="Times New Roman" w:cs="Times New Roman"/>
@@ -6677,7 +6201,71 @@
           <w:szCs w:val="28"/>
           <w:lang w:val="es-US"/>
         </w:rPr>
-        <w:t xml:space="preserve">. Esto permitió mejorar los caracteres mediante </w:t>
+        <w:t>, dando paso</w:t>
+      </w:r>
+      <w:r>
+        <w:rPr>
+          <w:rFonts w:ascii="Times New Roman" w:hAnsi="Times New Roman" w:cs="Times New Roman"/>
+          <w:sz w:val="28"/>
+          <w:szCs w:val="28"/>
+          <w:lang w:val="es-US"/>
+        </w:rPr>
+        <w:t xml:space="preserve"> a ver caracteres anteriores.</w:t>
+      </w:r>
+    </w:p>
+    <w:p>
+      <w:pPr>
+        <w:rPr>
+          <w:rFonts w:ascii="Times New Roman" w:hAnsi="Times New Roman" w:cs="Times New Roman"/>
+          <w:sz w:val="28"/>
+          <w:szCs w:val="28"/>
+          <w:lang w:val="es-US"/>
+        </w:rPr>
+      </w:pPr>
+      <w:r>
+        <w:rPr>
+          <w:rFonts w:ascii="Times New Roman" w:hAnsi="Times New Roman" w:cs="Times New Roman"/>
+          <w:sz w:val="28"/>
+          <w:szCs w:val="28"/>
+          <w:lang w:val="es-US"/>
+        </w:rPr>
+        <w:t xml:space="preserve">Cuando hicimos la modificación de LAYERS_SIZE, </w:t>
+      </w:r>
+      <w:r>
+        <w:rPr>
+          <w:rFonts w:ascii="Times New Roman" w:hAnsi="Times New Roman" w:cs="Times New Roman"/>
+          <w:sz w:val="28"/>
+          <w:szCs w:val="28"/>
+          <w:lang w:val="es-US"/>
+        </w:rPr>
+        <w:t>mejoró</w:t>
+      </w:r>
+      <w:r>
+        <w:rPr>
+          <w:rFonts w:ascii="Times New Roman" w:hAnsi="Times New Roman" w:cs="Times New Roman"/>
+          <w:sz w:val="28"/>
+          <w:szCs w:val="28"/>
+          <w:lang w:val="es-US"/>
+        </w:rPr>
+        <w:t xml:space="preserve"> </w:t>
+      </w:r>
+      <w:r>
+        <w:rPr>
+          <w:rFonts w:ascii="Times New Roman" w:hAnsi="Times New Roman" w:cs="Times New Roman"/>
+          <w:sz w:val="28"/>
+          <w:szCs w:val="28"/>
+          <w:lang w:val="es-US"/>
+        </w:rPr>
+        <w:t>en torno</w:t>
+      </w:r>
+      <w:r>
+        <w:rPr>
+          <w:rFonts w:ascii="Times New Roman" w:hAnsi="Times New Roman" w:cs="Times New Roman"/>
+          <w:sz w:val="28"/>
+          <w:szCs w:val="28"/>
+          <w:lang w:val="es-US"/>
+        </w:rPr>
+        <w:t xml:space="preserve"> a la calidad de los </w:t>
       </w:r>
       <w:r>
         <w:rPr>
@@ -6686,47 +6274,7 @@
           <w:szCs w:val="28"/>
           <w:lang w:val="es-ES"/>
         </w:rPr>
-        <w:t>Self-</w:t>
-      </w:r>
-      <w:proofErr w:type="spellStart"/>
-      <w:r>
-        <w:rPr>
-          <w:rFonts w:ascii="Times New Roman" w:hAnsi="Times New Roman" w:cs="Times New Roman"/>
-          <w:sz w:val="28"/>
-          <w:szCs w:val="28"/>
-          <w:lang w:val="es-ES"/>
-        </w:rPr>
-        <w:t>attention</w:t>
-      </w:r>
-      <w:proofErr w:type="spellEnd"/>
-      <w:r>
-        <w:rPr>
-          <w:rFonts w:ascii="Times New Roman" w:hAnsi="Times New Roman" w:cs="Times New Roman"/>
-          <w:sz w:val="28"/>
-          <w:szCs w:val="28"/>
-          <w:lang w:val="es-ES"/>
-        </w:rPr>
-        <w:t xml:space="preserve"> y </w:t>
-      </w:r>
-      <w:proofErr w:type="spellStart"/>
-      <w:r>
-        <w:rPr>
-          <w:rFonts w:ascii="Times New Roman" w:hAnsi="Times New Roman" w:cs="Times New Roman"/>
-          <w:sz w:val="28"/>
-          <w:szCs w:val="28"/>
-          <w:lang w:val="es-ES"/>
-        </w:rPr>
-        <w:t>feed</w:t>
-      </w:r>
-      <w:proofErr w:type="spellEnd"/>
-      <w:r>
-        <w:rPr>
-          <w:rFonts w:ascii="Times New Roman" w:hAnsi="Times New Roman" w:cs="Times New Roman"/>
-          <w:sz w:val="28"/>
-          <w:szCs w:val="28"/>
-          <w:lang w:val="es-ES"/>
-        </w:rPr>
-        <w:t>-forward</w:t>
+        <w:t>embeddings, queries, keys y values</w:t>
       </w:r>
       <w:r>
         <w:rPr>
@@ -6735,7 +6283,7 @@
           <w:szCs w:val="28"/>
           <w:lang w:val="es-US"/>
         </w:rPr>
-        <w:t>, dando paso</w:t>
+        <w:t xml:space="preserve">. Ayudo en la mejor </w:t>
       </w:r>
       <w:r>
         <w:rPr>
@@ -6744,27 +6292,27 @@
           <w:szCs w:val="28"/>
           <w:lang w:val="es-US"/>
         </w:rPr>
-        <w:t xml:space="preserve"> a ver caracteres anteriores.</w:t>
-      </w:r>
-    </w:p>
-    <w:p>
-      <w:pPr>
+        <w:t>representación</w:t>
+      </w:r>
+      <w:r>
         <w:rPr>
           <w:rFonts w:ascii="Times New Roman" w:hAnsi="Times New Roman" w:cs="Times New Roman"/>
           <w:sz w:val="28"/>
           <w:szCs w:val="28"/>
           <w:lang w:val="es-US"/>
         </w:rPr>
-      </w:pPr>
-      <w:r>
+        <w:t xml:space="preserve"> de patrones de texto.</w:t>
+      </w:r>
+    </w:p>
+    <w:p>
+      <w:pPr>
         <w:rPr>
           <w:rFonts w:ascii="Times New Roman" w:hAnsi="Times New Roman" w:cs="Times New Roman"/>
           <w:sz w:val="28"/>
           <w:szCs w:val="28"/>
           <w:lang w:val="es-US"/>
         </w:rPr>
-        <w:t xml:space="preserve">Cuando hicimos la modificación de LAYERS_SIZE, </w:t>
-      </w:r>
+      </w:pPr>
       <w:r>
         <w:rPr>
           <w:rFonts w:ascii="Times New Roman" w:hAnsi="Times New Roman" w:cs="Times New Roman"/>
@@ -6772,7 +6320,7 @@
           <w:szCs w:val="28"/>
           <w:lang w:val="es-US"/>
         </w:rPr>
-        <w:t>mejoró</w:t>
+        <w:t xml:space="preserve">Cuando hicimos la modificación de MAX_ITERS, </w:t>
       </w:r>
       <w:r>
         <w:rPr>
@@ -6781,7 +6329,7 @@
           <w:szCs w:val="28"/>
           <w:lang w:val="es-US"/>
         </w:rPr>
-        <w:t xml:space="preserve"> </w:t>
+        <w:t xml:space="preserve">mejoró en torno a la capacidad del modelo; se podría decir que entrenarlo por más etapas podría dar mejores resultados, pero tampoco podría ser muy extendida en tiempo, ya que podría tener errores, ya sea por capacidad o por </w:t>
       </w:r>
       <w:r>
         <w:rPr>
@@ -6790,88 +6338,18 @@
           <w:szCs w:val="28"/>
           <w:lang w:val="es-US"/>
         </w:rPr>
-        <w:t>en torno</w:t>
-      </w:r>
-      <w:r>
+        <w:t>overfitting.</w:t>
+      </w:r>
+    </w:p>
+    <w:p>
+      <w:pPr>
         <w:rPr>
           <w:rFonts w:ascii="Times New Roman" w:hAnsi="Times New Roman" w:cs="Times New Roman"/>
           <w:sz w:val="28"/>
           <w:szCs w:val="28"/>
           <w:lang w:val="es-US"/>
         </w:rPr>
-        <w:t xml:space="preserve"> a la calidad de los </w:t>
-      </w:r>
-      <w:proofErr w:type="spellStart"/>
-      <w:r>
-        <w:rPr>
-          <w:rFonts w:ascii="Times New Roman" w:hAnsi="Times New Roman" w:cs="Times New Roman"/>
-          <w:sz w:val="28"/>
-          <w:szCs w:val="28"/>
-          <w:lang w:val="es-ES"/>
-        </w:rPr>
-        <w:t>embeddings</w:t>
-      </w:r>
-      <w:proofErr w:type="spellEnd"/>
-      <w:r>
-        <w:rPr>
-          <w:rFonts w:ascii="Times New Roman" w:hAnsi="Times New Roman" w:cs="Times New Roman"/>
-          <w:sz w:val="28"/>
-          <w:szCs w:val="28"/>
-          <w:lang w:val="es-ES"/>
-        </w:rPr>
-        <w:t xml:space="preserve">, </w:t>
-      </w:r>
-      <w:proofErr w:type="spellStart"/>
-      <w:r>
-        <w:rPr>
-          <w:rFonts w:ascii="Times New Roman" w:hAnsi="Times New Roman" w:cs="Times New Roman"/>
-          <w:sz w:val="28"/>
-          <w:szCs w:val="28"/>
-          <w:lang w:val="es-ES"/>
-        </w:rPr>
-        <w:t>queries</w:t>
-      </w:r>
-      <w:proofErr w:type="spellEnd"/>
-      <w:r>
-        <w:rPr>
-          <w:rFonts w:ascii="Times New Roman" w:hAnsi="Times New Roman" w:cs="Times New Roman"/>
-          <w:sz w:val="28"/>
-          <w:szCs w:val="28"/>
-          <w:lang w:val="es-ES"/>
-        </w:rPr>
-        <w:t xml:space="preserve">, </w:t>
-      </w:r>
-      <w:proofErr w:type="spellStart"/>
-      <w:r>
-        <w:rPr>
-          <w:rFonts w:ascii="Times New Roman" w:hAnsi="Times New Roman" w:cs="Times New Roman"/>
-          <w:sz w:val="28"/>
-          <w:szCs w:val="28"/>
-          <w:lang w:val="es-ES"/>
-        </w:rPr>
-        <w:t>keys</w:t>
-      </w:r>
-      <w:proofErr w:type="spellEnd"/>
-      <w:r>
-        <w:rPr>
-          <w:rFonts w:ascii="Times New Roman" w:hAnsi="Times New Roman" w:cs="Times New Roman"/>
-          <w:sz w:val="28"/>
-          <w:szCs w:val="28"/>
-          <w:lang w:val="es-ES"/>
-        </w:rPr>
-        <w:t xml:space="preserve"> y </w:t>
-      </w:r>
-      <w:proofErr w:type="spellStart"/>
-      <w:r>
-        <w:rPr>
-          <w:rFonts w:ascii="Times New Roman" w:hAnsi="Times New Roman" w:cs="Times New Roman"/>
-          <w:sz w:val="28"/>
-          <w:szCs w:val="28"/>
-          <w:lang w:val="es-ES"/>
-        </w:rPr>
-        <w:t>values</w:t>
-      </w:r>
-      <w:proofErr w:type="spellEnd"/>
+      </w:pPr>
       <w:r>
         <w:rPr>
           <w:rFonts w:ascii="Times New Roman" w:hAnsi="Times New Roman" w:cs="Times New Roman"/>
@@ -6879,7 +6357,7 @@
           <w:szCs w:val="28"/>
           <w:lang w:val="es-US"/>
         </w:rPr>
-        <w:t xml:space="preserve">. Ayudo en la mejor </w:t>
+        <w:t xml:space="preserve">Obtuvimos un mejor resultado cuando juntamos todas estas modificaciones, ya que fue una </w:t>
       </w:r>
       <w:r>
         <w:rPr>
@@ -6888,7 +6366,7 @@
           <w:szCs w:val="28"/>
           <w:lang w:val="es-US"/>
         </w:rPr>
-        <w:t>representación</w:t>
+        <w:t>fusión de lo mencionado anteriormente. Se notó que los fragmentos eran más reconocibles, con un mejor uso de los signos y una mayor</w:t>
       </w:r>
       <w:r>
         <w:rPr>
@@ -6897,18 +6375,17 @@
           <w:szCs w:val="28"/>
           <w:lang w:val="es-US"/>
         </w:rPr>
-        <w:t xml:space="preserve"> de patrones de texto.</w:t>
-      </w:r>
-    </w:p>
-    <w:p>
-      <w:pPr>
+        <w:t xml:space="preserve"> distinción de los nombres. Lo </w:t>
+      </w:r>
+      <w:r>
         <w:rPr>
           <w:rFonts w:ascii="Times New Roman" w:hAnsi="Times New Roman" w:cs="Times New Roman"/>
           <w:sz w:val="28"/>
           <w:szCs w:val="28"/>
           <w:lang w:val="es-US"/>
         </w:rPr>
-      </w:pPr>
+        <w:t>más importante que se asimilaba a la estructura de la data de Shakespeare</w:t>
+      </w:r>
       <w:r>
         <w:rPr>
           <w:rFonts w:ascii="Times New Roman" w:hAnsi="Times New Roman" w:cs="Times New Roman"/>
@@ -6916,7 +6393,7 @@
           <w:szCs w:val="28"/>
           <w:lang w:val="es-US"/>
         </w:rPr>
-        <w:t xml:space="preserve">Cuando hicimos la modificación de MAX_ITERS, </w:t>
+        <w:t xml:space="preserve">. Con esto concluimos que un transformer con mayores capacidades puede aprovechar mejor el algoritmo de self-attention, pero esto requerirá </w:t>
       </w:r>
       <w:r>
         <w:rPr>
@@ -6925,9 +6402,8 @@
           <w:szCs w:val="28"/>
           <w:lang w:val="es-US"/>
         </w:rPr>
-        <w:t xml:space="preserve">mejoró en torno a la capacidad del modelo; se podría decir que entrenarlo por más etapas podría dar mejores resultados, pero tampoco podría ser muy extendida en tiempo, ya que podría tener errores, ya sea por capacidad o por </w:t>
-      </w:r>
-      <w:proofErr w:type="spellStart"/>
+        <w:t>más</w:t>
+      </w:r>
       <w:r>
         <w:rPr>
           <w:rFonts w:ascii="Times New Roman" w:hAnsi="Times New Roman" w:cs="Times New Roman"/>
@@ -6935,149 +6411,26 @@
           <w:szCs w:val="28"/>
           <w:lang w:val="es-US"/>
         </w:rPr>
-        <w:t>overfitting</w:t>
-      </w:r>
-      <w:proofErr w:type="spellEnd"/>
-      <w:r>
+        <w:t xml:space="preserve"> tiempo de entrenamiento y costos computacionales.</w:t>
+      </w:r>
+    </w:p>
+    <w:p>
+      <w:pPr>
         <w:rPr>
           <w:rFonts w:ascii="Times New Roman" w:hAnsi="Times New Roman" w:cs="Times New Roman"/>
           <w:sz w:val="28"/>
           <w:szCs w:val="28"/>
           <w:lang w:val="es-US"/>
         </w:rPr>
-        <w:t>.</w:t>
-      </w:r>
-    </w:p>
-    <w:p>
-      <w:pPr>
+      </w:pPr>
+      <w:r>
         <w:rPr>
           <w:rFonts w:ascii="Times New Roman" w:hAnsi="Times New Roman" w:cs="Times New Roman"/>
           <w:sz w:val="28"/>
           <w:szCs w:val="28"/>
           <w:lang w:val="es-US"/>
         </w:rPr>
-      </w:pPr>
-      <w:r>
-        <w:rPr>
-          <w:rFonts w:ascii="Times New Roman" w:hAnsi="Times New Roman" w:cs="Times New Roman"/>
-          <w:sz w:val="28"/>
-          <w:szCs w:val="28"/>
-          <w:lang w:val="es-US"/>
-        </w:rPr>
         <w:lastRenderedPageBreak/>
-        <w:t xml:space="preserve">Obtuvimos un mejor resultado cuando juntamos todas estas modificaciones, ya que fue una </w:t>
-      </w:r>
-      <w:r>
-        <w:rPr>
-          <w:rFonts w:ascii="Times New Roman" w:hAnsi="Times New Roman" w:cs="Times New Roman"/>
-          <w:sz w:val="28"/>
-          <w:szCs w:val="28"/>
-          <w:lang w:val="es-US"/>
-        </w:rPr>
-        <w:t>fusión de lo mencionado anteriormente. Se notó que los fragmentos eran más reconocibles, con un mejor uso de los signos y una mayor</w:t>
-      </w:r>
-      <w:r>
-        <w:rPr>
-          <w:rFonts w:ascii="Times New Roman" w:hAnsi="Times New Roman" w:cs="Times New Roman"/>
-          <w:sz w:val="28"/>
-          <w:szCs w:val="28"/>
-          <w:lang w:val="es-US"/>
-        </w:rPr>
-        <w:t xml:space="preserve"> distinción de los nombres. Lo </w:t>
-      </w:r>
-      <w:r>
-        <w:rPr>
-          <w:rFonts w:ascii="Times New Roman" w:hAnsi="Times New Roman" w:cs="Times New Roman"/>
-          <w:sz w:val="28"/>
-          <w:szCs w:val="28"/>
-          <w:lang w:val="es-US"/>
-        </w:rPr>
-        <w:t>más importante que se asimilaba a la estructura de la data de Shakespeare</w:t>
-      </w:r>
-      <w:r>
-        <w:rPr>
-          <w:rFonts w:ascii="Times New Roman" w:hAnsi="Times New Roman" w:cs="Times New Roman"/>
-          <w:sz w:val="28"/>
-          <w:szCs w:val="28"/>
-          <w:lang w:val="es-US"/>
-        </w:rPr>
-        <w:t xml:space="preserve">. Con esto concluimos que un </w:t>
-      </w:r>
-      <w:proofErr w:type="spellStart"/>
-      <w:r>
-        <w:rPr>
-          <w:rFonts w:ascii="Times New Roman" w:hAnsi="Times New Roman" w:cs="Times New Roman"/>
-          <w:sz w:val="28"/>
-          <w:szCs w:val="28"/>
-          <w:lang w:val="es-US"/>
-        </w:rPr>
-        <w:t>transformer</w:t>
-      </w:r>
-      <w:proofErr w:type="spellEnd"/>
-      <w:r>
-        <w:rPr>
-          <w:rFonts w:ascii="Times New Roman" w:hAnsi="Times New Roman" w:cs="Times New Roman"/>
-          <w:sz w:val="28"/>
-          <w:szCs w:val="28"/>
-          <w:lang w:val="es-US"/>
-        </w:rPr>
-        <w:t xml:space="preserve"> con mayores capacidades puede aprovechar mejor el algoritmo de </w:t>
-      </w:r>
-      <w:proofErr w:type="spellStart"/>
-      <w:r>
-        <w:rPr>
-          <w:rFonts w:ascii="Times New Roman" w:hAnsi="Times New Roman" w:cs="Times New Roman"/>
-          <w:sz w:val="28"/>
-          <w:szCs w:val="28"/>
-          <w:lang w:val="es-US"/>
-        </w:rPr>
-        <w:t>self-attention</w:t>
-      </w:r>
-      <w:proofErr w:type="spellEnd"/>
-      <w:r>
-        <w:rPr>
-          <w:rFonts w:ascii="Times New Roman" w:hAnsi="Times New Roman" w:cs="Times New Roman"/>
-          <w:sz w:val="28"/>
-          <w:szCs w:val="28"/>
-          <w:lang w:val="es-US"/>
-        </w:rPr>
-        <w:t xml:space="preserve">, pero esto requerirá </w:t>
-      </w:r>
-      <w:r>
-        <w:rPr>
-          <w:rFonts w:ascii="Times New Roman" w:hAnsi="Times New Roman" w:cs="Times New Roman"/>
-          <w:sz w:val="28"/>
-          <w:szCs w:val="28"/>
-          <w:lang w:val="es-US"/>
-        </w:rPr>
-        <w:t>más</w:t>
-      </w:r>
-      <w:r>
-        <w:rPr>
-          <w:rFonts w:ascii="Times New Roman" w:hAnsi="Times New Roman" w:cs="Times New Roman"/>
-          <w:sz w:val="28"/>
-          <w:szCs w:val="28"/>
-          <w:lang w:val="es-US"/>
-        </w:rPr>
-        <w:t xml:space="preserve"> tiempo de entrenamiento y costos computacionales.</w:t>
-      </w:r>
-    </w:p>
-    <w:p>
-      <w:pPr>
-        <w:rPr>
-          <w:rFonts w:ascii="Times New Roman" w:hAnsi="Times New Roman" w:cs="Times New Roman"/>
-          <w:sz w:val="28"/>
-          <w:szCs w:val="28"/>
-          <w:lang w:val="es-US"/>
-        </w:rPr>
-      </w:pPr>
-      <w:r>
-        <w:rPr>
-          <w:rFonts w:ascii="Times New Roman" w:hAnsi="Times New Roman" w:cs="Times New Roman"/>
-          <w:sz w:val="28"/>
-          <w:szCs w:val="28"/>
-          <w:lang w:val="es-US"/>
-        </w:rPr>
         <w:t>Adjuntamos una captura de pantalla con la actualización de los valores.</w:t>
       </w:r>
       <w:r>
@@ -7113,7 +6466,7 @@
                     <pic:cNvPicPr/>
                   </pic:nvPicPr>
                   <pic:blipFill>
-                    <a:blip r:embed="rId9"/>
+                    <a:blip r:embed="rId10"/>
                     <a:stretch>
                       <a:fillRect/>
                     </a:stretch>
@@ -8015,11 +7368,11 @@
     <w:qFormat/>
     <w:rsid w:val="00546537"/>
   </w:style>
-  <w:style w:type="paragraph" w:styleId="Ttulo1">
+  <w:style w:type="paragraph" w:styleId="Heading1">
     <w:name w:val="heading 1"/>
     <w:basedOn w:val="Normal"/>
     <w:next w:val="Normal"/>
-    <w:link w:val="Ttulo1Car"/>
+    <w:link w:val="Heading1Char"/>
     <w:uiPriority w:val="9"/>
     <w:qFormat/>
     <w:rsid w:val="00546537"/>
@@ -8036,11 +7389,11 @@
       <w:szCs w:val="40"/>
     </w:rPr>
   </w:style>
-  <w:style w:type="paragraph" w:styleId="Ttulo2">
+  <w:style w:type="paragraph" w:styleId="Heading2">
     <w:name w:val="heading 2"/>
     <w:basedOn w:val="Normal"/>
     <w:next w:val="Normal"/>
-    <w:link w:val="Ttulo2Car"/>
+    <w:link w:val="Heading2Char"/>
     <w:uiPriority w:val="9"/>
     <w:semiHidden/>
     <w:unhideWhenUsed/>
@@ -8059,11 +7412,11 @@
       <w:szCs w:val="32"/>
     </w:rPr>
   </w:style>
-  <w:style w:type="paragraph" w:styleId="Ttulo3">
+  <w:style w:type="paragraph" w:styleId="Heading3">
     <w:name w:val="heading 3"/>
     <w:basedOn w:val="Normal"/>
     <w:next w:val="Normal"/>
-    <w:link w:val="Ttulo3Car"/>
+    <w:link w:val="Heading3Char"/>
     <w:uiPriority w:val="9"/>
     <w:semiHidden/>
     <w:unhideWhenUsed/>
@@ -8082,11 +7435,11 @@
       <w:szCs w:val="28"/>
     </w:rPr>
   </w:style>
-  <w:style w:type="paragraph" w:styleId="Ttulo4">
+  <w:style w:type="paragraph" w:styleId="Heading4">
     <w:name w:val="heading 4"/>
     <w:basedOn w:val="Normal"/>
     <w:next w:val="Normal"/>
-    <w:link w:val="Ttulo4Car"/>
+    <w:link w:val="Heading4Char"/>
     <w:uiPriority w:val="9"/>
     <w:semiHidden/>
     <w:unhideWhenUsed/>
@@ -8105,11 +7458,11 @@
       <w:color w:val="0F4761" w:themeColor="accent1" w:themeShade="BF"/>
     </w:rPr>
   </w:style>
-  <w:style w:type="paragraph" w:styleId="Ttulo5">
+  <w:style w:type="paragraph" w:styleId="Heading5">
     <w:name w:val="heading 5"/>
     <w:basedOn w:val="Normal"/>
     <w:next w:val="Normal"/>
-    <w:link w:val="Ttulo5Car"/>
+    <w:link w:val="Heading5Char"/>
     <w:uiPriority w:val="9"/>
     <w:semiHidden/>
     <w:unhideWhenUsed/>
@@ -8126,11 +7479,11 @@
       <w:color w:val="0F4761" w:themeColor="accent1" w:themeShade="BF"/>
     </w:rPr>
   </w:style>
-  <w:style w:type="paragraph" w:styleId="Ttulo6">
+  <w:style w:type="paragraph" w:styleId="Heading6">
     <w:name w:val="heading 6"/>
     <w:basedOn w:val="Normal"/>
     <w:next w:val="Normal"/>
-    <w:link w:val="Ttulo6Car"/>
+    <w:link w:val="Heading6Char"/>
     <w:uiPriority w:val="9"/>
     <w:semiHidden/>
     <w:unhideWhenUsed/>
@@ -8149,11 +7502,11 @@
       <w:color w:val="595959" w:themeColor="text1" w:themeTint="A6"/>
     </w:rPr>
   </w:style>
-  <w:style w:type="paragraph" w:styleId="Ttulo7">
+  <w:style w:type="paragraph" w:styleId="Heading7">
     <w:name w:val="heading 7"/>
     <w:basedOn w:val="Normal"/>
     <w:next w:val="Normal"/>
-    <w:link w:val="Ttulo7Car"/>
+    <w:link w:val="Heading7Char"/>
     <w:uiPriority w:val="9"/>
     <w:semiHidden/>
     <w:unhideWhenUsed/>
@@ -8170,11 +7523,11 @@
       <w:color w:val="595959" w:themeColor="text1" w:themeTint="A6"/>
     </w:rPr>
   </w:style>
-  <w:style w:type="paragraph" w:styleId="Ttulo8">
+  <w:style w:type="paragraph" w:styleId="Heading8">
     <w:name w:val="heading 8"/>
     <w:basedOn w:val="Normal"/>
     <w:next w:val="Normal"/>
-    <w:link w:val="Ttulo8Car"/>
+    <w:link w:val="Heading8Char"/>
     <w:uiPriority w:val="9"/>
     <w:semiHidden/>
     <w:unhideWhenUsed/>
@@ -8193,11 +7546,11 @@
       <w:color w:val="272727" w:themeColor="text1" w:themeTint="D8"/>
     </w:rPr>
   </w:style>
-  <w:style w:type="paragraph" w:styleId="Ttulo9">
+  <w:style w:type="paragraph" w:styleId="Heading9">
     <w:name w:val="heading 9"/>
     <w:basedOn w:val="Normal"/>
     <w:next w:val="Normal"/>
-    <w:link w:val="Ttulo9Car"/>
+    <w:link w:val="Heading9Char"/>
     <w:uiPriority w:val="9"/>
     <w:semiHidden/>
     <w:unhideWhenUsed/>
@@ -8214,13 +7567,13 @@
       <w:color w:val="272727" w:themeColor="text1" w:themeTint="D8"/>
     </w:rPr>
   </w:style>
-  <w:style w:type="character" w:default="1" w:styleId="Fuentedeprrafopredeter">
+  <w:style w:type="character" w:default="1" w:styleId="DefaultParagraphFont">
     <w:name w:val="Default Paragraph Font"/>
     <w:uiPriority w:val="1"/>
     <w:semiHidden/>
     <w:unhideWhenUsed/>
   </w:style>
-  <w:style w:type="table" w:default="1" w:styleId="Tablanormal">
+  <w:style w:type="table" w:default="1" w:styleId="TableNormal">
     <w:name w:val="Normal Table"/>
     <w:uiPriority w:val="99"/>
     <w:semiHidden/>
@@ -8235,16 +7588,16 @@
       </w:tblCellMar>
     </w:tblPr>
   </w:style>
-  <w:style w:type="numbering" w:default="1" w:styleId="Sinlista">
+  <w:style w:type="numbering" w:default="1" w:styleId="NoList">
     <w:name w:val="No List"/>
     <w:uiPriority w:val="99"/>
     <w:semiHidden/>
     <w:unhideWhenUsed/>
   </w:style>
-  <w:style w:type="character" w:customStyle="1" w:styleId="Ttulo1Car">
-    <w:name w:val="Título 1 Car"/>
-    <w:basedOn w:val="Fuentedeprrafopredeter"/>
-    <w:link w:val="Ttulo1"/>
+  <w:style w:type="character" w:customStyle="1" w:styleId="Heading1Char">
+    <w:name w:val="Heading 1 Char"/>
+    <w:basedOn w:val="DefaultParagraphFont"/>
+    <w:link w:val="Heading1"/>
     <w:uiPriority w:val="9"/>
     <w:rsid w:val="00546537"/>
     <w:rPr>
@@ -8254,10 +7607,10 @@
       <w:szCs w:val="40"/>
     </w:rPr>
   </w:style>
-  <w:style w:type="character" w:customStyle="1" w:styleId="Ttulo2Car">
-    <w:name w:val="Título 2 Car"/>
-    <w:basedOn w:val="Fuentedeprrafopredeter"/>
-    <w:link w:val="Ttulo2"/>
+  <w:style w:type="character" w:customStyle="1" w:styleId="Heading2Char">
+    <w:name w:val="Heading 2 Char"/>
+    <w:basedOn w:val="DefaultParagraphFont"/>
+    <w:link w:val="Heading2"/>
     <w:uiPriority w:val="9"/>
     <w:semiHidden/>
     <w:rsid w:val="00546537"/>
@@ -8268,10 +7621,10 @@
       <w:szCs w:val="32"/>
     </w:rPr>
   </w:style>
-  <w:style w:type="character" w:customStyle="1" w:styleId="Ttulo3Car">
-    <w:name w:val="Título 3 Car"/>
-    <w:basedOn w:val="Fuentedeprrafopredeter"/>
-    <w:link w:val="Ttulo3"/>
+  <w:style w:type="character" w:customStyle="1" w:styleId="Heading3Char">
+    <w:name w:val="Heading 3 Char"/>
+    <w:basedOn w:val="DefaultParagraphFont"/>
+    <w:link w:val="Heading3"/>
     <w:uiPriority w:val="9"/>
     <w:semiHidden/>
     <w:rsid w:val="00546537"/>
@@ -8282,10 +7635,10 @@
       <w:szCs w:val="28"/>
     </w:rPr>
   </w:style>
-  <w:style w:type="character" w:customStyle="1" w:styleId="Ttulo4Car">
-    <w:name w:val="Título 4 Car"/>
-    <w:basedOn w:val="Fuentedeprrafopredeter"/>
-    <w:link w:val="Ttulo4"/>
+  <w:style w:type="character" w:customStyle="1" w:styleId="Heading4Char">
+    <w:name w:val="Heading 4 Char"/>
+    <w:basedOn w:val="DefaultParagraphFont"/>
+    <w:link w:val="Heading4"/>
     <w:uiPriority w:val="9"/>
     <w:semiHidden/>
     <w:rsid w:val="00546537"/>
@@ -8296,10 +7649,10 @@
       <w:color w:val="0F4761" w:themeColor="accent1" w:themeShade="BF"/>
     </w:rPr>
   </w:style>
-  <w:style w:type="character" w:customStyle="1" w:styleId="Ttulo5Car">
-    <w:name w:val="Título 5 Car"/>
-    <w:basedOn w:val="Fuentedeprrafopredeter"/>
-    <w:link w:val="Ttulo5"/>
+  <w:style w:type="character" w:customStyle="1" w:styleId="Heading5Char">
+    <w:name w:val="Heading 5 Char"/>
+    <w:basedOn w:val="DefaultParagraphFont"/>
+    <w:link w:val="Heading5"/>
     <w:uiPriority w:val="9"/>
     <w:semiHidden/>
     <w:rsid w:val="00546537"/>
@@ -8308,10 +7661,10 @@
       <w:color w:val="0F4761" w:themeColor="accent1" w:themeShade="BF"/>
     </w:rPr>
   </w:style>
-  <w:style w:type="character" w:customStyle="1" w:styleId="Ttulo6Car">
-    <w:name w:val="Título 6 Car"/>
-    <w:basedOn w:val="Fuentedeprrafopredeter"/>
-    <w:link w:val="Ttulo6"/>
+  <w:style w:type="character" w:customStyle="1" w:styleId="Heading6Char">
+    <w:name w:val="Heading 6 Char"/>
+    <w:basedOn w:val="DefaultParagraphFont"/>
+    <w:link w:val="Heading6"/>
     <w:uiPriority w:val="9"/>
     <w:semiHidden/>
     <w:rsid w:val="00546537"/>
@@ -8322,10 +7675,10 @@
       <w:color w:val="595959" w:themeColor="text1" w:themeTint="A6"/>
     </w:rPr>
   </w:style>
-  <w:style w:type="character" w:customStyle="1" w:styleId="Ttulo7Car">
-    <w:name w:val="Título 7 Car"/>
-    <w:basedOn w:val="Fuentedeprrafopredeter"/>
-    <w:link w:val="Ttulo7"/>
+  <w:style w:type="character" w:customStyle="1" w:styleId="Heading7Char">
+    <w:name w:val="Heading 7 Char"/>
+    <w:basedOn w:val="DefaultParagraphFont"/>
+    <w:link w:val="Heading7"/>
     <w:uiPriority w:val="9"/>
     <w:semiHidden/>
     <w:rsid w:val="00546537"/>
@@ -8334,10 +7687,10 @@
       <w:color w:val="595959" w:themeColor="text1" w:themeTint="A6"/>
     </w:rPr>
   </w:style>
-  <w:style w:type="character" w:customStyle="1" w:styleId="Ttulo8Car">
-    <w:name w:val="Título 8 Car"/>
-    <w:basedOn w:val="Fuentedeprrafopredeter"/>
-    <w:link w:val="Ttulo8"/>
+  <w:style w:type="character" w:customStyle="1" w:styleId="Heading8Char">
+    <w:name w:val="Heading 8 Char"/>
+    <w:basedOn w:val="DefaultParagraphFont"/>
+    <w:link w:val="Heading8"/>
     <w:uiPriority w:val="9"/>
     <w:semiHidden/>
     <w:rsid w:val="00546537"/>
@@ -8348,10 +7701,10 @@
       <w:color w:val="272727" w:themeColor="text1" w:themeTint="D8"/>
     </w:rPr>
   </w:style>
-  <w:style w:type="character" w:customStyle="1" w:styleId="Ttulo9Car">
-    <w:name w:val="Título 9 Car"/>
-    <w:basedOn w:val="Fuentedeprrafopredeter"/>
-    <w:link w:val="Ttulo9"/>
+  <w:style w:type="character" w:customStyle="1" w:styleId="Heading9Char">
+    <w:name w:val="Heading 9 Char"/>
+    <w:basedOn w:val="DefaultParagraphFont"/>
+    <w:link w:val="Heading9"/>
     <w:uiPriority w:val="9"/>
     <w:semiHidden/>
     <w:rsid w:val="00546537"/>
@@ -8360,11 +7713,11 @@
       <w:color w:val="272727" w:themeColor="text1" w:themeTint="D8"/>
     </w:rPr>
   </w:style>
-  <w:style w:type="paragraph" w:styleId="Ttulo">
+  <w:style w:type="paragraph" w:styleId="Title">
     <w:name w:val="Title"/>
     <w:basedOn w:val="Normal"/>
     <w:next w:val="Normal"/>
-    <w:link w:val="TtuloCar"/>
+    <w:link w:val="TitleChar"/>
     <w:uiPriority w:val="10"/>
     <w:qFormat/>
     <w:rsid w:val="00546537"/>
@@ -8380,10 +7733,10 @@
       <w:szCs w:val="56"/>
     </w:rPr>
   </w:style>
-  <w:style w:type="character" w:customStyle="1" w:styleId="TtuloCar">
-    <w:name w:val="Título Car"/>
-    <w:basedOn w:val="Fuentedeprrafopredeter"/>
-    <w:link w:val="Ttulo"/>
+  <w:style w:type="character" w:customStyle="1" w:styleId="TitleChar">
+    <w:name w:val="Title Char"/>
+    <w:basedOn w:val="DefaultParagraphFont"/>
+    <w:link w:val="Title"/>
     <w:uiPriority w:val="10"/>
     <w:rsid w:val="00546537"/>
     <w:rPr>
@@ -8394,11 +7747,11 @@
       <w:szCs w:val="56"/>
     </w:rPr>
   </w:style>
-  <w:style w:type="paragraph" w:styleId="Subttulo">
+  <w:style w:type="paragraph" w:styleId="Subtitle">
     <w:name w:val="Subtitle"/>
     <w:basedOn w:val="Normal"/>
     <w:next w:val="Normal"/>
-    <w:link w:val="SubttuloCar"/>
+    <w:link w:val="SubtitleChar"/>
     <w:uiPriority w:val="11"/>
     <w:qFormat/>
     <w:rsid w:val="00546537"/>
@@ -8415,10 +7768,10 @@
       <w:szCs w:val="28"/>
     </w:rPr>
   </w:style>
-  <w:style w:type="character" w:customStyle="1" w:styleId="SubttuloCar">
-    <w:name w:val="Subtítulo Car"/>
-    <w:basedOn w:val="Fuentedeprrafopredeter"/>
-    <w:link w:val="Subttulo"/>
+  <w:style w:type="character" w:customStyle="1" w:styleId="SubtitleChar">
+    <w:name w:val="Subtitle Char"/>
+    <w:basedOn w:val="DefaultParagraphFont"/>
+    <w:link w:val="Subtitle"/>
     <w:uiPriority w:val="11"/>
     <w:rsid w:val="00546537"/>
     <w:rPr>
@@ -8429,11 +7782,11 @@
       <w:szCs w:val="28"/>
     </w:rPr>
   </w:style>
-  <w:style w:type="paragraph" w:styleId="Cita">
+  <w:style w:type="paragraph" w:styleId="Quote">
     <w:name w:val="Quote"/>
     <w:basedOn w:val="Normal"/>
     <w:next w:val="Normal"/>
-    <w:link w:val="CitaCar"/>
+    <w:link w:val="QuoteChar"/>
     <w:uiPriority w:val="29"/>
     <w:qFormat/>
     <w:rsid w:val="00546537"/>
@@ -8447,10 +7800,10 @@
       <w:color w:val="404040" w:themeColor="text1" w:themeTint="BF"/>
     </w:rPr>
   </w:style>
-  <w:style w:type="character" w:customStyle="1" w:styleId="CitaCar">
-    <w:name w:val="Cita Car"/>
-    <w:basedOn w:val="Fuentedeprrafopredeter"/>
-    <w:link w:val="Cita"/>
+  <w:style w:type="character" w:customStyle="1" w:styleId="QuoteChar">
+    <w:name w:val="Quote Char"/>
+    <w:basedOn w:val="DefaultParagraphFont"/>
+    <w:link w:val="Quote"/>
     <w:uiPriority w:val="29"/>
     <w:rsid w:val="00546537"/>
     <w:rPr>
@@ -8459,7 +7812,7 @@
       <w:color w:val="404040" w:themeColor="text1" w:themeTint="BF"/>
     </w:rPr>
   </w:style>
-  <w:style w:type="paragraph" w:styleId="Prrafodelista">
+  <w:style w:type="paragraph" w:styleId="ListParagraph">
     <w:name w:val="List Paragraph"/>
     <w:basedOn w:val="Normal"/>
     <w:uiPriority w:val="34"/>
@@ -8470,9 +7823,9 @@
       <w:contextualSpacing/>
     </w:pPr>
   </w:style>
-  <w:style w:type="character" w:styleId="nfasisintenso">
+  <w:style w:type="character" w:styleId="IntenseEmphasis">
     <w:name w:val="Intense Emphasis"/>
-    <w:basedOn w:val="Fuentedeprrafopredeter"/>
+    <w:basedOn w:val="DefaultParagraphFont"/>
     <w:uiPriority w:val="21"/>
     <w:qFormat/>
     <w:rsid w:val="00546537"/>
@@ -8482,11 +7835,11 @@
       <w:color w:val="0F4761" w:themeColor="accent1" w:themeShade="BF"/>
     </w:rPr>
   </w:style>
-  <w:style w:type="paragraph" w:styleId="Citadestacada">
+  <w:style w:type="paragraph" w:styleId="IntenseQuote">
     <w:name w:val="Intense Quote"/>
     <w:basedOn w:val="Normal"/>
     <w:next w:val="Normal"/>
-    <w:link w:val="CitadestacadaCar"/>
+    <w:link w:val="IntenseQuoteChar"/>
     <w:uiPriority w:val="30"/>
     <w:qFormat/>
     <w:rsid w:val="00546537"/>
@@ -8505,10 +7858,10 @@
       <w:color w:val="0F4761" w:themeColor="accent1" w:themeShade="BF"/>
     </w:rPr>
   </w:style>
-  <w:style w:type="character" w:customStyle="1" w:styleId="CitadestacadaCar">
-    <w:name w:val="Cita destacada Car"/>
-    <w:basedOn w:val="Fuentedeprrafopredeter"/>
-    <w:link w:val="Citadestacada"/>
+  <w:style w:type="character" w:customStyle="1" w:styleId="IntenseQuoteChar">
+    <w:name w:val="Intense Quote Char"/>
+    <w:basedOn w:val="DefaultParagraphFont"/>
+    <w:link w:val="IntenseQuote"/>
     <w:uiPriority w:val="30"/>
     <w:rsid w:val="00546537"/>
     <w:rPr>
@@ -8517,9 +7870,9 @@
       <w:color w:val="0F4761" w:themeColor="accent1" w:themeShade="BF"/>
     </w:rPr>
   </w:style>
-  <w:style w:type="character" w:styleId="Referenciaintensa">
+  <w:style w:type="character" w:styleId="IntenseReference">
     <w:name w:val="Intense Reference"/>
-    <w:basedOn w:val="Fuentedeprrafopredeter"/>
+    <w:basedOn w:val="DefaultParagraphFont"/>
     <w:uiPriority w:val="32"/>
     <w:qFormat/>
     <w:rsid w:val="00546537"/>
@@ -8531,9 +7884,9 @@
       <w:spacing w:val="5"/>
     </w:rPr>
   </w:style>
-  <w:style w:type="character" w:styleId="Hipervnculo">
+  <w:style w:type="character" w:styleId="Hyperlink">
     <w:name w:val="Hyperlink"/>
-    <w:basedOn w:val="Fuentedeprrafopredeter"/>
+    <w:basedOn w:val="DefaultParagraphFont"/>
     <w:uiPriority w:val="99"/>
     <w:unhideWhenUsed/>
     <w:rsid w:val="00746AAC"/>
@@ -8542,9 +7895,9 @@
       <w:u w:val="single"/>
     </w:rPr>
   </w:style>
-  <w:style w:type="character" w:styleId="Mencinsinresolver">
+  <w:style w:type="character" w:styleId="UnresolvedMention">
     <w:name w:val="Unresolved Mention"/>
-    <w:basedOn w:val="Fuentedeprrafopredeter"/>
+    <w:basedOn w:val="DefaultParagraphFont"/>
     <w:uiPriority w:val="99"/>
     <w:semiHidden/>
     <w:unhideWhenUsed/>
